--- a/docs/PoolBuddy-Tehnicka-Specifikacija.docx
+++ b/docs/PoolBuddy-Tehnicka-Specifikacija.docx
@@ -1525,51 +1525,139 @@
       </w:r>
       <w:proofErr w:type="spellEnd"/>
       <w:r>
+        <w:t xml:space="preserve"> je full-stack </w:t>
+      </w:r>
+      <w:proofErr w:type="spellStart"/>
+      <w:r>
+        <w:t>veb</w:t>
+      </w:r>
+      <w:proofErr w:type="spellEnd"/>
+      <w:r>
+        <w:t xml:space="preserve"> </w:t>
+      </w:r>
+      <w:proofErr w:type="spellStart"/>
+      <w:r>
+        <w:t>aplikacija</w:t>
+      </w:r>
+      <w:proofErr w:type="spellEnd"/>
+      <w:r>
+        <w:t xml:space="preserve"> za </w:t>
+      </w:r>
+      <w:proofErr w:type="spellStart"/>
+      <w:r>
+        <w:t>upravljanje</w:t>
+      </w:r>
+      <w:proofErr w:type="spellEnd"/>
+      <w:r>
+        <w:t xml:space="preserve"> </w:t>
+      </w:r>
+      <w:proofErr w:type="spellStart"/>
+      <w:r>
+        <w:t>terminima</w:t>
+      </w:r>
+      <w:proofErr w:type="spellEnd"/>
+      <w:r>
+        <w:t xml:space="preserve"> </w:t>
+      </w:r>
+      <w:proofErr w:type="spellStart"/>
+      <w:r>
+        <w:t>i</w:t>
+      </w:r>
+      <w:proofErr w:type="spellEnd"/>
+      <w:r>
+        <w:t xml:space="preserve"> </w:t>
+      </w:r>
+      <w:proofErr w:type="spellStart"/>
+      <w:r>
+        <w:t>rezervacijama</w:t>
+      </w:r>
+      <w:proofErr w:type="spellEnd"/>
+      <w:r>
+        <w:t xml:space="preserve"> </w:t>
+      </w:r>
+      <w:proofErr w:type="spellStart"/>
+      <w:r>
+        <w:t>na</w:t>
+      </w:r>
+      <w:proofErr w:type="spellEnd"/>
+      <w:r>
+        <w:t xml:space="preserve"> </w:t>
+      </w:r>
+      <w:proofErr w:type="spellStart"/>
+      <w:r>
+        <w:t>bazenu</w:t>
+      </w:r>
+      <w:proofErr w:type="spellEnd"/>
+      <w:r>
+        <w:t xml:space="preserve">. </w:t>
+      </w:r>
+      <w:proofErr w:type="spellStart"/>
+      <w:r>
+        <w:t>Cilj</w:t>
+      </w:r>
+      <w:proofErr w:type="spellEnd"/>
+      <w:r>
+        <w:t xml:space="preserve"> </w:t>
+      </w:r>
+      <w:proofErr w:type="spellStart"/>
+      <w:r>
+        <w:t>projekta</w:t>
+      </w:r>
+      <w:proofErr w:type="spellEnd"/>
+      <w:r>
         <w:t xml:space="preserve"> je </w:t>
       </w:r>
-      <w:proofErr w:type="gramStart"/>
-      <w:r>
-        <w:t>full-stack</w:t>
-      </w:r>
-      <w:proofErr w:type="gramEnd"/>
-      <w:r>
-        <w:t xml:space="preserve"> </w:t>
-      </w:r>
-      <w:proofErr w:type="spellStart"/>
-      <w:r>
-        <w:t>veb</w:t>
-      </w:r>
-      <w:proofErr w:type="spellEnd"/>
-      <w:r>
-        <w:t xml:space="preserve"> </w:t>
-      </w:r>
-      <w:proofErr w:type="spellStart"/>
-      <w:r>
-        <w:t>aplikacija</w:t>
-      </w:r>
-      <w:proofErr w:type="spellEnd"/>
-      <w:r>
-        <w:t xml:space="preserve"> za </w:t>
-      </w:r>
-      <w:proofErr w:type="spellStart"/>
-      <w:r>
-        <w:t>upravljanje</w:t>
-      </w:r>
-      <w:proofErr w:type="spellEnd"/>
-      <w:r>
-        <w:t xml:space="preserve"> </w:t>
-      </w:r>
-      <w:proofErr w:type="spellStart"/>
-      <w:r>
-        <w:t>terminima</w:t>
-      </w:r>
-      <w:proofErr w:type="spellEnd"/>
-      <w:r>
-        <w:t xml:space="preserve"> </w:t>
-      </w:r>
-      <w:proofErr w:type="spellStart"/>
-      <w:r>
-        <w:t>plivanja</w:t>
+      <w:proofErr w:type="spellStart"/>
+      <w:r>
+        <w:t>omogućiti</w:t>
+      </w:r>
+      <w:proofErr w:type="spellEnd"/>
+      <w:r>
+        <w:t xml:space="preserve"> </w:t>
+      </w:r>
+      <w:proofErr w:type="spellStart"/>
+      <w:r>
+        <w:t>korisnicima</w:t>
+      </w:r>
+      <w:proofErr w:type="spellEnd"/>
+      <w:r>
+        <w:t xml:space="preserve"> da online </w:t>
+      </w:r>
+      <w:proofErr w:type="spellStart"/>
+      <w:r>
+        <w:t>pregledaju</w:t>
+      </w:r>
+      <w:proofErr w:type="spellEnd"/>
+      <w:r>
+        <w:t xml:space="preserve"> </w:t>
+      </w:r>
+      <w:proofErr w:type="spellStart"/>
+      <w:r>
+        <w:t>dostupne</w:t>
+      </w:r>
+      <w:proofErr w:type="spellEnd"/>
+      <w:r>
+        <w:t xml:space="preserve"> </w:t>
+      </w:r>
+      <w:proofErr w:type="spellStart"/>
+      <w:r>
+        <w:t>termine</w:t>
+      </w:r>
+      <w:proofErr w:type="spellEnd"/>
+      <w:r>
+        <w:t xml:space="preserve">, </w:t>
+      </w:r>
+      <w:proofErr w:type="spellStart"/>
+      <w:r>
+        <w:t>rezervišu</w:t>
+      </w:r>
+      <w:proofErr w:type="spellEnd"/>
+      <w:r>
+        <w:t xml:space="preserve"> </w:t>
+      </w:r>
+      <w:proofErr w:type="spellStart"/>
+      <w:r>
+        <w:t>mesta</w:t>
       </w:r>
       <w:proofErr w:type="spellEnd"/>
       <w:r>
@@ -1585,134 +1673,30 @@
       </w:r>
       <w:proofErr w:type="spellStart"/>
       <w:r>
+        <w:t>upravljaju</w:t>
+      </w:r>
+      <w:proofErr w:type="spellEnd"/>
+      <w:r>
+        <w:t xml:space="preserve"> </w:t>
+      </w:r>
+      <w:proofErr w:type="spellStart"/>
+      <w:r>
+        <w:t>sopstvenim</w:t>
+      </w:r>
+      <w:proofErr w:type="spellEnd"/>
+      <w:r>
+        <w:t xml:space="preserve"> </w:t>
+      </w:r>
+      <w:proofErr w:type="spellStart"/>
+      <w:r>
         <w:t>rezervacijama</w:t>
       </w:r>
       <w:proofErr w:type="spellEnd"/>
       <w:r>
-        <w:t xml:space="preserve"> u </w:t>
-      </w:r>
-      <w:proofErr w:type="spellStart"/>
-      <w:r>
-        <w:t>gradskom</w:t>
-      </w:r>
-      <w:proofErr w:type="spellEnd"/>
-      <w:r>
-        <w:t xml:space="preserve"> </w:t>
-      </w:r>
-      <w:proofErr w:type="spellStart"/>
-      <w:r>
-        <w:t>bazenu</w:t>
-      </w:r>
-      <w:proofErr w:type="spellEnd"/>
-      <w:r>
-        <w:t xml:space="preserve">. </w:t>
-      </w:r>
-      <w:proofErr w:type="spellStart"/>
-      <w:r>
-        <w:t>Cilj</w:t>
-      </w:r>
-      <w:proofErr w:type="spellEnd"/>
-      <w:r>
-        <w:t xml:space="preserve"> </w:t>
-      </w:r>
-      <w:proofErr w:type="spellStart"/>
-      <w:r>
-        <w:t>projekta</w:t>
-      </w:r>
-      <w:proofErr w:type="spellEnd"/>
-      <w:r>
-        <w:t xml:space="preserve"> je </w:t>
-      </w:r>
-      <w:proofErr w:type="spellStart"/>
-      <w:r>
-        <w:t>omogućiti</w:t>
-      </w:r>
-      <w:proofErr w:type="spellEnd"/>
-      <w:r>
-        <w:t xml:space="preserve"> </w:t>
-      </w:r>
-      <w:proofErr w:type="spellStart"/>
-      <w:r>
-        <w:t>korisnicima</w:t>
-      </w:r>
-      <w:proofErr w:type="spellEnd"/>
-      <w:r>
-        <w:t xml:space="preserve"> da online </w:t>
-      </w:r>
-      <w:proofErr w:type="spellStart"/>
-      <w:r>
-        <w:t>pregledaju</w:t>
-      </w:r>
-      <w:proofErr w:type="spellEnd"/>
-      <w:r>
-        <w:t xml:space="preserve"> </w:t>
-      </w:r>
-      <w:proofErr w:type="spellStart"/>
-      <w:r>
-        <w:t>dostupne</w:t>
-      </w:r>
-      <w:proofErr w:type="spellEnd"/>
-      <w:r>
-        <w:t xml:space="preserve"> </w:t>
-      </w:r>
-      <w:proofErr w:type="spellStart"/>
-      <w:r>
-        <w:t>termine</w:t>
-      </w:r>
-      <w:proofErr w:type="spellEnd"/>
-      <w:r>
         <w:t xml:space="preserve">, </w:t>
       </w:r>
       <w:proofErr w:type="spellStart"/>
       <w:r>
-        <w:t>rezervišu</w:t>
-      </w:r>
-      <w:proofErr w:type="spellEnd"/>
-      <w:r>
-        <w:t xml:space="preserve"> </w:t>
-      </w:r>
-      <w:proofErr w:type="spellStart"/>
-      <w:r>
-        <w:t>mesta</w:t>
-      </w:r>
-      <w:proofErr w:type="spellEnd"/>
-      <w:r>
-        <w:t xml:space="preserve"> </w:t>
-      </w:r>
-      <w:proofErr w:type="spellStart"/>
-      <w:r>
-        <w:t>i</w:t>
-      </w:r>
-      <w:proofErr w:type="spellEnd"/>
-      <w:r>
-        <w:t xml:space="preserve"> </w:t>
-      </w:r>
-      <w:proofErr w:type="spellStart"/>
-      <w:r>
-        <w:t>upravljaju</w:t>
-      </w:r>
-      <w:proofErr w:type="spellEnd"/>
-      <w:r>
-        <w:t xml:space="preserve"> </w:t>
-      </w:r>
-      <w:proofErr w:type="spellStart"/>
-      <w:r>
-        <w:t>sopstvenim</w:t>
-      </w:r>
-      <w:proofErr w:type="spellEnd"/>
-      <w:r>
-        <w:t xml:space="preserve"> </w:t>
-      </w:r>
-      <w:proofErr w:type="spellStart"/>
-      <w:r>
-        <w:t>rezervacijama</w:t>
-      </w:r>
-      <w:proofErr w:type="spellEnd"/>
-      <w:r>
-        <w:t xml:space="preserve">, </w:t>
-      </w:r>
-      <w:proofErr w:type="spellStart"/>
-      <w:r>
         <w:t>dok</w:t>
       </w:r>
       <w:proofErr w:type="spellEnd"/>
@@ -1757,13 +1741,8 @@
       </w:r>
       <w:proofErr w:type="spellEnd"/>
       <w:r>
-        <w:t xml:space="preserve"> termina, </w:t>
-      </w:r>
-      <w:proofErr w:type="spellStart"/>
-      <w:r>
-        <w:t>korisnicima</w:t>
-      </w:r>
-      <w:proofErr w:type="spellEnd"/>
+        <w:t xml:space="preserve"> termina</w:t>
+      </w:r>
       <w:r>
         <w:t xml:space="preserve"> </w:t>
       </w:r>
@@ -2215,7 +2194,7 @@
       </w:r>
       <w:proofErr w:type="spellStart"/>
       <w:r>
-        <w:t>preusmjerava</w:t>
+        <w:t>preusmerava</w:t>
       </w:r>
       <w:proofErr w:type="spellEnd"/>
       <w:r>
@@ -2325,7 +2304,6 @@
         <w:t xml:space="preserve"> </w:t>
       </w:r>
       <w:proofErr w:type="spellStart"/>
-      <w:proofErr w:type="gramStart"/>
       <w:r>
         <w:t>kroz</w:t>
       </w:r>
@@ -2342,7 +2320,6 @@
         </w:rPr>
         <w:t>.env</w:t>
       </w:r>
-      <w:proofErr w:type="gramEnd"/>
       <w:r>
         <w:t xml:space="preserve"> </w:t>
       </w:r>
@@ -3929,7 +3906,6 @@
         </w:numPr>
         <w:spacing w:after="80" w:line="300" w:lineRule="auto"/>
       </w:pPr>
-      <w:proofErr w:type="gramStart"/>
       <w:r>
         <w:rPr>
           <w:rFonts w:ascii="Consolas" w:eastAsia="Consolas" w:hAnsi="Consolas" w:cs="Consolas"/>
@@ -3947,17 +3923,7 @@
           <w:szCs w:val="19"/>
           <w:shd w:val="clear" w:color="auto" w:fill="F1F5F9"/>
         </w:rPr>
-        <w:t>schema</w:t>
-      </w:r>
-      <w:proofErr w:type="gramEnd"/>
-      <w:r>
-        <w:rPr>
-          <w:rFonts w:ascii="Consolas" w:eastAsia="Consolas" w:hAnsi="Consolas" w:cs="Consolas"/>
-          <w:sz w:val="19"/>
-          <w:szCs w:val="19"/>
-          <w:shd w:val="clear" w:color="auto" w:fill="F1F5F9"/>
-        </w:rPr>
-        <w:t>.ts</w:t>
+        <w:t>schema.ts</w:t>
       </w:r>
       <w:proofErr w:type="spellEnd"/>
       <w:r>
@@ -4002,7 +3968,6 @@
         </w:numPr>
         <w:spacing w:after="80" w:line="300" w:lineRule="auto"/>
       </w:pPr>
-      <w:proofErr w:type="gramStart"/>
       <w:r>
         <w:rPr>
           <w:rFonts w:ascii="Consolas" w:eastAsia="Consolas" w:hAnsi="Consolas" w:cs="Consolas"/>
@@ -4020,17 +3985,7 @@
           <w:szCs w:val="19"/>
           <w:shd w:val="clear" w:color="auto" w:fill="F1F5F9"/>
         </w:rPr>
-        <w:t>service</w:t>
-      </w:r>
-      <w:proofErr w:type="gramEnd"/>
-      <w:r>
-        <w:rPr>
-          <w:rFonts w:ascii="Consolas" w:eastAsia="Consolas" w:hAnsi="Consolas" w:cs="Consolas"/>
-          <w:sz w:val="19"/>
-          <w:szCs w:val="19"/>
-          <w:shd w:val="clear" w:color="auto" w:fill="F1F5F9"/>
-        </w:rPr>
-        <w:t>.ts</w:t>
+        <w:t>service.ts</w:t>
       </w:r>
       <w:proofErr w:type="spellEnd"/>
       <w:r>
@@ -4075,7 +4030,6 @@
         </w:numPr>
         <w:spacing w:after="80" w:line="300" w:lineRule="auto"/>
       </w:pPr>
-      <w:proofErr w:type="gramStart"/>
       <w:r>
         <w:rPr>
           <w:rFonts w:ascii="Consolas" w:eastAsia="Consolas" w:hAnsi="Consolas" w:cs="Consolas"/>
@@ -4093,17 +4047,7 @@
           <w:szCs w:val="19"/>
           <w:shd w:val="clear" w:color="auto" w:fill="F1F5F9"/>
         </w:rPr>
-        <w:t>controller</w:t>
-      </w:r>
-      <w:proofErr w:type="gramEnd"/>
-      <w:r>
-        <w:rPr>
-          <w:rFonts w:ascii="Consolas" w:eastAsia="Consolas" w:hAnsi="Consolas" w:cs="Consolas"/>
-          <w:sz w:val="19"/>
-          <w:szCs w:val="19"/>
-          <w:shd w:val="clear" w:color="auto" w:fill="F1F5F9"/>
-        </w:rPr>
-        <w:t>.ts</w:t>
+        <w:t>controller.ts</w:t>
       </w:r>
       <w:proofErr w:type="spellEnd"/>
       <w:r>
@@ -4124,7 +4068,6 @@
         </w:numPr>
         <w:spacing w:after="80" w:line="300" w:lineRule="auto"/>
       </w:pPr>
-      <w:proofErr w:type="gramStart"/>
       <w:r>
         <w:rPr>
           <w:rFonts w:ascii="Consolas" w:eastAsia="Consolas" w:hAnsi="Consolas" w:cs="Consolas"/>
@@ -4142,17 +4085,7 @@
           <w:szCs w:val="19"/>
           <w:shd w:val="clear" w:color="auto" w:fill="F1F5F9"/>
         </w:rPr>
-        <w:t>routes</w:t>
-      </w:r>
-      <w:proofErr w:type="gramEnd"/>
-      <w:r>
-        <w:rPr>
-          <w:rFonts w:ascii="Consolas" w:eastAsia="Consolas" w:hAnsi="Consolas" w:cs="Consolas"/>
-          <w:sz w:val="19"/>
-          <w:szCs w:val="19"/>
-          <w:shd w:val="clear" w:color="auto" w:fill="F1F5F9"/>
-        </w:rPr>
-        <w:t>.ts</w:t>
+        <w:t>routes.ts</w:t>
       </w:r>
       <w:proofErr w:type="spellEnd"/>
       <w:r>
@@ -4860,6 +4793,14 @@
               </w:rPr>
               <w:t xml:space="preserve"> </w:t>
             </w:r>
+            <w:r>
+              <w:rPr>
+                <w:color w:val="1A1A1A"/>
+                <w:sz w:val="20"/>
+                <w:szCs w:val="20"/>
+              </w:rPr>
+              <w:t xml:space="preserve"> </w:t>
+            </w:r>
             <w:proofErr w:type="spellStart"/>
             <w:r>
               <w:rPr>
@@ -4876,7 +4817,7 @@
                 <w:sz w:val="20"/>
                 <w:szCs w:val="20"/>
               </w:rPr>
-              <w:t xml:space="preserve"> (CMS), </w:t>
+              <w:t xml:space="preserve">, </w:t>
             </w:r>
             <w:proofErr w:type="spellStart"/>
             <w:r>
@@ -5460,7 +5401,41 @@
                 <w:sz w:val="20"/>
                 <w:szCs w:val="20"/>
               </w:rPr>
-              <w:t xml:space="preserve">, Lista </w:t>
+              <w:t xml:space="preserve"> </w:t>
+            </w:r>
+            <w:r>
+              <w:rPr>
+                <w:color w:val="1A1A1A"/>
+                <w:sz w:val="20"/>
+                <w:szCs w:val="20"/>
+              </w:rPr>
+              <w:t>(</w:t>
+            </w:r>
+            <w:proofErr w:type="spellStart"/>
+            <w:r>
+              <w:rPr>
+                <w:color w:val="1A1A1A"/>
+                <w:sz w:val="20"/>
+                <w:szCs w:val="20"/>
+              </w:rPr>
+              <w:t>l</w:t>
+            </w:r>
+            <w:r>
+              <w:rPr>
+                <w:color w:val="1A1A1A"/>
+                <w:sz w:val="20"/>
+                <w:szCs w:val="20"/>
+              </w:rPr>
+              <w:t>ista</w:t>
+            </w:r>
+            <w:proofErr w:type="spellEnd"/>
+            <w:r>
+              <w:rPr>
+                <w:color w:val="1A1A1A"/>
+                <w:sz w:val="20"/>
+                <w:szCs w:val="20"/>
+              </w:rPr>
+              <w:t xml:space="preserve"> </w:t>
             </w:r>
             <w:proofErr w:type="spellStart"/>
             <w:r>
@@ -5478,72 +5453,8 @@
                 <w:sz w:val="20"/>
                 <w:szCs w:val="20"/>
               </w:rPr>
-              <w:t xml:space="preserve"> </w:t>
-            </w:r>
-            <w:proofErr w:type="spellStart"/>
-            <w:r>
-              <w:rPr>
-                <w:color w:val="1A1A1A"/>
-                <w:sz w:val="20"/>
-                <w:szCs w:val="20"/>
-              </w:rPr>
-              <w:t>i</w:t>
-            </w:r>
-            <w:proofErr w:type="spellEnd"/>
-            <w:r>
-              <w:rPr>
-                <w:color w:val="1A1A1A"/>
-                <w:sz w:val="20"/>
-                <w:szCs w:val="20"/>
-              </w:rPr>
-              <w:t xml:space="preserve"> </w:t>
-            </w:r>
-            <w:proofErr w:type="spellStart"/>
-            <w:r>
-              <w:rPr>
-                <w:color w:val="1A1A1A"/>
-                <w:sz w:val="20"/>
-                <w:szCs w:val="20"/>
-              </w:rPr>
-              <w:t>aktivacija</w:t>
-            </w:r>
-            <w:proofErr w:type="spellEnd"/>
-            <w:r>
-              <w:rPr>
-                <w:color w:val="1A1A1A"/>
-                <w:sz w:val="20"/>
-                <w:szCs w:val="20"/>
-              </w:rPr>
-              <w:t>/</w:t>
-            </w:r>
-            <w:proofErr w:type="spellStart"/>
-            <w:r>
-              <w:rPr>
-                <w:color w:val="1A1A1A"/>
-                <w:sz w:val="20"/>
-                <w:szCs w:val="20"/>
-              </w:rPr>
-              <w:t>deaktivacija</w:t>
-            </w:r>
-            <w:proofErr w:type="spellEnd"/>
-            <w:r>
-              <w:rPr>
-                <w:color w:val="1A1A1A"/>
-                <w:sz w:val="20"/>
-                <w:szCs w:val="20"/>
-              </w:rPr>
-              <w:t xml:space="preserve"> </w:t>
-            </w:r>
-            <w:proofErr w:type="spellStart"/>
-            <w:r>
-              <w:rPr>
-                <w:color w:val="1A1A1A"/>
-                <w:sz w:val="20"/>
-                <w:szCs w:val="20"/>
-              </w:rPr>
-              <w:t>naloga</w:t>
-            </w:r>
-            <w:proofErr w:type="spellEnd"/>
+              <w:t>)</w:t>
+            </w:r>
             <w:r>
               <w:rPr>
                 <w:color w:val="1A1A1A"/>
@@ -5568,25 +5479,7 @@
                 <w:sz w:val="20"/>
                 <w:szCs w:val="20"/>
               </w:rPr>
-              <w:t xml:space="preserve"> / </w:t>
-            </w:r>
-            <w:proofErr w:type="spellStart"/>
-            <w:r>
-              <w:rPr>
-                <w:color w:val="1A1A1A"/>
-                <w:sz w:val="20"/>
-                <w:szCs w:val="20"/>
-              </w:rPr>
-              <w:t>izmena</w:t>
-            </w:r>
-            <w:proofErr w:type="spellEnd"/>
-            <w:r>
-              <w:rPr>
-                <w:color w:val="1A1A1A"/>
-                <w:sz w:val="20"/>
-                <w:szCs w:val="20"/>
-              </w:rPr>
-              <w:t xml:space="preserve"> / </w:t>
+              <w:t xml:space="preserve"> / izmena / </w:t>
             </w:r>
             <w:proofErr w:type="spellStart"/>
             <w:r>
@@ -6336,23 +6229,13 @@
             </w:tcMar>
           </w:tcPr>
           <w:p>
-            <w:proofErr w:type="gramStart"/>
-            <w:r>
-              <w:rPr>
-                <w:color w:val="1A1A1A"/>
-                <w:sz w:val="20"/>
-                <w:szCs w:val="20"/>
-              </w:rPr>
-              <w:t>VARCHAR(</w:t>
-            </w:r>
-            <w:proofErr w:type="gramEnd"/>
-            <w:r>
-              <w:rPr>
-                <w:color w:val="1A1A1A"/>
-                <w:sz w:val="20"/>
-                <w:szCs w:val="20"/>
-              </w:rPr>
-              <w:t>36) PK</w:t>
+            <w:r>
+              <w:rPr>
+                <w:color w:val="1A1A1A"/>
+                <w:sz w:val="20"/>
+                <w:szCs w:val="20"/>
+              </w:rPr>
+              <w:t>VARCHAR(36) PK</w:t>
             </w:r>
           </w:p>
         </w:tc>
@@ -6462,23 +6345,13 @@
             </w:tcMar>
           </w:tcPr>
           <w:p>
-            <w:proofErr w:type="gramStart"/>
-            <w:r>
-              <w:rPr>
-                <w:color w:val="1A1A1A"/>
-                <w:sz w:val="20"/>
-                <w:szCs w:val="20"/>
-              </w:rPr>
-              <w:t>VARCHAR(</w:t>
-            </w:r>
-            <w:proofErr w:type="gramEnd"/>
-            <w:r>
-              <w:rPr>
-                <w:color w:val="1A1A1A"/>
-                <w:sz w:val="20"/>
-                <w:szCs w:val="20"/>
-              </w:rPr>
-              <w:t>50) NN</w:t>
+            <w:r>
+              <w:rPr>
+                <w:color w:val="1A1A1A"/>
+                <w:sz w:val="20"/>
+                <w:szCs w:val="20"/>
+              </w:rPr>
+              <w:t>VARCHAR(50) NN</w:t>
             </w:r>
           </w:p>
         </w:tc>
@@ -6569,23 +6442,13 @@
             </w:tcMar>
           </w:tcPr>
           <w:p>
-            <w:proofErr w:type="gramStart"/>
-            <w:r>
-              <w:rPr>
-                <w:color w:val="1A1A1A"/>
-                <w:sz w:val="20"/>
-                <w:szCs w:val="20"/>
-              </w:rPr>
-              <w:t>VARCHAR(</w:t>
-            </w:r>
-            <w:proofErr w:type="gramEnd"/>
-            <w:r>
-              <w:rPr>
-                <w:color w:val="1A1A1A"/>
-                <w:sz w:val="20"/>
-                <w:szCs w:val="20"/>
-              </w:rPr>
-              <w:t>50) NN</w:t>
+            <w:r>
+              <w:rPr>
+                <w:color w:val="1A1A1A"/>
+                <w:sz w:val="20"/>
+                <w:szCs w:val="20"/>
+              </w:rPr>
+              <w:t>VARCHAR(50) NN</w:t>
             </w:r>
           </w:p>
         </w:tc>
@@ -6685,23 +6548,13 @@
             </w:tcMar>
           </w:tcPr>
           <w:p>
-            <w:proofErr w:type="gramStart"/>
-            <w:r>
-              <w:rPr>
-                <w:color w:val="1A1A1A"/>
-                <w:sz w:val="20"/>
-                <w:szCs w:val="20"/>
-              </w:rPr>
-              <w:t>VARCHAR(</w:t>
-            </w:r>
-            <w:proofErr w:type="gramEnd"/>
-            <w:r>
-              <w:rPr>
-                <w:color w:val="1A1A1A"/>
-                <w:sz w:val="20"/>
-                <w:szCs w:val="20"/>
-              </w:rPr>
-              <w:t>120) UQ NN</w:t>
+            <w:r>
+              <w:rPr>
+                <w:color w:val="1A1A1A"/>
+                <w:sz w:val="20"/>
+                <w:szCs w:val="20"/>
+              </w:rPr>
+              <w:t>VARCHAR(120) UQ NN</w:t>
             </w:r>
           </w:p>
         </w:tc>
@@ -6844,23 +6697,13 @@
             </w:tcMar>
           </w:tcPr>
           <w:p>
-            <w:proofErr w:type="gramStart"/>
-            <w:r>
-              <w:rPr>
-                <w:color w:val="1A1A1A"/>
-                <w:sz w:val="20"/>
-                <w:szCs w:val="20"/>
-              </w:rPr>
-              <w:t>VARCHAR(</w:t>
-            </w:r>
-            <w:proofErr w:type="gramEnd"/>
-            <w:r>
-              <w:rPr>
-                <w:color w:val="1A1A1A"/>
-                <w:sz w:val="20"/>
-                <w:szCs w:val="20"/>
-              </w:rPr>
-              <w:t>20) NN</w:t>
+            <w:r>
+              <w:rPr>
+                <w:color w:val="1A1A1A"/>
+                <w:sz w:val="20"/>
+                <w:szCs w:val="20"/>
+              </w:rPr>
+              <w:t>VARCHAR(20) NN</w:t>
             </w:r>
           </w:p>
         </w:tc>
@@ -6970,23 +6813,13 @@
             </w:tcMar>
           </w:tcPr>
           <w:p>
-            <w:proofErr w:type="gramStart"/>
-            <w:r>
-              <w:rPr>
-                <w:color w:val="1A1A1A"/>
-                <w:sz w:val="20"/>
-                <w:szCs w:val="20"/>
-              </w:rPr>
-              <w:t>VARCHAR(</w:t>
-            </w:r>
-            <w:proofErr w:type="gramEnd"/>
-            <w:r>
-              <w:rPr>
-                <w:color w:val="1A1A1A"/>
-                <w:sz w:val="20"/>
-                <w:szCs w:val="20"/>
-              </w:rPr>
-              <w:t>255) NN</w:t>
+            <w:r>
+              <w:rPr>
+                <w:color w:val="1A1A1A"/>
+                <w:sz w:val="20"/>
+                <w:szCs w:val="20"/>
+              </w:rPr>
+              <w:t>VARCHAR(255) NN</w:t>
             </w:r>
           </w:p>
         </w:tc>
@@ -7245,23 +7078,13 @@
             </w:tcMar>
           </w:tcPr>
           <w:p>
-            <w:proofErr w:type="gramStart"/>
-            <w:r>
-              <w:rPr>
-                <w:color w:val="1A1A1A"/>
-                <w:sz w:val="20"/>
-                <w:szCs w:val="20"/>
-              </w:rPr>
-              <w:t>TINYINT(</w:t>
-            </w:r>
-            <w:proofErr w:type="gramEnd"/>
-            <w:r>
-              <w:rPr>
-                <w:color w:val="1A1A1A"/>
-                <w:sz w:val="20"/>
-                <w:szCs w:val="20"/>
-              </w:rPr>
-              <w:t>1)</w:t>
+            <w:r>
+              <w:rPr>
+                <w:color w:val="1A1A1A"/>
+                <w:sz w:val="20"/>
+                <w:szCs w:val="20"/>
+              </w:rPr>
+              <w:t>TINYINT(1)</w:t>
             </w:r>
           </w:p>
         </w:tc>
@@ -7648,25 +7471,7 @@
                 <w:sz w:val="20"/>
                 <w:szCs w:val="20"/>
               </w:rPr>
-              <w:t xml:space="preserve"> (ON UPDATE </w:t>
-            </w:r>
-            <w:proofErr w:type="gramStart"/>
-            <w:r>
-              <w:rPr>
-                <w:color w:val="1A1A1A"/>
-                <w:sz w:val="20"/>
-                <w:szCs w:val="20"/>
-              </w:rPr>
-              <w:t>NOW(</w:t>
-            </w:r>
-            <w:proofErr w:type="gramEnd"/>
-            <w:r>
-              <w:rPr>
-                <w:color w:val="1A1A1A"/>
-                <w:sz w:val="20"/>
-                <w:szCs w:val="20"/>
-              </w:rPr>
-              <w:t>))</w:t>
+              <w:t xml:space="preserve"> (ON UPDATE NOW())</w:t>
             </w:r>
           </w:p>
         </w:tc>
@@ -7867,23 +7672,13 @@
             </w:tcMar>
           </w:tcPr>
           <w:p>
-            <w:proofErr w:type="gramStart"/>
-            <w:r>
-              <w:rPr>
-                <w:color w:val="1A1A1A"/>
-                <w:sz w:val="20"/>
-                <w:szCs w:val="20"/>
-              </w:rPr>
-              <w:t>VARCHAR(</w:t>
-            </w:r>
-            <w:proofErr w:type="gramEnd"/>
-            <w:r>
-              <w:rPr>
-                <w:color w:val="1A1A1A"/>
-                <w:sz w:val="20"/>
-                <w:szCs w:val="20"/>
-              </w:rPr>
-              <w:t>36) PK</w:t>
+            <w:r>
+              <w:rPr>
+                <w:color w:val="1A1A1A"/>
+                <w:sz w:val="20"/>
+                <w:szCs w:val="20"/>
+              </w:rPr>
+              <w:t>VARCHAR(36) PK</w:t>
             </w:r>
           </w:p>
         </w:tc>
@@ -8600,23 +8395,13 @@
             </w:tcMar>
           </w:tcPr>
           <w:p>
-            <w:proofErr w:type="gramStart"/>
-            <w:r>
-              <w:rPr>
-                <w:color w:val="1A1A1A"/>
-                <w:sz w:val="20"/>
-                <w:szCs w:val="20"/>
-              </w:rPr>
-              <w:t>VARCHAR(</w:t>
-            </w:r>
-            <w:proofErr w:type="gramEnd"/>
-            <w:r>
-              <w:rPr>
-                <w:color w:val="1A1A1A"/>
-                <w:sz w:val="20"/>
-                <w:szCs w:val="20"/>
-              </w:rPr>
-              <w:t xml:space="preserve">36) </w:t>
+            <w:r>
+              <w:rPr>
+                <w:color w:val="1A1A1A"/>
+                <w:sz w:val="20"/>
+                <w:szCs w:val="20"/>
+              </w:rPr>
+              <w:t xml:space="preserve">VARCHAR(36) </w:t>
             </w:r>
             <w:proofErr w:type="spellStart"/>
             <w:r>
@@ -9002,23 +8787,13 @@
             </w:tcMar>
           </w:tcPr>
           <w:p>
-            <w:proofErr w:type="gramStart"/>
-            <w:r>
-              <w:rPr>
-                <w:color w:val="1A1A1A"/>
-                <w:sz w:val="20"/>
-                <w:szCs w:val="20"/>
-              </w:rPr>
-              <w:t>VARCHAR(</w:t>
-            </w:r>
-            <w:proofErr w:type="gramEnd"/>
-            <w:r>
-              <w:rPr>
-                <w:color w:val="1A1A1A"/>
-                <w:sz w:val="20"/>
-                <w:szCs w:val="20"/>
-              </w:rPr>
-              <w:t>36) PK</w:t>
+            <w:r>
+              <w:rPr>
+                <w:color w:val="1A1A1A"/>
+                <w:sz w:val="20"/>
+                <w:szCs w:val="20"/>
+              </w:rPr>
+              <w:t>VARCHAR(36) PK</w:t>
             </w:r>
           </w:p>
         </w:tc>
@@ -9100,23 +8875,13 @@
             </w:tcMar>
           </w:tcPr>
           <w:p>
-            <w:proofErr w:type="gramStart"/>
-            <w:r>
-              <w:rPr>
-                <w:color w:val="1A1A1A"/>
-                <w:sz w:val="20"/>
-                <w:szCs w:val="20"/>
-              </w:rPr>
-              <w:t>VARCHAR(</w:t>
-            </w:r>
-            <w:proofErr w:type="gramEnd"/>
-            <w:r>
-              <w:rPr>
-                <w:color w:val="1A1A1A"/>
-                <w:sz w:val="20"/>
-                <w:szCs w:val="20"/>
-              </w:rPr>
-              <w:t xml:space="preserve">36) </w:t>
+            <w:r>
+              <w:rPr>
+                <w:color w:val="1A1A1A"/>
+                <w:sz w:val="20"/>
+                <w:szCs w:val="20"/>
+              </w:rPr>
+              <w:t xml:space="preserve">VARCHAR(36) </w:t>
             </w:r>
             <w:proofErr w:type="spellStart"/>
             <w:r>
@@ -9253,23 +9018,13 @@
             </w:tcMar>
           </w:tcPr>
           <w:p>
-            <w:proofErr w:type="gramStart"/>
-            <w:r>
-              <w:rPr>
-                <w:color w:val="1A1A1A"/>
-                <w:sz w:val="20"/>
-                <w:szCs w:val="20"/>
-              </w:rPr>
-              <w:t>VARCHAR(</w:t>
-            </w:r>
-            <w:proofErr w:type="gramEnd"/>
-            <w:r>
-              <w:rPr>
-                <w:color w:val="1A1A1A"/>
-                <w:sz w:val="20"/>
-                <w:szCs w:val="20"/>
-              </w:rPr>
-              <w:t xml:space="preserve">36) </w:t>
+            <w:r>
+              <w:rPr>
+                <w:color w:val="1A1A1A"/>
+                <w:sz w:val="20"/>
+                <w:szCs w:val="20"/>
+              </w:rPr>
+              <w:t xml:space="preserve">VARCHAR(36) </w:t>
             </w:r>
             <w:proofErr w:type="spellStart"/>
             <w:r>
@@ -9723,23 +9478,13 @@
             </w:tcMar>
           </w:tcPr>
           <w:p>
-            <w:proofErr w:type="gramStart"/>
-            <w:r>
-              <w:rPr>
-                <w:color w:val="1A1A1A"/>
-                <w:sz w:val="20"/>
-                <w:szCs w:val="20"/>
-              </w:rPr>
-              <w:t>VARCHAR(</w:t>
-            </w:r>
-            <w:proofErr w:type="gramEnd"/>
-            <w:r>
-              <w:rPr>
-                <w:color w:val="1A1A1A"/>
-                <w:sz w:val="20"/>
-                <w:szCs w:val="20"/>
-              </w:rPr>
-              <w:t xml:space="preserve">36) </w:t>
+            <w:r>
+              <w:rPr>
+                <w:color w:val="1A1A1A"/>
+                <w:sz w:val="20"/>
+                <w:szCs w:val="20"/>
+              </w:rPr>
+              <w:t xml:space="preserve">VARCHAR(36) </w:t>
             </w:r>
             <w:proofErr w:type="spellStart"/>
             <w:r>
@@ -10049,23 +9794,13 @@
             </w:tcMar>
           </w:tcPr>
           <w:p>
-            <w:proofErr w:type="gramStart"/>
-            <w:r>
-              <w:rPr>
-                <w:color w:val="1A1A1A"/>
-                <w:sz w:val="20"/>
-                <w:szCs w:val="20"/>
-              </w:rPr>
-              <w:t>VARCHAR(</w:t>
-            </w:r>
-            <w:proofErr w:type="gramEnd"/>
-            <w:r>
-              <w:rPr>
-                <w:color w:val="1A1A1A"/>
-                <w:sz w:val="20"/>
-                <w:szCs w:val="20"/>
-              </w:rPr>
-              <w:t>36) PK</w:t>
+            <w:r>
+              <w:rPr>
+                <w:color w:val="1A1A1A"/>
+                <w:sz w:val="20"/>
+                <w:szCs w:val="20"/>
+              </w:rPr>
+              <w:t>VARCHAR(36) PK</w:t>
             </w:r>
           </w:p>
         </w:tc>
@@ -10145,23 +9880,13 @@
             </w:tcMar>
           </w:tcPr>
           <w:p>
-            <w:proofErr w:type="gramStart"/>
-            <w:r>
-              <w:rPr>
-                <w:color w:val="1A1A1A"/>
-                <w:sz w:val="20"/>
-                <w:szCs w:val="20"/>
-              </w:rPr>
-              <w:t>VARCHAR(</w:t>
-            </w:r>
-            <w:proofErr w:type="gramEnd"/>
-            <w:r>
-              <w:rPr>
-                <w:color w:val="1A1A1A"/>
-                <w:sz w:val="20"/>
-                <w:szCs w:val="20"/>
-              </w:rPr>
-              <w:t>80) UQ NN</w:t>
+            <w:r>
+              <w:rPr>
+                <w:color w:val="1A1A1A"/>
+                <w:sz w:val="20"/>
+                <w:szCs w:val="20"/>
+              </w:rPr>
+              <w:t>VARCHAR(80) UQ NN</w:t>
             </w:r>
           </w:p>
         </w:tc>
@@ -10295,23 +10020,13 @@
             </w:tcMar>
           </w:tcPr>
           <w:p>
-            <w:proofErr w:type="gramStart"/>
-            <w:r>
-              <w:rPr>
-                <w:color w:val="1A1A1A"/>
-                <w:sz w:val="20"/>
-                <w:szCs w:val="20"/>
-              </w:rPr>
-              <w:t>VARCHAR(</w:t>
-            </w:r>
-            <w:proofErr w:type="gramEnd"/>
-            <w:r>
-              <w:rPr>
-                <w:color w:val="1A1A1A"/>
-                <w:sz w:val="20"/>
-                <w:szCs w:val="20"/>
-              </w:rPr>
-              <w:t>120) NN</w:t>
+            <w:r>
+              <w:rPr>
+                <w:color w:val="1A1A1A"/>
+                <w:sz w:val="20"/>
+                <w:szCs w:val="20"/>
+              </w:rPr>
+              <w:t>VARCHAR(120) NN</w:t>
             </w:r>
           </w:p>
         </w:tc>
@@ -10526,23 +10241,13 @@
             </w:tcMar>
           </w:tcPr>
           <w:p>
-            <w:proofErr w:type="gramStart"/>
-            <w:r>
-              <w:rPr>
-                <w:color w:val="1A1A1A"/>
-                <w:sz w:val="20"/>
-                <w:szCs w:val="20"/>
-              </w:rPr>
-              <w:t>TINYINT(</w:t>
-            </w:r>
-            <w:proofErr w:type="gramEnd"/>
-            <w:r>
-              <w:rPr>
-                <w:color w:val="1A1A1A"/>
-                <w:sz w:val="20"/>
-                <w:szCs w:val="20"/>
-              </w:rPr>
-              <w:t>1)</w:t>
+            <w:r>
+              <w:rPr>
+                <w:color w:val="1A1A1A"/>
+                <w:sz w:val="20"/>
+                <w:szCs w:val="20"/>
+              </w:rPr>
+              <w:t>TINYINT(1)</w:t>
             </w:r>
           </w:p>
         </w:tc>
@@ -10794,23 +10499,13 @@
             </w:tcMar>
           </w:tcPr>
           <w:p>
-            <w:proofErr w:type="gramStart"/>
-            <w:r>
-              <w:rPr>
-                <w:color w:val="1A1A1A"/>
-                <w:sz w:val="20"/>
-                <w:szCs w:val="20"/>
-              </w:rPr>
-              <w:t>VARCHAR(</w:t>
-            </w:r>
-            <w:proofErr w:type="gramEnd"/>
-            <w:r>
-              <w:rPr>
-                <w:color w:val="1A1A1A"/>
-                <w:sz w:val="20"/>
-                <w:szCs w:val="20"/>
-              </w:rPr>
-              <w:t xml:space="preserve">36) </w:t>
+            <w:r>
+              <w:rPr>
+                <w:color w:val="1A1A1A"/>
+                <w:sz w:val="20"/>
+                <w:szCs w:val="20"/>
+              </w:rPr>
+              <w:t xml:space="preserve">VARCHAR(36) </w:t>
             </w:r>
             <w:proofErr w:type="spellStart"/>
             <w:r>
@@ -11226,23 +10921,13 @@
             </w:tcMar>
           </w:tcPr>
           <w:p>
-            <w:proofErr w:type="gramStart"/>
-            <w:r>
-              <w:rPr>
-                <w:color w:val="1A1A1A"/>
-                <w:sz w:val="20"/>
-                <w:szCs w:val="20"/>
-              </w:rPr>
-              <w:t>VARCHAR(</w:t>
-            </w:r>
-            <w:proofErr w:type="gramEnd"/>
-            <w:r>
-              <w:rPr>
-                <w:color w:val="1A1A1A"/>
-                <w:sz w:val="20"/>
-                <w:szCs w:val="20"/>
-              </w:rPr>
-              <w:t>36) PK</w:t>
+            <w:r>
+              <w:rPr>
+                <w:color w:val="1A1A1A"/>
+                <w:sz w:val="20"/>
+                <w:szCs w:val="20"/>
+              </w:rPr>
+              <w:t>VARCHAR(36) PK</w:t>
             </w:r>
           </w:p>
         </w:tc>
@@ -11324,23 +11009,13 @@
             </w:tcMar>
           </w:tcPr>
           <w:p>
-            <w:proofErr w:type="gramStart"/>
-            <w:r>
-              <w:rPr>
-                <w:color w:val="1A1A1A"/>
-                <w:sz w:val="20"/>
-                <w:szCs w:val="20"/>
-              </w:rPr>
-              <w:t>VARCHAR(</w:t>
-            </w:r>
-            <w:proofErr w:type="gramEnd"/>
-            <w:r>
-              <w:rPr>
-                <w:color w:val="1A1A1A"/>
-                <w:sz w:val="20"/>
-                <w:szCs w:val="20"/>
-              </w:rPr>
-              <w:t xml:space="preserve">36) </w:t>
+            <w:r>
+              <w:rPr>
+                <w:color w:val="1A1A1A"/>
+                <w:sz w:val="20"/>
+                <w:szCs w:val="20"/>
+              </w:rPr>
+              <w:t xml:space="preserve">VARCHAR(36) </w:t>
             </w:r>
             <w:proofErr w:type="spellStart"/>
             <w:r>
@@ -11459,23 +11134,13 @@
             </w:tcMar>
           </w:tcPr>
           <w:p>
-            <w:proofErr w:type="gramStart"/>
-            <w:r>
-              <w:rPr>
-                <w:color w:val="1A1A1A"/>
-                <w:sz w:val="20"/>
-                <w:szCs w:val="20"/>
-              </w:rPr>
-              <w:t>VARCHAR(</w:t>
-            </w:r>
-            <w:proofErr w:type="gramEnd"/>
-            <w:r>
-              <w:rPr>
-                <w:color w:val="1A1A1A"/>
-                <w:sz w:val="20"/>
-                <w:szCs w:val="20"/>
-              </w:rPr>
-              <w:t>255) UQ</w:t>
+            <w:r>
+              <w:rPr>
+                <w:color w:val="1A1A1A"/>
+                <w:sz w:val="20"/>
+                <w:szCs w:val="20"/>
+              </w:rPr>
+              <w:t>VARCHAR(255) UQ</w:t>
             </w:r>
           </w:p>
         </w:tc>
@@ -12025,17 +11690,8 @@
           <w:b/>
           <w:bCs/>
         </w:rPr>
-        <w:t xml:space="preserve">JWT </w:t>
-      </w:r>
-      <w:proofErr w:type="gramStart"/>
-      <w:r>
-        <w:rPr>
-          <w:b/>
-          <w:bCs/>
-        </w:rPr>
-        <w:t>dual-token</w:t>
-      </w:r>
-      <w:proofErr w:type="gramEnd"/>
+        <w:t>JWT dual-token</w:t>
+      </w:r>
       <w:r>
         <w:t xml:space="preserve"> </w:t>
       </w:r>
@@ -12263,15 +11919,10 @@
       </w:r>
       <w:proofErr w:type="spellEnd"/>
       <w:r>
-        <w:t xml:space="preserve"> (10 </w:t>
-      </w:r>
-      <w:proofErr w:type="spellStart"/>
-      <w:r>
-        <w:t>rundi</w:t>
-      </w:r>
-      <w:proofErr w:type="spellEnd"/>
-      <w:r>
-        <w:t xml:space="preserve">) pre </w:t>
+        <w:t xml:space="preserve"> </w:t>
+      </w:r>
+      <w:r>
+        <w:t xml:space="preserve">pre </w:t>
       </w:r>
       <w:proofErr w:type="spellStart"/>
       <w:r>
@@ -12909,23 +12560,7 @@
       </w:r>
       <w:proofErr w:type="spellEnd"/>
       <w:r>
-        <w:t xml:space="preserve"> </w:t>
-      </w:r>
-      <w:proofErr w:type="spellStart"/>
-      <w:r>
-        <w:t>ime</w:t>
-      </w:r>
-      <w:proofErr w:type="spellEnd"/>
-      <w:r>
-        <w:t xml:space="preserve">, </w:t>
-      </w:r>
-      <w:proofErr w:type="spellStart"/>
-      <w:r>
-        <w:t>prezime</w:t>
-      </w:r>
-      <w:proofErr w:type="spellEnd"/>
-      <w:r>
-        <w:t xml:space="preserve">, email </w:t>
+        <w:t xml:space="preserve"> email </w:t>
       </w:r>
       <w:proofErr w:type="spellStart"/>
       <w:r>
@@ -13194,29 +12829,56 @@
       <w:r>
         <w:t xml:space="preserve"> </w:t>
       </w:r>
-      <w:proofErr w:type="spellStart"/>
-      <w:r>
-        <w:t>sa</w:t>
-      </w:r>
-      <w:proofErr w:type="spellEnd"/>
-      <w:r>
-        <w:t xml:space="preserve"> </w:t>
-      </w:r>
-      <w:proofErr w:type="spellStart"/>
-      <w:r>
-        <w:t>statusom</w:t>
-      </w:r>
-      <w:proofErr w:type="spellEnd"/>
-      <w:r>
-        <w:t xml:space="preserve"> </w:t>
-      </w:r>
-      <w:proofErr w:type="spellStart"/>
-      <w:r>
-        <w:t>naloga</w:t>
+      <w:r>
+        <w:t xml:space="preserve">koji </w:t>
+      </w:r>
+      <w:proofErr w:type="spellStart"/>
+      <w:r>
+        <w:t>su</w:t>
+      </w:r>
+      <w:proofErr w:type="spellEnd"/>
+      <w:r>
+        <w:t xml:space="preserve"> </w:t>
+      </w:r>
+      <w:proofErr w:type="spellStart"/>
+      <w:r>
+        <w:t>prijavljeni</w:t>
+      </w:r>
+      <w:proofErr w:type="spellEnd"/>
+      <w:r>
+        <w:t xml:space="preserve"> </w:t>
+      </w:r>
+      <w:proofErr w:type="spellStart"/>
+      <w:r>
+        <w:t>na</w:t>
+      </w:r>
+      <w:proofErr w:type="spellEnd"/>
+      <w:r>
+        <w:t xml:space="preserve"> </w:t>
+      </w:r>
+      <w:proofErr w:type="spellStart"/>
+      <w:r>
+        <w:t>odredjeni</w:t>
+      </w:r>
+      <w:proofErr w:type="spellEnd"/>
+      <w:r>
+        <w:t xml:space="preserve"> </w:t>
+      </w:r>
+      <w:proofErr w:type="spellStart"/>
+      <w:r>
+        <w:t>termin</w:t>
       </w:r>
       <w:proofErr w:type="spellEnd"/>
       <w:r>
         <w:t>.</w:t>
+      </w:r>
+    </w:p>
+    <w:p>
+      <w:pPr>
+        <w:pStyle w:val="Heading2"/>
+      </w:pPr>
+      <w:r>
+        <w:t>6.3 Termini (sessions)</w:t>
       </w:r>
     </w:p>
     <w:p>
@@ -13228,112 +12890,144 @@
         </w:numPr>
         <w:spacing w:after="80" w:line="300" w:lineRule="auto"/>
       </w:pPr>
+      <w:proofErr w:type="spellStart"/>
       <w:r>
         <w:rPr>
           <w:b/>
           <w:bCs/>
         </w:rPr>
-        <w:t xml:space="preserve">Admin: </w:t>
-      </w:r>
-      <w:proofErr w:type="spellStart"/>
+        <w:t>Pregled</w:t>
+      </w:r>
+      <w:proofErr w:type="spellEnd"/>
       <w:r>
         <w:rPr>
           <w:b/>
           <w:bCs/>
         </w:rPr>
-        <w:t>aktivacija</w:t>
-      </w:r>
-      <w:proofErr w:type="spellEnd"/>
+        <w:t xml:space="preserve"> </w:t>
+      </w:r>
+      <w:proofErr w:type="spellStart"/>
       <w:r>
         <w:rPr>
           <w:b/>
           <w:bCs/>
         </w:rPr>
-        <w:t>/</w:t>
-      </w:r>
-      <w:proofErr w:type="spellStart"/>
+        <w:t>slobodnih</w:t>
+      </w:r>
+      <w:proofErr w:type="spellEnd"/>
       <w:r>
         <w:rPr>
           <w:b/>
           <w:bCs/>
         </w:rPr>
-        <w:t>deaktivacija</w:t>
-      </w:r>
-      <w:proofErr w:type="spellEnd"/>
-      <w:r>
-        <w:t xml:space="preserve"> — administrator </w:t>
-      </w:r>
-      <w:proofErr w:type="spellStart"/>
-      <w:r>
-        <w:t>može</w:t>
-      </w:r>
-      <w:proofErr w:type="spellEnd"/>
-      <w:r>
-        <w:t xml:space="preserve"> da </w:t>
-      </w:r>
-      <w:proofErr w:type="spellStart"/>
-      <w:r>
-        <w:t>deaktivira</w:t>
-      </w:r>
-      <w:proofErr w:type="spellEnd"/>
-      <w:r>
-        <w:t xml:space="preserve"> </w:t>
-      </w:r>
-      <w:proofErr w:type="spellStart"/>
-      <w:r>
-        <w:t>korisnički</w:t>
-      </w:r>
-      <w:proofErr w:type="spellEnd"/>
-      <w:r>
-        <w:t xml:space="preserve"> </w:t>
-      </w:r>
-      <w:proofErr w:type="spellStart"/>
-      <w:r>
-        <w:t>nalog</w:t>
-      </w:r>
-      <w:proofErr w:type="spellEnd"/>
-      <w:r>
-        <w:t xml:space="preserve">. Administrator ne </w:t>
-      </w:r>
-      <w:proofErr w:type="spellStart"/>
-      <w:r>
-        <w:t>može</w:t>
-      </w:r>
-      <w:proofErr w:type="spellEnd"/>
-      <w:r>
-        <w:t xml:space="preserve"> da </w:t>
-      </w:r>
-      <w:proofErr w:type="spellStart"/>
-      <w:r>
-        <w:t>deaktivira</w:t>
-      </w:r>
-      <w:proofErr w:type="spellEnd"/>
-      <w:r>
-        <w:t xml:space="preserve"> </w:t>
-      </w:r>
-      <w:proofErr w:type="spellStart"/>
-      <w:r>
-        <w:t>sopstveni</w:t>
-      </w:r>
-      <w:proofErr w:type="spellEnd"/>
-      <w:r>
-        <w:t xml:space="preserve"> </w:t>
-      </w:r>
-      <w:proofErr w:type="spellStart"/>
-      <w:r>
-        <w:t>nalog</w:t>
-      </w:r>
-      <w:proofErr w:type="spellEnd"/>
-      <w:r>
-        <w:t>.</w:t>
-      </w:r>
-    </w:p>
-    <w:p>
-      <w:pPr>
-        <w:pStyle w:val="Heading2"/>
-      </w:pPr>
-      <w:r>
-        <w:t>6.3 Termini (sessions)</w:t>
+        <w:t xml:space="preserve"> termina (</w:t>
+      </w:r>
+      <w:proofErr w:type="spellStart"/>
+      <w:r>
+        <w:rPr>
+          <w:b/>
+          <w:bCs/>
+        </w:rPr>
+        <w:t>korisnik</w:t>
+      </w:r>
+      <w:proofErr w:type="spellEnd"/>
+      <w:r>
+        <w:rPr>
+          <w:b/>
+          <w:bCs/>
+        </w:rPr>
+        <w:t>)</w:t>
+      </w:r>
+      <w:r>
+        <w:t xml:space="preserve"> — </w:t>
+      </w:r>
+      <w:proofErr w:type="spellStart"/>
+      <w:r>
+        <w:t>prikazuju</w:t>
+      </w:r>
+      <w:proofErr w:type="spellEnd"/>
+      <w:r>
+        <w:t xml:space="preserve"> se </w:t>
+      </w:r>
+      <w:proofErr w:type="spellStart"/>
+      <w:r>
+        <w:t>samo</w:t>
+      </w:r>
+      <w:proofErr w:type="spellEnd"/>
+      <w:r>
+        <w:t xml:space="preserve"> </w:t>
+      </w:r>
+      <w:proofErr w:type="spellStart"/>
+      <w:r>
+        <w:t>otvoreni</w:t>
+      </w:r>
+      <w:proofErr w:type="spellEnd"/>
+      <w:r>
+        <w:t xml:space="preserve"> termini koji </w:t>
+      </w:r>
+      <w:proofErr w:type="spellStart"/>
+      <w:r>
+        <w:t>nisu</w:t>
+      </w:r>
+      <w:proofErr w:type="spellEnd"/>
+      <w:r>
+        <w:t xml:space="preserve"> </w:t>
+      </w:r>
+      <w:proofErr w:type="spellStart"/>
+      <w:r>
+        <w:t>prošli</w:t>
+      </w:r>
+      <w:proofErr w:type="spellEnd"/>
+      <w:r>
+        <w:t xml:space="preserve"> </w:t>
+      </w:r>
+      <w:proofErr w:type="spellStart"/>
+      <w:r>
+        <w:t>i</w:t>
+      </w:r>
+      <w:proofErr w:type="spellEnd"/>
+      <w:r>
+        <w:t xml:space="preserve"> </w:t>
+      </w:r>
+      <w:proofErr w:type="spellStart"/>
+      <w:r>
+        <w:t>imaju</w:t>
+      </w:r>
+      <w:proofErr w:type="spellEnd"/>
+      <w:r>
+        <w:t xml:space="preserve"> </w:t>
+      </w:r>
+      <w:proofErr w:type="spellStart"/>
+      <w:r>
+        <w:t>slobodnih</w:t>
+      </w:r>
+      <w:proofErr w:type="spellEnd"/>
+      <w:r>
+        <w:t xml:space="preserve"> </w:t>
+      </w:r>
+      <w:proofErr w:type="spellStart"/>
+      <w:r>
+        <w:t>mesta</w:t>
+      </w:r>
+      <w:proofErr w:type="spellEnd"/>
+      <w:r>
+        <w:t xml:space="preserve">. </w:t>
+      </w:r>
+      <w:proofErr w:type="spellStart"/>
+      <w:r>
+        <w:t>Dostupan</w:t>
+      </w:r>
+      <w:proofErr w:type="spellEnd"/>
+      <w:r>
+        <w:t xml:space="preserve"> filter po </w:t>
+      </w:r>
+      <w:proofErr w:type="spellStart"/>
+      <w:r>
+        <w:t>datumu</w:t>
+      </w:r>
+      <w:proofErr w:type="spellEnd"/>
+      <w:r>
+        <w:t xml:space="preserve"> (od / do).</w:t>
       </w:r>
     </w:p>
     <w:p>
@@ -13345,144 +13039,111 @@
         </w:numPr>
         <w:spacing w:after="80" w:line="300" w:lineRule="auto"/>
       </w:pPr>
-      <w:proofErr w:type="spellStart"/>
       <w:r>
         <w:rPr>
           <w:b/>
           <w:bCs/>
         </w:rPr>
-        <w:t>Pregled</w:t>
-      </w:r>
-      <w:proofErr w:type="spellEnd"/>
+        <w:t xml:space="preserve">Admin: </w:t>
+      </w:r>
+      <w:proofErr w:type="spellStart"/>
       <w:r>
         <w:rPr>
           <w:b/>
           <w:bCs/>
         </w:rPr>
-        <w:t xml:space="preserve"> </w:t>
-      </w:r>
-      <w:proofErr w:type="spellStart"/>
+        <w:t>lista</w:t>
+      </w:r>
+      <w:proofErr w:type="spellEnd"/>
       <w:r>
         <w:rPr>
           <w:b/>
           <w:bCs/>
         </w:rPr>
-        <w:t>slobodnih</w:t>
-      </w:r>
-      <w:proofErr w:type="spellEnd"/>
+        <w:t xml:space="preserve"> </w:t>
+      </w:r>
+      <w:proofErr w:type="spellStart"/>
       <w:r>
         <w:rPr>
           <w:b/>
           <w:bCs/>
         </w:rPr>
-        <w:t xml:space="preserve"> termina (</w:t>
-      </w:r>
-      <w:proofErr w:type="spellStart"/>
+        <w:t>svih</w:t>
+      </w:r>
+      <w:proofErr w:type="spellEnd"/>
       <w:r>
         <w:rPr>
           <w:b/>
           <w:bCs/>
         </w:rPr>
-        <w:t>korisnik</w:t>
-      </w:r>
-      <w:proofErr w:type="spellEnd"/>
-      <w:r>
-        <w:rPr>
-          <w:b/>
-          <w:bCs/>
-        </w:rPr>
-        <w:t>)</w:t>
+        <w:t xml:space="preserve"> termina</w:t>
       </w:r>
       <w:r>
         <w:t xml:space="preserve"> — </w:t>
       </w:r>
       <w:proofErr w:type="spellStart"/>
       <w:r>
-        <w:t>prikazuju</w:t>
-      </w:r>
-      <w:proofErr w:type="spellEnd"/>
-      <w:r>
-        <w:t xml:space="preserve"> se </w:t>
-      </w:r>
-      <w:proofErr w:type="spellStart"/>
-      <w:r>
-        <w:t>samo</w:t>
-      </w:r>
-      <w:proofErr w:type="spellEnd"/>
-      <w:r>
-        <w:t xml:space="preserve"> </w:t>
-      </w:r>
-      <w:proofErr w:type="spellStart"/>
-      <w:r>
-        <w:t>otvoreni</w:t>
-      </w:r>
-      <w:proofErr w:type="spellEnd"/>
-      <w:r>
-        <w:t xml:space="preserve"> termini koji </w:t>
-      </w:r>
-      <w:proofErr w:type="spellStart"/>
-      <w:r>
-        <w:t>nisu</w:t>
-      </w:r>
-      <w:proofErr w:type="spellEnd"/>
-      <w:r>
-        <w:t xml:space="preserve"> </w:t>
-      </w:r>
-      <w:proofErr w:type="spellStart"/>
-      <w:r>
-        <w:t>prošli</w:t>
-      </w:r>
-      <w:proofErr w:type="spellEnd"/>
-      <w:r>
-        <w:t xml:space="preserve"> </w:t>
-      </w:r>
-      <w:proofErr w:type="spellStart"/>
-      <w:r>
-        <w:t>i</w:t>
-      </w:r>
-      <w:proofErr w:type="spellEnd"/>
-      <w:r>
-        <w:t xml:space="preserve"> </w:t>
-      </w:r>
-      <w:proofErr w:type="spellStart"/>
-      <w:r>
-        <w:t>imaju</w:t>
-      </w:r>
-      <w:proofErr w:type="spellEnd"/>
-      <w:r>
-        <w:t xml:space="preserve"> </w:t>
-      </w:r>
-      <w:proofErr w:type="spellStart"/>
-      <w:r>
-        <w:t>slobodnih</w:t>
-      </w:r>
-      <w:proofErr w:type="spellEnd"/>
-      <w:r>
-        <w:t xml:space="preserve"> </w:t>
-      </w:r>
-      <w:proofErr w:type="spellStart"/>
-      <w:r>
-        <w:t>mesta</w:t>
-      </w:r>
-      <w:proofErr w:type="spellEnd"/>
-      <w:r>
-        <w:t xml:space="preserve">. </w:t>
-      </w:r>
-      <w:proofErr w:type="spellStart"/>
-      <w:r>
-        <w:t>Dostupan</w:t>
-      </w:r>
-      <w:proofErr w:type="spellEnd"/>
-      <w:r>
-        <w:t xml:space="preserve"> filter po </w:t>
-      </w:r>
-      <w:proofErr w:type="spellStart"/>
-      <w:r>
-        <w:t>datumu</w:t>
-      </w:r>
-      <w:proofErr w:type="spellEnd"/>
-      <w:r>
-        <w:t xml:space="preserve"> (od / do).</w:t>
+        <w:t>tabela</w:t>
+      </w:r>
+      <w:proofErr w:type="spellEnd"/>
+      <w:r>
+        <w:t xml:space="preserve"> </w:t>
+      </w:r>
+      <w:proofErr w:type="spellStart"/>
+      <w:r>
+        <w:t>svih</w:t>
+      </w:r>
+      <w:proofErr w:type="spellEnd"/>
+      <w:r>
+        <w:t xml:space="preserve"> termina </w:t>
+      </w:r>
+      <w:proofErr w:type="spellStart"/>
+      <w:r>
+        <w:t>uključujući</w:t>
+      </w:r>
+      <w:proofErr w:type="spellEnd"/>
+      <w:r>
+        <w:t xml:space="preserve"> </w:t>
+      </w:r>
+      <w:proofErr w:type="spellStart"/>
+      <w:r>
+        <w:t>otkazane</w:t>
+      </w:r>
+      <w:proofErr w:type="spellEnd"/>
+      <w:r>
+        <w:t xml:space="preserve">, </w:t>
+      </w:r>
+      <w:proofErr w:type="spellStart"/>
+      <w:r>
+        <w:t>sa</w:t>
+      </w:r>
+      <w:proofErr w:type="spellEnd"/>
+      <w:r>
+        <w:t xml:space="preserve"> </w:t>
+      </w:r>
+      <w:proofErr w:type="spellStart"/>
+      <w:r>
+        <w:t>brojem</w:t>
+      </w:r>
+      <w:proofErr w:type="spellEnd"/>
+      <w:r>
+        <w:t xml:space="preserve"> </w:t>
+      </w:r>
+      <w:proofErr w:type="spellStart"/>
+      <w:r>
+        <w:t>aktivnih</w:t>
+      </w:r>
+      <w:proofErr w:type="spellEnd"/>
+      <w:r>
+        <w:t xml:space="preserve"> </w:t>
+      </w:r>
+      <w:proofErr w:type="spellStart"/>
+      <w:r>
+        <w:t>rezervacija</w:t>
+      </w:r>
+      <w:proofErr w:type="spellEnd"/>
+      <w:r>
+        <w:t>.</w:t>
       </w:r>
     </w:p>
     <w:p>
@@ -13507,7 +13168,7 @@
           <w:b/>
           <w:bCs/>
         </w:rPr>
-        <w:t>lista</w:t>
+        <w:t>kreiranje</w:t>
       </w:r>
       <w:proofErr w:type="spellEnd"/>
       <w:r>
@@ -13515,22 +13176,6 @@
           <w:b/>
           <w:bCs/>
         </w:rPr>
-        <w:t xml:space="preserve"> </w:t>
-      </w:r>
-      <w:proofErr w:type="spellStart"/>
-      <w:r>
-        <w:rPr>
-          <w:b/>
-          <w:bCs/>
-        </w:rPr>
-        <w:t>svih</w:t>
-      </w:r>
-      <w:proofErr w:type="spellEnd"/>
-      <w:r>
-        <w:rPr>
-          <w:b/>
-          <w:bCs/>
-        </w:rPr>
         <w:t xml:space="preserve"> termina</w:t>
       </w:r>
       <w:r>
@@ -13538,31 +13183,23 @@
       </w:r>
       <w:proofErr w:type="spellStart"/>
       <w:r>
-        <w:t>tabela</w:t>
-      </w:r>
-      <w:proofErr w:type="spellEnd"/>
-      <w:r>
-        <w:t xml:space="preserve"> </w:t>
-      </w:r>
-      <w:proofErr w:type="spellStart"/>
-      <w:r>
-        <w:t>svih</w:t>
-      </w:r>
-      <w:proofErr w:type="spellEnd"/>
-      <w:r>
-        <w:t xml:space="preserve"> termina </w:t>
-      </w:r>
-      <w:proofErr w:type="spellStart"/>
-      <w:r>
-        <w:t>uključujući</w:t>
-      </w:r>
-      <w:proofErr w:type="spellEnd"/>
-      <w:r>
-        <w:t xml:space="preserve"> </w:t>
-      </w:r>
-      <w:proofErr w:type="spellStart"/>
-      <w:r>
-        <w:t>otkazane</w:t>
+        <w:t>unose</w:t>
+      </w:r>
+      <w:proofErr w:type="spellEnd"/>
+      <w:r>
+        <w:t xml:space="preserve"> se datum, </w:t>
+      </w:r>
+      <w:proofErr w:type="spellStart"/>
+      <w:r>
+        <w:t>vreme</w:t>
+      </w:r>
+      <w:proofErr w:type="spellEnd"/>
+      <w:r>
+        <w:t xml:space="preserve"> </w:t>
+      </w:r>
+      <w:proofErr w:type="spellStart"/>
+      <w:r>
+        <w:t>početka</w:t>
       </w:r>
       <w:proofErr w:type="spellEnd"/>
       <w:r>
@@ -13570,35 +13207,107 @@
       </w:r>
       <w:proofErr w:type="spellStart"/>
       <w:r>
-        <w:t>sa</w:t>
-      </w:r>
-      <w:proofErr w:type="spellEnd"/>
-      <w:r>
-        <w:t xml:space="preserve"> </w:t>
-      </w:r>
-      <w:proofErr w:type="spellStart"/>
-      <w:r>
-        <w:t>brojem</w:t>
-      </w:r>
-      <w:proofErr w:type="spellEnd"/>
-      <w:r>
-        <w:t xml:space="preserve"> </w:t>
-      </w:r>
-      <w:proofErr w:type="spellStart"/>
-      <w:r>
-        <w:t>aktivnih</w:t>
-      </w:r>
-      <w:proofErr w:type="spellEnd"/>
-      <w:r>
-        <w:t xml:space="preserve"> </w:t>
-      </w:r>
-      <w:proofErr w:type="spellStart"/>
-      <w:r>
-        <w:t>rezervacija</w:t>
-      </w:r>
-      <w:proofErr w:type="spellEnd"/>
-      <w:r>
-        <w:t>.</w:t>
+        <w:t>vreme</w:t>
+      </w:r>
+      <w:proofErr w:type="spellEnd"/>
+      <w:r>
+        <w:t xml:space="preserve"> </w:t>
+      </w:r>
+      <w:proofErr w:type="spellStart"/>
+      <w:r>
+        <w:t>kraja</w:t>
+      </w:r>
+      <w:proofErr w:type="spellEnd"/>
+      <w:r>
+        <w:t xml:space="preserve"> (mora </w:t>
+      </w:r>
+      <w:proofErr w:type="spellStart"/>
+      <w:r>
+        <w:t>biti</w:t>
+      </w:r>
+      <w:proofErr w:type="spellEnd"/>
+      <w:r>
+        <w:t xml:space="preserve"> </w:t>
+      </w:r>
+      <w:proofErr w:type="spellStart"/>
+      <w:r>
+        <w:t>posle</w:t>
+      </w:r>
+      <w:proofErr w:type="spellEnd"/>
+      <w:r>
+        <w:t xml:space="preserve"> </w:t>
+      </w:r>
+      <w:proofErr w:type="spellStart"/>
+      <w:r>
+        <w:t>početka</w:t>
+      </w:r>
+      <w:proofErr w:type="spellEnd"/>
+      <w:r>
+        <w:t xml:space="preserve">) </w:t>
+      </w:r>
+      <w:proofErr w:type="spellStart"/>
+      <w:r>
+        <w:t>i</w:t>
+      </w:r>
+      <w:proofErr w:type="spellEnd"/>
+      <w:r>
+        <w:t xml:space="preserve"> </w:t>
+      </w:r>
+      <w:proofErr w:type="spellStart"/>
+      <w:r>
+        <w:t>kapacitet</w:t>
+      </w:r>
+      <w:proofErr w:type="spellEnd"/>
+      <w:r>
+        <w:t xml:space="preserve">. </w:t>
+      </w:r>
+      <w:proofErr w:type="spellStart"/>
+      <w:r>
+        <w:t>Validacija</w:t>
+      </w:r>
+      <w:proofErr w:type="spellEnd"/>
+      <w:r>
+        <w:t xml:space="preserve"> </w:t>
+      </w:r>
+      <w:proofErr w:type="spellStart"/>
+      <w:r>
+        <w:t>na</w:t>
+      </w:r>
+      <w:proofErr w:type="spellEnd"/>
+      <w:r>
+        <w:t xml:space="preserve"> tri </w:t>
+      </w:r>
+      <w:proofErr w:type="spellStart"/>
+      <w:r>
+        <w:t>nivoa</w:t>
+      </w:r>
+      <w:proofErr w:type="spellEnd"/>
+      <w:r>
+        <w:t xml:space="preserve">: frontend (Zod + React Hook Form), backend (Zod middleware) </w:t>
+      </w:r>
+      <w:proofErr w:type="spellStart"/>
+      <w:r>
+        <w:t>i</w:t>
+      </w:r>
+      <w:proofErr w:type="spellEnd"/>
+      <w:r>
+        <w:t xml:space="preserve"> </w:t>
+      </w:r>
+      <w:proofErr w:type="spellStart"/>
+      <w:r>
+        <w:t>baza</w:t>
+      </w:r>
+      <w:proofErr w:type="spellEnd"/>
+      <w:r>
+        <w:t xml:space="preserve"> (BEFORE INSERT </w:t>
+      </w:r>
+      <w:proofErr w:type="spellStart"/>
+      <w:r>
+        <w:t>okidač</w:t>
+      </w:r>
+      <w:proofErr w:type="spellEnd"/>
+      <w:r>
+        <w:t>).</w:t>
       </w:r>
     </w:p>
     <w:p>
@@ -13624,7 +13333,7 @@
           <w:b/>
           <w:bCs/>
         </w:rPr>
-        <w:t>kreiranje</w:t>
+        <w:t>izmena</w:t>
       </w:r>
       <w:proofErr w:type="spellEnd"/>
       <w:r>
@@ -13639,23 +13348,39 @@
       </w:r>
       <w:proofErr w:type="spellStart"/>
       <w:r>
-        <w:t>unose</w:t>
-      </w:r>
-      <w:proofErr w:type="spellEnd"/>
-      <w:r>
-        <w:t xml:space="preserve"> se datum, </w:t>
-      </w:r>
-      <w:proofErr w:type="spellStart"/>
-      <w:r>
-        <w:t>vreme</w:t>
-      </w:r>
-      <w:proofErr w:type="spellEnd"/>
-      <w:r>
-        <w:t xml:space="preserve"> </w:t>
-      </w:r>
-      <w:proofErr w:type="spellStart"/>
-      <w:r>
-        <w:t>početka</w:t>
+        <w:t>isti</w:t>
+      </w:r>
+      <w:proofErr w:type="spellEnd"/>
+      <w:r>
+        <w:t xml:space="preserve"> </w:t>
+      </w:r>
+      <w:proofErr w:type="spellStart"/>
+      <w:r>
+        <w:t>podaci</w:t>
+      </w:r>
+      <w:proofErr w:type="spellEnd"/>
+      <w:r>
+        <w:t xml:space="preserve"> </w:t>
+      </w:r>
+      <w:proofErr w:type="spellStart"/>
+      <w:r>
+        <w:t>kao</w:t>
+      </w:r>
+      <w:proofErr w:type="spellEnd"/>
+      <w:r>
+        <w:t xml:space="preserve"> </w:t>
+      </w:r>
+      <w:proofErr w:type="spellStart"/>
+      <w:r>
+        <w:t>pri</w:t>
+      </w:r>
+      <w:proofErr w:type="spellEnd"/>
+      <w:r>
+        <w:t xml:space="preserve"> </w:t>
+      </w:r>
+      <w:proofErr w:type="spellStart"/>
+      <w:r>
+        <w:t>kreiranju</w:t>
       </w:r>
       <w:proofErr w:type="spellEnd"/>
       <w:r>
@@ -13663,107 +13388,35 @@
       </w:r>
       <w:proofErr w:type="spellStart"/>
       <w:r>
-        <w:t>vreme</w:t>
-      </w:r>
-      <w:proofErr w:type="spellEnd"/>
-      <w:r>
-        <w:t xml:space="preserve"> </w:t>
-      </w:r>
-      <w:proofErr w:type="spellStart"/>
-      <w:r>
-        <w:t>kraja</w:t>
-      </w:r>
-      <w:proofErr w:type="spellEnd"/>
-      <w:r>
-        <w:t xml:space="preserve"> (mora </w:t>
-      </w:r>
-      <w:proofErr w:type="spellStart"/>
-      <w:r>
-        <w:t>biti</w:t>
-      </w:r>
-      <w:proofErr w:type="spellEnd"/>
-      <w:r>
-        <w:t xml:space="preserve"> </w:t>
-      </w:r>
-      <w:proofErr w:type="spellStart"/>
-      <w:r>
-        <w:t>posle</w:t>
-      </w:r>
-      <w:proofErr w:type="spellEnd"/>
-      <w:r>
-        <w:t xml:space="preserve"> </w:t>
-      </w:r>
-      <w:proofErr w:type="spellStart"/>
-      <w:r>
-        <w:t>početka</w:t>
-      </w:r>
-      <w:proofErr w:type="spellEnd"/>
-      <w:r>
-        <w:t xml:space="preserve">) </w:t>
-      </w:r>
-      <w:proofErr w:type="spellStart"/>
-      <w:r>
-        <w:t>i</w:t>
-      </w:r>
-      <w:proofErr w:type="spellEnd"/>
-      <w:r>
-        <w:t xml:space="preserve"> </w:t>
-      </w:r>
-      <w:proofErr w:type="spellStart"/>
-      <w:r>
-        <w:t>kapacitet</w:t>
-      </w:r>
-      <w:proofErr w:type="spellEnd"/>
-      <w:r>
-        <w:t xml:space="preserve">. </w:t>
-      </w:r>
-      <w:proofErr w:type="spellStart"/>
-      <w:r>
-        <w:t>Validacija</w:t>
-      </w:r>
-      <w:proofErr w:type="spellEnd"/>
-      <w:r>
-        <w:t xml:space="preserve"> </w:t>
-      </w:r>
-      <w:proofErr w:type="spellStart"/>
-      <w:r>
-        <w:t>na</w:t>
-      </w:r>
-      <w:proofErr w:type="spellEnd"/>
-      <w:r>
-        <w:t xml:space="preserve"> tri </w:t>
-      </w:r>
-      <w:proofErr w:type="spellStart"/>
-      <w:r>
-        <w:t>nivoa</w:t>
-      </w:r>
-      <w:proofErr w:type="spellEnd"/>
-      <w:r>
-        <w:t xml:space="preserve">: frontend (Zod + React Hook Form), backend (Zod middleware) </w:t>
-      </w:r>
-      <w:proofErr w:type="spellStart"/>
-      <w:r>
-        <w:t>i</w:t>
-      </w:r>
-      <w:proofErr w:type="spellEnd"/>
-      <w:r>
-        <w:t xml:space="preserve"> </w:t>
-      </w:r>
-      <w:proofErr w:type="spellStart"/>
-      <w:r>
-        <w:t>baza</w:t>
-      </w:r>
-      <w:proofErr w:type="spellEnd"/>
-      <w:r>
-        <w:t xml:space="preserve"> (BEFORE INSERT </w:t>
-      </w:r>
-      <w:proofErr w:type="spellStart"/>
-      <w:r>
-        <w:t>okidač</w:t>
-      </w:r>
-      <w:proofErr w:type="spellEnd"/>
-      <w:r>
-        <w:t>).</w:t>
+        <w:t>moguće</w:t>
+      </w:r>
+      <w:proofErr w:type="spellEnd"/>
+      <w:r>
+        <w:t xml:space="preserve"> </w:t>
+      </w:r>
+      <w:proofErr w:type="spellStart"/>
+      <w:r>
+        <w:t>samo</w:t>
+      </w:r>
+      <w:proofErr w:type="spellEnd"/>
+      <w:r>
+        <w:t xml:space="preserve"> za </w:t>
+      </w:r>
+      <w:proofErr w:type="spellStart"/>
+      <w:r>
+        <w:t>otvorene</w:t>
+      </w:r>
+      <w:proofErr w:type="spellEnd"/>
+      <w:r>
+        <w:t xml:space="preserve"> </w:t>
+      </w:r>
+      <w:proofErr w:type="spellStart"/>
+      <w:r>
+        <w:t>termine</w:t>
+      </w:r>
+      <w:proofErr w:type="spellEnd"/>
+      <w:r>
+        <w:t>.</w:t>
       </w:r>
     </w:p>
     <w:p>
@@ -13788,7 +13441,7 @@
           <w:b/>
           <w:bCs/>
         </w:rPr>
-        <w:t>izmena</w:t>
+        <w:t>otkazivanje</w:t>
       </w:r>
       <w:proofErr w:type="spellEnd"/>
       <w:r>
@@ -13799,75 +13452,117 @@
         <w:t xml:space="preserve"> termina</w:t>
       </w:r>
       <w:r>
-        <w:t xml:space="preserve"> — </w:t>
-      </w:r>
-      <w:proofErr w:type="spellStart"/>
-      <w:r>
-        <w:t>isti</w:t>
-      </w:r>
-      <w:proofErr w:type="spellEnd"/>
-      <w:r>
-        <w:t xml:space="preserve"> </w:t>
-      </w:r>
-      <w:proofErr w:type="spellStart"/>
-      <w:r>
-        <w:t>podaci</w:t>
-      </w:r>
-      <w:proofErr w:type="spellEnd"/>
-      <w:r>
-        <w:t xml:space="preserve"> </w:t>
-      </w:r>
-      <w:proofErr w:type="spellStart"/>
-      <w:r>
-        <w:t>kao</w:t>
-      </w:r>
-      <w:proofErr w:type="spellEnd"/>
-      <w:r>
-        <w:t xml:space="preserve"> </w:t>
-      </w:r>
-      <w:proofErr w:type="spellStart"/>
-      <w:r>
-        <w:t>pri</w:t>
-      </w:r>
-      <w:proofErr w:type="spellEnd"/>
-      <w:r>
-        <w:t xml:space="preserve"> </w:t>
-      </w:r>
-      <w:proofErr w:type="spellStart"/>
-      <w:r>
-        <w:t>kreiranju</w:t>
-      </w:r>
-      <w:proofErr w:type="spellEnd"/>
-      <w:r>
-        <w:t xml:space="preserve">, </w:t>
-      </w:r>
-      <w:proofErr w:type="spellStart"/>
-      <w:r>
-        <w:t>moguće</w:t>
-      </w:r>
-      <w:proofErr w:type="spellEnd"/>
-      <w:r>
-        <w:t xml:space="preserve"> </w:t>
-      </w:r>
-      <w:proofErr w:type="spellStart"/>
-      <w:r>
-        <w:t>samo</w:t>
-      </w:r>
-      <w:proofErr w:type="spellEnd"/>
-      <w:r>
-        <w:t xml:space="preserve"> za </w:t>
-      </w:r>
-      <w:proofErr w:type="spellStart"/>
-      <w:r>
-        <w:t>otvorene</w:t>
-      </w:r>
-      <w:proofErr w:type="spellEnd"/>
-      <w:r>
-        <w:t xml:space="preserve"> </w:t>
-      </w:r>
-      <w:proofErr w:type="spellStart"/>
-      <w:r>
-        <w:t>termine</w:t>
+        <w:t xml:space="preserve"> — status termina se </w:t>
+      </w:r>
+      <w:proofErr w:type="spellStart"/>
+      <w:r>
+        <w:t>menja</w:t>
+      </w:r>
+      <w:proofErr w:type="spellEnd"/>
+      <w:r>
+        <w:t xml:space="preserve"> </w:t>
+      </w:r>
+      <w:proofErr w:type="spellStart"/>
+      <w:r>
+        <w:t>na</w:t>
+      </w:r>
+      <w:proofErr w:type="spellEnd"/>
+      <w:r>
+        <w:t xml:space="preserve"> </w:t>
+      </w:r>
+      <w:r>
+        <w:rPr>
+          <w:rFonts w:ascii="Consolas" w:eastAsia="Consolas" w:hAnsi="Consolas" w:cs="Consolas"/>
+          <w:sz w:val="19"/>
+          <w:szCs w:val="19"/>
+          <w:shd w:val="clear" w:color="auto" w:fill="F1F5F9"/>
+        </w:rPr>
+        <w:t>cancelled</w:t>
+      </w:r>
+      <w:r>
+        <w:t xml:space="preserve">, a </w:t>
+      </w:r>
+      <w:proofErr w:type="spellStart"/>
+      <w:r>
+        <w:t>sve</w:t>
+      </w:r>
+      <w:proofErr w:type="spellEnd"/>
+      <w:r>
+        <w:t xml:space="preserve"> </w:t>
+      </w:r>
+      <w:proofErr w:type="spellStart"/>
+      <w:r>
+        <w:t>aktivne</w:t>
+      </w:r>
+      <w:proofErr w:type="spellEnd"/>
+      <w:r>
+        <w:t xml:space="preserve"> </w:t>
+      </w:r>
+      <w:proofErr w:type="spellStart"/>
+      <w:r>
+        <w:t>rezervacije</w:t>
+      </w:r>
+      <w:proofErr w:type="spellEnd"/>
+      <w:r>
+        <w:t xml:space="preserve"> tog termina se </w:t>
+      </w:r>
+      <w:proofErr w:type="spellStart"/>
+      <w:r>
+        <w:t>kaskadno</w:t>
+      </w:r>
+      <w:proofErr w:type="spellEnd"/>
+      <w:r>
+        <w:t xml:space="preserve"> </w:t>
+      </w:r>
+      <w:proofErr w:type="spellStart"/>
+      <w:r>
+        <w:t>menjaju</w:t>
+      </w:r>
+      <w:proofErr w:type="spellEnd"/>
+      <w:r>
+        <w:t xml:space="preserve"> </w:t>
+      </w:r>
+      <w:proofErr w:type="spellStart"/>
+      <w:r>
+        <w:t>na</w:t>
+      </w:r>
+      <w:proofErr w:type="spellEnd"/>
+      <w:r>
+        <w:t xml:space="preserve"> </w:t>
+      </w:r>
+      <w:proofErr w:type="spellStart"/>
+      <w:r>
+        <w:rPr>
+          <w:rFonts w:ascii="Consolas" w:eastAsia="Consolas" w:hAnsi="Consolas" w:cs="Consolas"/>
+          <w:sz w:val="19"/>
+          <w:szCs w:val="19"/>
+          <w:shd w:val="clear" w:color="auto" w:fill="F1F5F9"/>
+        </w:rPr>
+        <w:t>cancelled_by_admin</w:t>
+      </w:r>
+      <w:proofErr w:type="spellEnd"/>
+      <w:r>
+        <w:t xml:space="preserve"> </w:t>
+      </w:r>
+      <w:proofErr w:type="spellStart"/>
+      <w:r>
+        <w:t>unutar</w:t>
+      </w:r>
+      <w:proofErr w:type="spellEnd"/>
+      <w:r>
+        <w:t xml:space="preserve"> </w:t>
+      </w:r>
+      <w:proofErr w:type="spellStart"/>
+      <w:r>
+        <w:t>jedne</w:t>
+      </w:r>
+      <w:proofErr w:type="spellEnd"/>
+      <w:r>
+        <w:t xml:space="preserve"> SQL </w:t>
+      </w:r>
+      <w:proofErr w:type="spellStart"/>
+      <w:r>
+        <w:t>transakcije</w:t>
       </w:r>
       <w:proofErr w:type="spellEnd"/>
       <w:r>
@@ -13896,7 +13591,7 @@
           <w:b/>
           <w:bCs/>
         </w:rPr>
-        <w:t>otkazivanje</w:t>
+        <w:t>brisanje</w:t>
       </w:r>
       <w:proofErr w:type="spellEnd"/>
       <w:r>
@@ -13907,117 +13602,59 @@
         <w:t xml:space="preserve"> termina</w:t>
       </w:r>
       <w:r>
-        <w:t xml:space="preserve"> — status termina se </w:t>
-      </w:r>
-      <w:proofErr w:type="spellStart"/>
-      <w:r>
-        <w:t>menja</w:t>
-      </w:r>
-      <w:proofErr w:type="spellEnd"/>
-      <w:r>
-        <w:t xml:space="preserve"> </w:t>
-      </w:r>
-      <w:proofErr w:type="spellStart"/>
-      <w:r>
-        <w:t>na</w:t>
-      </w:r>
-      <w:proofErr w:type="spellEnd"/>
-      <w:r>
-        <w:t xml:space="preserve"> </w:t>
-      </w:r>
-      <w:r>
-        <w:rPr>
-          <w:rFonts w:ascii="Consolas" w:eastAsia="Consolas" w:hAnsi="Consolas" w:cs="Consolas"/>
-          <w:sz w:val="19"/>
-          <w:szCs w:val="19"/>
-          <w:shd w:val="clear" w:color="auto" w:fill="F1F5F9"/>
-        </w:rPr>
-        <w:t>cancelled</w:t>
-      </w:r>
-      <w:r>
-        <w:t xml:space="preserve">, a </w:t>
-      </w:r>
-      <w:proofErr w:type="spellStart"/>
-      <w:r>
-        <w:t>sve</w:t>
-      </w:r>
-      <w:proofErr w:type="spellEnd"/>
-      <w:r>
-        <w:t xml:space="preserve"> </w:t>
-      </w:r>
-      <w:proofErr w:type="spellStart"/>
-      <w:r>
-        <w:t>aktivne</w:t>
-      </w:r>
-      <w:proofErr w:type="spellEnd"/>
-      <w:r>
-        <w:t xml:space="preserve"> </w:t>
-      </w:r>
-      <w:proofErr w:type="spellStart"/>
-      <w:r>
-        <w:t>rezervacije</w:t>
-      </w:r>
-      <w:proofErr w:type="spellEnd"/>
-      <w:r>
-        <w:t xml:space="preserve"> tog termina se </w:t>
-      </w:r>
-      <w:proofErr w:type="spellStart"/>
-      <w:r>
-        <w:t>kaskadno</w:t>
-      </w:r>
-      <w:proofErr w:type="spellEnd"/>
-      <w:r>
-        <w:t xml:space="preserve"> </w:t>
-      </w:r>
-      <w:proofErr w:type="spellStart"/>
-      <w:r>
-        <w:t>menjaju</w:t>
-      </w:r>
-      <w:proofErr w:type="spellEnd"/>
-      <w:r>
-        <w:t xml:space="preserve"> </w:t>
-      </w:r>
-      <w:proofErr w:type="spellStart"/>
-      <w:r>
-        <w:t>na</w:t>
-      </w:r>
-      <w:proofErr w:type="spellEnd"/>
-      <w:r>
-        <w:t xml:space="preserve"> </w:t>
-      </w:r>
-      <w:proofErr w:type="spellStart"/>
-      <w:r>
-        <w:rPr>
-          <w:rFonts w:ascii="Consolas" w:eastAsia="Consolas" w:hAnsi="Consolas" w:cs="Consolas"/>
-          <w:sz w:val="19"/>
-          <w:szCs w:val="19"/>
-          <w:shd w:val="clear" w:color="auto" w:fill="F1F5F9"/>
-        </w:rPr>
-        <w:t>cancelled_by_admin</w:t>
-      </w:r>
-      <w:proofErr w:type="spellEnd"/>
-      <w:r>
-        <w:t xml:space="preserve"> </w:t>
-      </w:r>
-      <w:proofErr w:type="spellStart"/>
-      <w:r>
-        <w:t>unutar</w:t>
-      </w:r>
-      <w:proofErr w:type="spellEnd"/>
-      <w:r>
-        <w:t xml:space="preserve"> </w:t>
-      </w:r>
-      <w:proofErr w:type="spellStart"/>
-      <w:r>
-        <w:t>jedne</w:t>
-      </w:r>
-      <w:proofErr w:type="spellEnd"/>
-      <w:r>
-        <w:t xml:space="preserve"> SQL </w:t>
-      </w:r>
-      <w:proofErr w:type="spellStart"/>
-      <w:r>
-        <w:t>transakcije</w:t>
+        <w:t xml:space="preserve"> — </w:t>
+      </w:r>
+      <w:proofErr w:type="spellStart"/>
+      <w:r>
+        <w:t>moguće</w:t>
+      </w:r>
+      <w:proofErr w:type="spellEnd"/>
+      <w:r>
+        <w:t xml:space="preserve"> </w:t>
+      </w:r>
+      <w:proofErr w:type="spellStart"/>
+      <w:r>
+        <w:t>samo</w:t>
+      </w:r>
+      <w:proofErr w:type="spellEnd"/>
+      <w:r>
+        <w:t xml:space="preserve"> </w:t>
+      </w:r>
+      <w:proofErr w:type="spellStart"/>
+      <w:r>
+        <w:t>ako</w:t>
+      </w:r>
+      <w:proofErr w:type="spellEnd"/>
+      <w:r>
+        <w:t xml:space="preserve"> </w:t>
+      </w:r>
+      <w:proofErr w:type="spellStart"/>
+      <w:r>
+        <w:t>termin</w:t>
+      </w:r>
+      <w:proofErr w:type="spellEnd"/>
+      <w:r>
+        <w:t xml:space="preserve"> </w:t>
+      </w:r>
+      <w:proofErr w:type="spellStart"/>
+      <w:r>
+        <w:t>nema</w:t>
+      </w:r>
+      <w:proofErr w:type="spellEnd"/>
+      <w:r>
+        <w:t xml:space="preserve"> </w:t>
+      </w:r>
+      <w:proofErr w:type="spellStart"/>
+      <w:r>
+        <w:t>aktivnih</w:t>
+      </w:r>
+      <w:proofErr w:type="spellEnd"/>
+      <w:r>
+        <w:t xml:space="preserve"> </w:t>
+      </w:r>
+      <w:proofErr w:type="spellStart"/>
+      <w:r>
+        <w:t>rezervacija</w:t>
       </w:r>
       <w:proofErr w:type="spellEnd"/>
       <w:r>
@@ -14046,7 +13683,7 @@
           <w:b/>
           <w:bCs/>
         </w:rPr>
-        <w:t>brisanje</w:t>
+        <w:t>pregled</w:t>
       </w:r>
       <w:proofErr w:type="spellEnd"/>
       <w:r>
@@ -14054,66 +13691,115 @@
           <w:b/>
           <w:bCs/>
         </w:rPr>
-        <w:t xml:space="preserve"> termina</w:t>
-      </w:r>
+        <w:t xml:space="preserve"> </w:t>
+      </w:r>
+      <w:proofErr w:type="spellStart"/>
+      <w:r>
+        <w:rPr>
+          <w:b/>
+          <w:bCs/>
+        </w:rPr>
+        <w:t>rezervacija</w:t>
+      </w:r>
+      <w:proofErr w:type="spellEnd"/>
+      <w:r>
+        <w:rPr>
+          <w:b/>
+          <w:bCs/>
+        </w:rPr>
+        <w:t xml:space="preserve"> po </w:t>
+      </w:r>
+      <w:proofErr w:type="spellStart"/>
+      <w:r>
+        <w:rPr>
+          <w:b/>
+          <w:bCs/>
+        </w:rPr>
+        <w:t>terminu</w:t>
+      </w:r>
+      <w:proofErr w:type="spellEnd"/>
       <w:r>
         <w:t xml:space="preserve"> — </w:t>
       </w:r>
       <w:proofErr w:type="spellStart"/>
       <w:r>
-        <w:t>moguće</w:t>
-      </w:r>
-      <w:proofErr w:type="spellEnd"/>
-      <w:r>
-        <w:t xml:space="preserve"> </w:t>
-      </w:r>
-      <w:proofErr w:type="spellStart"/>
-      <w:r>
-        <w:t>samo</w:t>
-      </w:r>
-      <w:proofErr w:type="spellEnd"/>
-      <w:r>
-        <w:t xml:space="preserve"> </w:t>
-      </w:r>
-      <w:proofErr w:type="spellStart"/>
-      <w:r>
-        <w:t>ako</w:t>
-      </w:r>
-      <w:proofErr w:type="spellEnd"/>
-      <w:r>
-        <w:t xml:space="preserve"> </w:t>
-      </w:r>
-      <w:proofErr w:type="spellStart"/>
-      <w:r>
-        <w:t>termin</w:t>
-      </w:r>
-      <w:proofErr w:type="spellEnd"/>
-      <w:r>
-        <w:t xml:space="preserve"> </w:t>
-      </w:r>
-      <w:proofErr w:type="spellStart"/>
-      <w:r>
-        <w:t>nema</w:t>
-      </w:r>
-      <w:proofErr w:type="spellEnd"/>
-      <w:r>
-        <w:t xml:space="preserve"> </w:t>
-      </w:r>
-      <w:proofErr w:type="spellStart"/>
-      <w:r>
-        <w:t>aktivnih</w:t>
-      </w:r>
-      <w:proofErr w:type="spellEnd"/>
-      <w:r>
-        <w:t xml:space="preserve"> </w:t>
-      </w:r>
-      <w:proofErr w:type="spellStart"/>
-      <w:r>
-        <w:t>rezervacija</w:t>
+        <w:t>lista</w:t>
+      </w:r>
+      <w:proofErr w:type="spellEnd"/>
+      <w:r>
+        <w:t xml:space="preserve"> </w:t>
+      </w:r>
+      <w:proofErr w:type="spellStart"/>
+      <w:r>
+        <w:t>korisnika</w:t>
+      </w:r>
+      <w:proofErr w:type="spellEnd"/>
+      <w:r>
+        <w:t xml:space="preserve"> </w:t>
+      </w:r>
+      <w:proofErr w:type="spellStart"/>
+      <w:r>
+        <w:t>sa</w:t>
+      </w:r>
+      <w:proofErr w:type="spellEnd"/>
+      <w:r>
+        <w:t xml:space="preserve"> </w:t>
+      </w:r>
+      <w:proofErr w:type="spellStart"/>
+      <w:r>
+        <w:t>statusom</w:t>
+      </w:r>
+      <w:proofErr w:type="spellEnd"/>
+      <w:r>
+        <w:t xml:space="preserve"> </w:t>
+      </w:r>
+      <w:proofErr w:type="spellStart"/>
+      <w:r>
+        <w:t>rezervacije</w:t>
+      </w:r>
+      <w:proofErr w:type="spellEnd"/>
+      <w:r>
+        <w:t xml:space="preserve"> </w:t>
+      </w:r>
+      <w:proofErr w:type="spellStart"/>
+      <w:r>
+        <w:t>i</w:t>
+      </w:r>
+      <w:proofErr w:type="spellEnd"/>
+      <w:r>
+        <w:t xml:space="preserve"> </w:t>
+      </w:r>
+      <w:proofErr w:type="spellStart"/>
+      <w:r>
+        <w:t>vremenom</w:t>
+      </w:r>
+      <w:proofErr w:type="spellEnd"/>
+      <w:r>
+        <w:t xml:space="preserve"> </w:t>
+      </w:r>
+      <w:proofErr w:type="spellStart"/>
+      <w:r>
+        <w:t>rezervacije</w:t>
       </w:r>
       <w:proofErr w:type="spellEnd"/>
       <w:r>
         <w:t>.</w:t>
+      </w:r>
+    </w:p>
+    <w:p>
+      <w:pPr>
+        <w:pStyle w:val="Heading2"/>
+      </w:pPr>
+      <w:r>
+        <w:t xml:space="preserve">6.4 </w:t>
+      </w:r>
+      <w:proofErr w:type="spellStart"/>
+      <w:r>
+        <w:t>Rezervacije</w:t>
+      </w:r>
+      <w:proofErr w:type="spellEnd"/>
+      <w:r>
+        <w:t xml:space="preserve"> (reservations)</w:t>
       </w:r>
     </w:p>
     <w:p>
@@ -14125,136 +13811,265 @@
         </w:numPr>
         <w:spacing w:after="80" w:line="300" w:lineRule="auto"/>
       </w:pPr>
+      <w:proofErr w:type="spellStart"/>
       <w:r>
         <w:rPr>
           <w:b/>
           <w:bCs/>
         </w:rPr>
-        <w:t xml:space="preserve">Admin: </w:t>
-      </w:r>
-      <w:proofErr w:type="spellStart"/>
+        <w:t>Kreiranje</w:t>
+      </w:r>
+      <w:proofErr w:type="spellEnd"/>
       <w:r>
         <w:rPr>
           <w:b/>
           <w:bCs/>
         </w:rPr>
-        <w:t>pregled</w:t>
-      </w:r>
-      <w:proofErr w:type="spellEnd"/>
+        <w:t xml:space="preserve"> </w:t>
+      </w:r>
+      <w:proofErr w:type="spellStart"/>
       <w:r>
         <w:rPr>
           <w:b/>
           <w:bCs/>
         </w:rPr>
-        <w:t xml:space="preserve"> </w:t>
-      </w:r>
-      <w:proofErr w:type="spellStart"/>
-      <w:r>
-        <w:rPr>
-          <w:b/>
-          <w:bCs/>
-        </w:rPr>
+        <w:t>rezervacije</w:t>
+      </w:r>
+      <w:proofErr w:type="spellEnd"/>
+      <w:r>
+        <w:t xml:space="preserve"> — </w:t>
+      </w:r>
+      <w:proofErr w:type="spellStart"/>
+      <w:r>
+        <w:t>korisnik</w:t>
+      </w:r>
+      <w:proofErr w:type="spellEnd"/>
+      <w:r>
+        <w:t xml:space="preserve"> </w:t>
+      </w:r>
+      <w:proofErr w:type="spellStart"/>
+      <w:r>
+        <w:t>rezerviše</w:t>
+      </w:r>
+      <w:proofErr w:type="spellEnd"/>
+      <w:r>
+        <w:t xml:space="preserve"> </w:t>
+      </w:r>
+      <w:proofErr w:type="spellStart"/>
+      <w:r>
+        <w:t>termin</w:t>
+      </w:r>
+      <w:proofErr w:type="spellEnd"/>
+      <w:r>
+        <w:t xml:space="preserve">. </w:t>
+      </w:r>
+      <w:proofErr w:type="spellStart"/>
+      <w:r>
+        <w:t>Sistem</w:t>
+      </w:r>
+      <w:proofErr w:type="spellEnd"/>
+      <w:r>
+        <w:t xml:space="preserve"> </w:t>
+      </w:r>
+      <w:proofErr w:type="spellStart"/>
+      <w:r>
+        <w:t>proverava</w:t>
+      </w:r>
+      <w:proofErr w:type="spellEnd"/>
+      <w:r>
+        <w:t xml:space="preserve">: </w:t>
+      </w:r>
+      <w:proofErr w:type="spellStart"/>
+      <w:r>
+        <w:t>termin</w:t>
+      </w:r>
+      <w:proofErr w:type="spellEnd"/>
+      <w:r>
+        <w:t xml:space="preserve"> </w:t>
+      </w:r>
+      <w:proofErr w:type="spellStart"/>
+      <w:r>
+        <w:t>postoji</w:t>
+      </w:r>
+      <w:proofErr w:type="spellEnd"/>
+      <w:r>
+        <w:t xml:space="preserve">, status je 'open', </w:t>
+      </w:r>
+      <w:proofErr w:type="spellStart"/>
+      <w:r>
+        <w:t>termin</w:t>
+      </w:r>
+      <w:proofErr w:type="spellEnd"/>
+      <w:r>
+        <w:t xml:space="preserve"> </w:t>
+      </w:r>
+      <w:proofErr w:type="spellStart"/>
+      <w:r>
+        <w:t>nije</w:t>
+      </w:r>
+      <w:proofErr w:type="spellEnd"/>
+      <w:r>
+        <w:t xml:space="preserve"> </w:t>
+      </w:r>
+      <w:proofErr w:type="spellStart"/>
+      <w:r>
+        <w:t>prošao</w:t>
+      </w:r>
+      <w:proofErr w:type="spellEnd"/>
+      <w:r>
+        <w:t xml:space="preserve">, </w:t>
+      </w:r>
+      <w:proofErr w:type="spellStart"/>
+      <w:r>
+        <w:t>ima</w:t>
+      </w:r>
+      <w:proofErr w:type="spellEnd"/>
+      <w:r>
+        <w:t xml:space="preserve"> </w:t>
+      </w:r>
+      <w:proofErr w:type="spellStart"/>
+      <w:r>
+        <w:t>slobodnih</w:t>
+      </w:r>
+      <w:proofErr w:type="spellEnd"/>
+      <w:r>
+        <w:t xml:space="preserve"> </w:t>
+      </w:r>
+      <w:proofErr w:type="spellStart"/>
+      <w:r>
+        <w:t>mesta</w:t>
+      </w:r>
+      <w:proofErr w:type="spellEnd"/>
+      <w:r>
+        <w:t xml:space="preserve">, </w:t>
+      </w:r>
+      <w:proofErr w:type="spellStart"/>
+      <w:r>
+        <w:t>korisnik</w:t>
+      </w:r>
+      <w:proofErr w:type="spellEnd"/>
+      <w:r>
+        <w:t xml:space="preserve"> </w:t>
+      </w:r>
+      <w:proofErr w:type="spellStart"/>
+      <w:r>
+        <w:t>nema</w:t>
+      </w:r>
+      <w:proofErr w:type="spellEnd"/>
+      <w:r>
+        <w:t xml:space="preserve"> </w:t>
+      </w:r>
+      <w:proofErr w:type="spellStart"/>
+      <w:r>
+        <w:t>aktivnu</w:t>
+      </w:r>
+      <w:proofErr w:type="spellEnd"/>
+      <w:r>
+        <w:t xml:space="preserve"> </w:t>
+      </w:r>
+      <w:proofErr w:type="spellStart"/>
+      <w:r>
+        <w:t>rezervaciju</w:t>
+      </w:r>
+      <w:proofErr w:type="spellEnd"/>
+      <w:r>
+        <w:t xml:space="preserve"> za </w:t>
+      </w:r>
+      <w:proofErr w:type="spellStart"/>
+      <w:r>
+        <w:t>isti</w:t>
+      </w:r>
+      <w:proofErr w:type="spellEnd"/>
+      <w:r>
+        <w:t xml:space="preserve"> </w:t>
+      </w:r>
+      <w:proofErr w:type="spellStart"/>
+      <w:r>
+        <w:t>termin</w:t>
+      </w:r>
+      <w:proofErr w:type="spellEnd"/>
+      <w:r>
+        <w:t xml:space="preserve">. Ako </w:t>
+      </w:r>
+      <w:proofErr w:type="spellStart"/>
+      <w:r>
+        <w:t>postoji</w:t>
+      </w:r>
+      <w:proofErr w:type="spellEnd"/>
+      <w:r>
+        <w:t xml:space="preserve"> </w:t>
+      </w:r>
+      <w:proofErr w:type="spellStart"/>
+      <w:r>
+        <w:t>otkazana</w:t>
+      </w:r>
+      <w:proofErr w:type="spellEnd"/>
+      <w:r>
+        <w:t xml:space="preserve"> </w:t>
+      </w:r>
+      <w:proofErr w:type="spellStart"/>
+      <w:r>
         <w:t>rezervacija</w:t>
       </w:r>
       <w:proofErr w:type="spellEnd"/>
       <w:r>
-        <w:rPr>
-          <w:b/>
-          <w:bCs/>
-        </w:rPr>
-        <w:t xml:space="preserve"> po </w:t>
-      </w:r>
-      <w:proofErr w:type="spellStart"/>
-      <w:r>
-        <w:rPr>
-          <w:b/>
-          <w:bCs/>
-        </w:rPr>
-        <w:t>terminu</w:t>
-      </w:r>
-      <w:proofErr w:type="spellEnd"/>
-      <w:r>
-        <w:t xml:space="preserve"> — </w:t>
-      </w:r>
-      <w:proofErr w:type="spellStart"/>
-      <w:r>
-        <w:t>lista</w:t>
-      </w:r>
-      <w:proofErr w:type="spellEnd"/>
-      <w:r>
-        <w:t xml:space="preserve"> </w:t>
-      </w:r>
-      <w:proofErr w:type="spellStart"/>
-      <w:r>
-        <w:t>korisnika</w:t>
-      </w:r>
-      <w:proofErr w:type="spellEnd"/>
-      <w:r>
-        <w:t xml:space="preserve"> </w:t>
-      </w:r>
-      <w:proofErr w:type="spellStart"/>
-      <w:r>
-        <w:t>sa</w:t>
-      </w:r>
-      <w:proofErr w:type="spellEnd"/>
-      <w:r>
-        <w:t xml:space="preserve"> </w:t>
-      </w:r>
-      <w:proofErr w:type="spellStart"/>
-      <w:r>
-        <w:t>statusom</w:t>
-      </w:r>
-      <w:proofErr w:type="spellEnd"/>
-      <w:r>
-        <w:t xml:space="preserve"> </w:t>
-      </w:r>
-      <w:proofErr w:type="spellStart"/>
-      <w:r>
-        <w:t>rezervacije</w:t>
-      </w:r>
-      <w:proofErr w:type="spellEnd"/>
-      <w:r>
-        <w:t xml:space="preserve"> </w:t>
-      </w:r>
-      <w:proofErr w:type="spellStart"/>
-      <w:r>
-        <w:t>i</w:t>
-      </w:r>
-      <w:proofErr w:type="spellEnd"/>
-      <w:r>
-        <w:t xml:space="preserve"> </w:t>
-      </w:r>
-      <w:proofErr w:type="spellStart"/>
-      <w:r>
-        <w:t>vremenom</w:t>
-      </w:r>
-      <w:proofErr w:type="spellEnd"/>
-      <w:r>
-        <w:t xml:space="preserve"> </w:t>
-      </w:r>
-      <w:proofErr w:type="spellStart"/>
-      <w:r>
-        <w:t>rezervacije</w:t>
+        <w:t xml:space="preserve"> za </w:t>
+      </w:r>
+      <w:proofErr w:type="spellStart"/>
+      <w:r>
+        <w:t>isti</w:t>
+      </w:r>
+      <w:proofErr w:type="spellEnd"/>
+      <w:r>
+        <w:t xml:space="preserve"> </w:t>
+      </w:r>
+      <w:proofErr w:type="spellStart"/>
+      <w:r>
+        <w:t>termin</w:t>
+      </w:r>
+      <w:proofErr w:type="spellEnd"/>
+      <w:r>
+        <w:t xml:space="preserve">, </w:t>
+      </w:r>
+      <w:proofErr w:type="spellStart"/>
+      <w:r>
+        <w:t>reaktivira</w:t>
+      </w:r>
+      <w:proofErr w:type="spellEnd"/>
+      <w:r>
+        <w:t xml:space="preserve"> se (UPDATE) </w:t>
+      </w:r>
+      <w:proofErr w:type="spellStart"/>
+      <w:r>
+        <w:t>umesto</w:t>
+      </w:r>
+      <w:proofErr w:type="spellEnd"/>
+      <w:r>
+        <w:t xml:space="preserve"> INSERT-a, </w:t>
+      </w:r>
+      <w:proofErr w:type="spellStart"/>
+      <w:r>
+        <w:t>čime</w:t>
+      </w:r>
+      <w:proofErr w:type="spellEnd"/>
+      <w:r>
+        <w:t xml:space="preserve"> se </w:t>
+      </w:r>
+      <w:proofErr w:type="spellStart"/>
+      <w:r>
+        <w:t>poštuje</w:t>
+      </w:r>
+      <w:proofErr w:type="spellEnd"/>
+      <w:r>
+        <w:t xml:space="preserve"> unique </w:t>
+      </w:r>
+      <w:proofErr w:type="spellStart"/>
+      <w:r>
+        <w:t>ograničenje</w:t>
       </w:r>
       <w:proofErr w:type="spellEnd"/>
       <w:r>
         <w:t>.</w:t>
-      </w:r>
-    </w:p>
-    <w:p>
-      <w:pPr>
-        <w:pStyle w:val="Heading2"/>
-      </w:pPr>
-      <w:r>
-        <w:t xml:space="preserve">6.4 </w:t>
-      </w:r>
-      <w:proofErr w:type="spellStart"/>
-      <w:r>
-        <w:t>Rezervacije</w:t>
-      </w:r>
-      <w:proofErr w:type="spellEnd"/>
-      <w:r>
-        <w:t xml:space="preserve"> (reservations)</w:t>
       </w:r>
     </w:p>
     <w:p>
@@ -14272,7 +14087,7 @@
           <w:b/>
           <w:bCs/>
         </w:rPr>
-        <w:t>Kreiranje</w:t>
+        <w:t>Pregled</w:t>
       </w:r>
       <w:proofErr w:type="spellEnd"/>
       <w:r>
@@ -14288,87 +14103,95 @@
           <w:b/>
           <w:bCs/>
         </w:rPr>
+        <w:t>mojih</w:t>
+      </w:r>
+      <w:proofErr w:type="spellEnd"/>
+      <w:r>
+        <w:rPr>
+          <w:b/>
+          <w:bCs/>
+        </w:rPr>
+        <w:t xml:space="preserve"> </w:t>
+      </w:r>
+      <w:proofErr w:type="spellStart"/>
+      <w:r>
+        <w:rPr>
+          <w:b/>
+          <w:bCs/>
+        </w:rPr>
+        <w:t>rezervacija</w:t>
+      </w:r>
+      <w:proofErr w:type="spellEnd"/>
+      <w:r>
+        <w:t xml:space="preserve"> — </w:t>
+      </w:r>
+      <w:proofErr w:type="spellStart"/>
+      <w:r>
+        <w:t>korisnik</w:t>
+      </w:r>
+      <w:proofErr w:type="spellEnd"/>
+      <w:r>
+        <w:t xml:space="preserve"> </w:t>
+      </w:r>
+      <w:proofErr w:type="spellStart"/>
+      <w:r>
+        <w:t>vidi</w:t>
+      </w:r>
+      <w:proofErr w:type="spellEnd"/>
+      <w:r>
+        <w:t xml:space="preserve"> </w:t>
+      </w:r>
+      <w:proofErr w:type="spellStart"/>
+      <w:r>
+        <w:t>sve</w:t>
+      </w:r>
+      <w:proofErr w:type="spellEnd"/>
+      <w:r>
+        <w:t xml:space="preserve"> </w:t>
+      </w:r>
+      <w:proofErr w:type="spellStart"/>
+      <w:r>
+        <w:t>sopstvene</w:t>
+      </w:r>
+      <w:proofErr w:type="spellEnd"/>
+      <w:r>
+        <w:t xml:space="preserve"> </w:t>
+      </w:r>
+      <w:proofErr w:type="spellStart"/>
+      <w:r>
         <w:t>rezervacije</w:t>
       </w:r>
       <w:proofErr w:type="spellEnd"/>
       <w:r>
-        <w:t xml:space="preserve"> — </w:t>
-      </w:r>
-      <w:proofErr w:type="spellStart"/>
-      <w:r>
-        <w:t>korisnik</w:t>
-      </w:r>
-      <w:proofErr w:type="spellEnd"/>
-      <w:r>
-        <w:t xml:space="preserve"> </w:t>
-      </w:r>
-      <w:proofErr w:type="spellStart"/>
-      <w:r>
-        <w:t>rezerviše</w:t>
-      </w:r>
-      <w:proofErr w:type="spellEnd"/>
-      <w:r>
-        <w:t xml:space="preserve"> </w:t>
-      </w:r>
-      <w:proofErr w:type="spellStart"/>
-      <w:r>
-        <w:t>termin</w:t>
-      </w:r>
-      <w:proofErr w:type="spellEnd"/>
-      <w:r>
-        <w:t xml:space="preserve">. </w:t>
-      </w:r>
-      <w:proofErr w:type="spellStart"/>
-      <w:r>
-        <w:t>Sistem</w:t>
-      </w:r>
-      <w:proofErr w:type="spellEnd"/>
-      <w:r>
-        <w:t xml:space="preserve"> </w:t>
-      </w:r>
-      <w:proofErr w:type="spellStart"/>
-      <w:r>
-        <w:t>proverava</w:t>
-      </w:r>
-      <w:proofErr w:type="spellEnd"/>
-      <w:r>
-        <w:t xml:space="preserve">: </w:t>
-      </w:r>
-      <w:proofErr w:type="spellStart"/>
-      <w:r>
-        <w:t>termin</w:t>
-      </w:r>
-      <w:proofErr w:type="spellEnd"/>
-      <w:r>
-        <w:t xml:space="preserve"> </w:t>
-      </w:r>
-      <w:proofErr w:type="spellStart"/>
-      <w:r>
-        <w:t>postoji</w:t>
-      </w:r>
-      <w:proofErr w:type="spellEnd"/>
-      <w:r>
-        <w:t xml:space="preserve">, status je 'open', </w:t>
-      </w:r>
-      <w:proofErr w:type="spellStart"/>
-      <w:r>
-        <w:t>termin</w:t>
-      </w:r>
-      <w:proofErr w:type="spellEnd"/>
-      <w:r>
-        <w:t xml:space="preserve"> </w:t>
-      </w:r>
-      <w:proofErr w:type="spellStart"/>
-      <w:r>
-        <w:t>nije</w:t>
-      </w:r>
-      <w:proofErr w:type="spellEnd"/>
-      <w:r>
-        <w:t xml:space="preserve"> </w:t>
-      </w:r>
-      <w:proofErr w:type="spellStart"/>
-      <w:r>
-        <w:t>prošao</w:t>
+        <w:t xml:space="preserve"> </w:t>
+      </w:r>
+      <w:proofErr w:type="spellStart"/>
+      <w:r>
+        <w:t>podeljene</w:t>
+      </w:r>
+      <w:proofErr w:type="spellEnd"/>
+      <w:r>
+        <w:t xml:space="preserve"> u </w:t>
+      </w:r>
+      <w:proofErr w:type="spellStart"/>
+      <w:r>
+        <w:t>aktivne</w:t>
+      </w:r>
+      <w:proofErr w:type="spellEnd"/>
+      <w:r>
+        <w:t xml:space="preserve"> </w:t>
+      </w:r>
+      <w:proofErr w:type="spellStart"/>
+      <w:r>
+        <w:t>i</w:t>
+      </w:r>
+      <w:proofErr w:type="spellEnd"/>
+      <w:r>
+        <w:t xml:space="preserve"> </w:t>
+      </w:r>
+      <w:proofErr w:type="spellStart"/>
+      <w:r>
+        <w:t>otkazane</w:t>
       </w:r>
       <w:proofErr w:type="spellEnd"/>
       <w:r>
@@ -14376,151 +14199,31 @@
       </w:r>
       <w:proofErr w:type="spellStart"/>
       <w:r>
-        <w:t>ima</w:t>
-      </w:r>
-      <w:proofErr w:type="spellEnd"/>
-      <w:r>
-        <w:t xml:space="preserve"> </w:t>
-      </w:r>
-      <w:proofErr w:type="spellStart"/>
-      <w:r>
-        <w:t>slobodnih</w:t>
-      </w:r>
-      <w:proofErr w:type="spellEnd"/>
-      <w:r>
-        <w:t xml:space="preserve"> </w:t>
-      </w:r>
-      <w:proofErr w:type="spellStart"/>
-      <w:r>
-        <w:t>mesta</w:t>
-      </w:r>
-      <w:proofErr w:type="spellEnd"/>
-      <w:r>
-        <w:t xml:space="preserve">, </w:t>
-      </w:r>
-      <w:proofErr w:type="spellStart"/>
-      <w:r>
-        <w:t>korisnik</w:t>
-      </w:r>
-      <w:proofErr w:type="spellEnd"/>
-      <w:r>
-        <w:t xml:space="preserve"> </w:t>
-      </w:r>
-      <w:proofErr w:type="spellStart"/>
-      <w:r>
-        <w:t>nema</w:t>
-      </w:r>
-      <w:proofErr w:type="spellEnd"/>
-      <w:r>
-        <w:t xml:space="preserve"> </w:t>
-      </w:r>
-      <w:proofErr w:type="spellStart"/>
-      <w:r>
-        <w:t>aktivnu</w:t>
-      </w:r>
-      <w:proofErr w:type="spellEnd"/>
-      <w:r>
-        <w:t xml:space="preserve"> </w:t>
-      </w:r>
-      <w:proofErr w:type="spellStart"/>
-      <w:r>
-        <w:t>rezervaciju</w:t>
-      </w:r>
-      <w:proofErr w:type="spellEnd"/>
-      <w:r>
-        <w:t xml:space="preserve"> za </w:t>
-      </w:r>
-      <w:proofErr w:type="spellStart"/>
-      <w:r>
-        <w:t>isti</w:t>
-      </w:r>
-      <w:proofErr w:type="spellEnd"/>
-      <w:r>
-        <w:t xml:space="preserve"> </w:t>
-      </w:r>
-      <w:proofErr w:type="spellStart"/>
-      <w:r>
-        <w:t>termin</w:t>
-      </w:r>
-      <w:proofErr w:type="spellEnd"/>
-      <w:r>
-        <w:t xml:space="preserve">. Ako </w:t>
-      </w:r>
-      <w:proofErr w:type="spellStart"/>
-      <w:r>
-        <w:t>postoji</w:t>
-      </w:r>
-      <w:proofErr w:type="spellEnd"/>
-      <w:r>
-        <w:t xml:space="preserve"> </w:t>
-      </w:r>
-      <w:proofErr w:type="spellStart"/>
-      <w:r>
-        <w:t>otkazana</w:t>
-      </w:r>
-      <w:proofErr w:type="spellEnd"/>
-      <w:r>
-        <w:t xml:space="preserve"> </w:t>
-      </w:r>
-      <w:proofErr w:type="spellStart"/>
-      <w:r>
-        <w:t>rezervacija</w:t>
-      </w:r>
-      <w:proofErr w:type="spellEnd"/>
-      <w:r>
-        <w:t xml:space="preserve"> za </w:t>
-      </w:r>
-      <w:proofErr w:type="spellStart"/>
-      <w:r>
-        <w:t>isti</w:t>
-      </w:r>
-      <w:proofErr w:type="spellEnd"/>
-      <w:r>
-        <w:t xml:space="preserve"> </w:t>
-      </w:r>
-      <w:proofErr w:type="spellStart"/>
-      <w:r>
-        <w:t>termin</w:t>
-      </w:r>
-      <w:proofErr w:type="spellEnd"/>
-      <w:r>
-        <w:t xml:space="preserve">, </w:t>
-      </w:r>
-      <w:proofErr w:type="spellStart"/>
-      <w:r>
-        <w:t>reaktivira</w:t>
-      </w:r>
-      <w:proofErr w:type="spellEnd"/>
-      <w:r>
-        <w:t xml:space="preserve"> se (UPDATE) </w:t>
-      </w:r>
-      <w:proofErr w:type="spellStart"/>
-      <w:r>
-        <w:t>umesto</w:t>
-      </w:r>
-      <w:proofErr w:type="spellEnd"/>
-      <w:r>
-        <w:t xml:space="preserve"> INSERT-a, </w:t>
-      </w:r>
-      <w:proofErr w:type="spellStart"/>
-      <w:r>
-        <w:t>čime</w:t>
-      </w:r>
-      <w:proofErr w:type="spellEnd"/>
-      <w:r>
-        <w:t xml:space="preserve"> se </w:t>
-      </w:r>
-      <w:proofErr w:type="spellStart"/>
-      <w:r>
-        <w:t>poštuje</w:t>
-      </w:r>
-      <w:proofErr w:type="spellEnd"/>
-      <w:r>
-        <w:t xml:space="preserve"> unique </w:t>
-      </w:r>
-      <w:proofErr w:type="spellStart"/>
-      <w:r>
-        <w:t>ograničenje</w:t>
+        <w:t>sa</w:t>
+      </w:r>
+      <w:proofErr w:type="spellEnd"/>
+      <w:r>
+        <w:t xml:space="preserve"> </w:t>
+      </w:r>
+      <w:proofErr w:type="spellStart"/>
+      <w:r>
+        <w:t>statusom</w:t>
+      </w:r>
+      <w:proofErr w:type="spellEnd"/>
+      <w:r>
+        <w:t xml:space="preserve"> termina </w:t>
+      </w:r>
+      <w:proofErr w:type="spellStart"/>
+      <w:r>
+        <w:t>i</w:t>
+      </w:r>
+      <w:proofErr w:type="spellEnd"/>
+      <w:r>
+        <w:t xml:space="preserve"> </w:t>
+      </w:r>
+      <w:proofErr w:type="spellStart"/>
+      <w:r>
+        <w:t>vremenima</w:t>
       </w:r>
       <w:proofErr w:type="spellEnd"/>
       <w:r>
@@ -14542,7 +14245,7 @@
           <w:b/>
           <w:bCs/>
         </w:rPr>
-        <w:t>Pregled</w:t>
+        <w:t>Otkazivanje</w:t>
       </w:r>
       <w:proofErr w:type="spellEnd"/>
       <w:r>
@@ -14558,23 +14261,7 @@
           <w:b/>
           <w:bCs/>
         </w:rPr>
-        <w:t>mojih</w:t>
-      </w:r>
-      <w:proofErr w:type="spellEnd"/>
-      <w:r>
-        <w:rPr>
-          <w:b/>
-          <w:bCs/>
-        </w:rPr>
-        <w:t xml:space="preserve"> </w:t>
-      </w:r>
-      <w:proofErr w:type="spellStart"/>
-      <w:r>
-        <w:rPr>
-          <w:b/>
-          <w:bCs/>
-        </w:rPr>
-        <w:t>rezervacija</w:t>
+        <w:t>rezervacije</w:t>
       </w:r>
       <w:proofErr w:type="spellEnd"/>
       <w:r>
@@ -14582,107 +14269,137 @@
       </w:r>
       <w:proofErr w:type="spellStart"/>
       <w:r>
+        <w:t>moguće</w:t>
+      </w:r>
+      <w:proofErr w:type="spellEnd"/>
+      <w:r>
+        <w:t xml:space="preserve"> </w:t>
+      </w:r>
+      <w:proofErr w:type="spellStart"/>
+      <w:r>
+        <w:t>samo</w:t>
+      </w:r>
+      <w:proofErr w:type="spellEnd"/>
+      <w:r>
+        <w:t xml:space="preserve"> za </w:t>
+      </w:r>
+      <w:proofErr w:type="spellStart"/>
+      <w:r>
+        <w:t>aktivne</w:t>
+      </w:r>
+      <w:proofErr w:type="spellEnd"/>
+      <w:r>
+        <w:t xml:space="preserve"> </w:t>
+      </w:r>
+      <w:proofErr w:type="spellStart"/>
+      <w:r>
+        <w:t>rezervacije</w:t>
+      </w:r>
+      <w:proofErr w:type="spellEnd"/>
+      <w:r>
+        <w:t xml:space="preserve"> </w:t>
+      </w:r>
+      <w:proofErr w:type="spellStart"/>
+      <w:r>
+        <w:t>budućih</w:t>
+      </w:r>
+      <w:proofErr w:type="spellEnd"/>
+      <w:r>
+        <w:t xml:space="preserve"> termina. </w:t>
+      </w:r>
+      <w:proofErr w:type="spellStart"/>
+      <w:r>
+        <w:t>Proverava</w:t>
+      </w:r>
+      <w:proofErr w:type="spellEnd"/>
+      <w:r>
+        <w:t xml:space="preserve"> se </w:t>
+      </w:r>
+      <w:proofErr w:type="spellStart"/>
+      <w:r>
+        <w:t>vlasništvo</w:t>
+      </w:r>
+      <w:proofErr w:type="spellEnd"/>
+      <w:r>
+        <w:t xml:space="preserve"> (403 </w:t>
+      </w:r>
+      <w:proofErr w:type="spellStart"/>
+      <w:r>
+        <w:t>ako</w:t>
+      </w:r>
+      <w:proofErr w:type="spellEnd"/>
+      <w:r>
+        <w:t xml:space="preserve"> </w:t>
+      </w:r>
+      <w:proofErr w:type="spellStart"/>
+      <w:r>
+        <w:t>pokušava</w:t>
+      </w:r>
+      <w:proofErr w:type="spellEnd"/>
+      <w:r>
+        <w:t xml:space="preserve"> </w:t>
+      </w:r>
+      <w:proofErr w:type="spellStart"/>
+      <w:r>
+        <w:t>drugi</w:t>
+      </w:r>
+      <w:proofErr w:type="spellEnd"/>
+      <w:r>
+        <w:t xml:space="preserve"> </w:t>
+      </w:r>
+      <w:proofErr w:type="spellStart"/>
+      <w:r>
         <w:t>korisnik</w:t>
       </w:r>
       <w:proofErr w:type="spellEnd"/>
       <w:r>
-        <w:t xml:space="preserve"> </w:t>
-      </w:r>
-      <w:proofErr w:type="spellStart"/>
-      <w:r>
-        <w:t>vidi</w:t>
-      </w:r>
-      <w:proofErr w:type="spellEnd"/>
-      <w:r>
-        <w:t xml:space="preserve"> </w:t>
-      </w:r>
-      <w:proofErr w:type="spellStart"/>
-      <w:r>
-        <w:t>sve</w:t>
-      </w:r>
-      <w:proofErr w:type="spellEnd"/>
-      <w:r>
-        <w:t xml:space="preserve"> </w:t>
-      </w:r>
-      <w:proofErr w:type="spellStart"/>
-      <w:r>
-        <w:t>sopstvene</w:t>
-      </w:r>
-      <w:proofErr w:type="spellEnd"/>
-      <w:r>
-        <w:t xml:space="preserve"> </w:t>
-      </w:r>
-      <w:proofErr w:type="spellStart"/>
-      <w:r>
-        <w:t>rezervacije</w:t>
-      </w:r>
-      <w:proofErr w:type="spellEnd"/>
-      <w:r>
-        <w:t xml:space="preserve"> </w:t>
-      </w:r>
-      <w:proofErr w:type="spellStart"/>
-      <w:r>
-        <w:t>podeljene</w:t>
-      </w:r>
-      <w:proofErr w:type="spellEnd"/>
-      <w:r>
-        <w:t xml:space="preserve"> u </w:t>
-      </w:r>
-      <w:proofErr w:type="spellStart"/>
-      <w:r>
-        <w:t>aktivne</w:t>
-      </w:r>
-      <w:proofErr w:type="spellEnd"/>
-      <w:r>
-        <w:t xml:space="preserve"> </w:t>
-      </w:r>
-      <w:proofErr w:type="spellStart"/>
-      <w:r>
-        <w:t>i</w:t>
-      </w:r>
-      <w:proofErr w:type="spellEnd"/>
-      <w:r>
-        <w:t xml:space="preserve"> </w:t>
-      </w:r>
-      <w:proofErr w:type="spellStart"/>
-      <w:r>
-        <w:t>otkazane</w:t>
-      </w:r>
-      <w:proofErr w:type="spellEnd"/>
-      <w:r>
-        <w:t xml:space="preserve">, </w:t>
-      </w:r>
-      <w:proofErr w:type="spellStart"/>
-      <w:r>
-        <w:t>sa</w:t>
-      </w:r>
-      <w:proofErr w:type="spellEnd"/>
-      <w:r>
-        <w:t xml:space="preserve"> </w:t>
-      </w:r>
-      <w:proofErr w:type="spellStart"/>
-      <w:r>
-        <w:t>statusom</w:t>
-      </w:r>
-      <w:proofErr w:type="spellEnd"/>
-      <w:r>
-        <w:t xml:space="preserve"> termina </w:t>
-      </w:r>
-      <w:proofErr w:type="spellStart"/>
-      <w:r>
-        <w:t>i</w:t>
-      </w:r>
-      <w:proofErr w:type="spellEnd"/>
-      <w:r>
-        <w:t xml:space="preserve"> </w:t>
-      </w:r>
-      <w:proofErr w:type="spellStart"/>
-      <w:r>
-        <w:t>vremenima</w:t>
+        <w:t xml:space="preserve">). Status se </w:t>
+      </w:r>
+      <w:proofErr w:type="spellStart"/>
+      <w:r>
+        <w:t>menja</w:t>
+      </w:r>
+      <w:proofErr w:type="spellEnd"/>
+      <w:r>
+        <w:t xml:space="preserve"> </w:t>
+      </w:r>
+      <w:proofErr w:type="spellStart"/>
+      <w:r>
+        <w:t>na</w:t>
+      </w:r>
+      <w:proofErr w:type="spellEnd"/>
+      <w:r>
+        <w:t xml:space="preserve"> </w:t>
+      </w:r>
+      <w:proofErr w:type="spellStart"/>
+      <w:r>
+        <w:rPr>
+          <w:rFonts w:ascii="Consolas" w:eastAsia="Consolas" w:hAnsi="Consolas" w:cs="Consolas"/>
+          <w:sz w:val="19"/>
+          <w:szCs w:val="19"/>
+          <w:shd w:val="clear" w:color="auto" w:fill="F1F5F9"/>
+        </w:rPr>
+        <w:t>cancelled_by_user</w:t>
       </w:r>
       <w:proofErr w:type="spellEnd"/>
       <w:r>
         <w:t>.</w:t>
+      </w:r>
+    </w:p>
+    <w:p>
+      <w:pPr>
+        <w:pStyle w:val="Heading2"/>
+      </w:pPr>
+      <w:r>
+        <w:t xml:space="preserve">6.5 CMS </w:t>
+      </w:r>
+      <w:proofErr w:type="spellStart"/>
+      <w:r>
+        <w:t>stranice</w:t>
+      </w:r>
+      <w:proofErr w:type="spellEnd"/>
+      <w:r>
+        <w:t xml:space="preserve"> (pages)</w:t>
       </w:r>
     </w:p>
     <w:p>
@@ -14700,7 +14417,7 @@
           <w:b/>
           <w:bCs/>
         </w:rPr>
-        <w:t>Otkazivanje</w:t>
+        <w:t>Javne</w:t>
       </w:r>
       <w:proofErr w:type="spellEnd"/>
       <w:r>
@@ -14716,115 +14433,66 @@
           <w:b/>
           <w:bCs/>
         </w:rPr>
-        <w:t>rezervacije</w:t>
-      </w:r>
-      <w:proofErr w:type="spellEnd"/>
+        <w:t>stranice</w:t>
+      </w:r>
+      <w:proofErr w:type="spellEnd"/>
+      <w:r>
+        <w:rPr>
+          <w:b/>
+          <w:bCs/>
+        </w:rPr>
+        <w:t xml:space="preserve"> (bez </w:t>
+      </w:r>
+      <w:proofErr w:type="spellStart"/>
+      <w:r>
+        <w:rPr>
+          <w:b/>
+          <w:bCs/>
+        </w:rPr>
+        <w:t>prijave</w:t>
+      </w:r>
+      <w:proofErr w:type="spellEnd"/>
+      <w:r>
+        <w:rPr>
+          <w:b/>
+          <w:bCs/>
+        </w:rPr>
+        <w:t>)</w:t>
+      </w:r>
       <w:r>
         <w:t xml:space="preserve"> — </w:t>
       </w:r>
       <w:proofErr w:type="spellStart"/>
       <w:r>
-        <w:t>moguće</w:t>
-      </w:r>
-      <w:proofErr w:type="spellEnd"/>
-      <w:r>
-        <w:t xml:space="preserve"> </w:t>
-      </w:r>
-      <w:proofErr w:type="spellStart"/>
-      <w:r>
-        <w:t>samo</w:t>
-      </w:r>
-      <w:proofErr w:type="spellEnd"/>
-      <w:r>
-        <w:t xml:space="preserve"> za </w:t>
-      </w:r>
-      <w:proofErr w:type="spellStart"/>
-      <w:r>
-        <w:t>aktivne</w:t>
-      </w:r>
-      <w:proofErr w:type="spellEnd"/>
-      <w:r>
-        <w:t xml:space="preserve"> </w:t>
-      </w:r>
-      <w:proofErr w:type="spellStart"/>
-      <w:r>
-        <w:t>rezervacije</w:t>
-      </w:r>
-      <w:proofErr w:type="spellEnd"/>
-      <w:r>
-        <w:t xml:space="preserve"> </w:t>
-      </w:r>
-      <w:proofErr w:type="spellStart"/>
-      <w:r>
-        <w:t>budućih</w:t>
-      </w:r>
-      <w:proofErr w:type="spellEnd"/>
-      <w:r>
-        <w:t xml:space="preserve"> termina. </w:t>
-      </w:r>
-      <w:proofErr w:type="spellStart"/>
-      <w:r>
-        <w:t>Proverava</w:t>
-      </w:r>
-      <w:proofErr w:type="spellEnd"/>
-      <w:r>
-        <w:t xml:space="preserve"> se </w:t>
-      </w:r>
-      <w:proofErr w:type="spellStart"/>
-      <w:r>
-        <w:t>vlasništvo</w:t>
-      </w:r>
-      <w:proofErr w:type="spellEnd"/>
-      <w:r>
-        <w:t xml:space="preserve"> (403 </w:t>
-      </w:r>
-      <w:proofErr w:type="spellStart"/>
-      <w:r>
-        <w:t>ako</w:t>
-      </w:r>
-      <w:proofErr w:type="spellEnd"/>
-      <w:r>
-        <w:t xml:space="preserve"> </w:t>
-      </w:r>
-      <w:proofErr w:type="spellStart"/>
-      <w:r>
-        <w:t>pokušava</w:t>
-      </w:r>
-      <w:proofErr w:type="spellEnd"/>
-      <w:r>
-        <w:t xml:space="preserve"> </w:t>
-      </w:r>
-      <w:proofErr w:type="spellStart"/>
-      <w:r>
-        <w:t>drugi</w:t>
-      </w:r>
-      <w:proofErr w:type="spellEnd"/>
-      <w:r>
-        <w:t xml:space="preserve"> </w:t>
-      </w:r>
-      <w:proofErr w:type="spellStart"/>
-      <w:r>
-        <w:t>korisnik</w:t>
-      </w:r>
-      <w:proofErr w:type="spellEnd"/>
-      <w:r>
-        <w:t xml:space="preserve">). Status se </w:t>
-      </w:r>
-      <w:proofErr w:type="spellStart"/>
-      <w:r>
-        <w:t>menja</w:t>
-      </w:r>
-      <w:proofErr w:type="spellEnd"/>
-      <w:r>
-        <w:t xml:space="preserve"> </w:t>
-      </w:r>
-      <w:proofErr w:type="spellStart"/>
-      <w:r>
-        <w:t>na</w:t>
-      </w:r>
-      <w:proofErr w:type="spellEnd"/>
-      <w:r>
-        <w:t xml:space="preserve"> </w:t>
+        <w:t>lista</w:t>
+      </w:r>
+      <w:proofErr w:type="spellEnd"/>
+      <w:r>
+        <w:t xml:space="preserve"> </w:t>
+      </w:r>
+      <w:proofErr w:type="spellStart"/>
+      <w:r>
+        <w:t>objavljenih</w:t>
+      </w:r>
+      <w:proofErr w:type="spellEnd"/>
+      <w:r>
+        <w:t xml:space="preserve"> </w:t>
+      </w:r>
+      <w:proofErr w:type="spellStart"/>
+      <w:r>
+        <w:t>stranica</w:t>
+      </w:r>
+      <w:proofErr w:type="spellEnd"/>
+      <w:r>
+        <w:t xml:space="preserve"> </w:t>
+      </w:r>
+      <w:proofErr w:type="spellStart"/>
+      <w:r>
+        <w:t>sortirana</w:t>
+      </w:r>
+      <w:proofErr w:type="spellEnd"/>
+      <w:r>
+        <w:t xml:space="preserve"> po </w:t>
       </w:r>
       <w:proofErr w:type="spellStart"/>
       <w:r>
@@ -14834,27 +14502,67 @@
           <w:szCs w:val="19"/>
           <w:shd w:val="clear" w:color="auto" w:fill="F1F5F9"/>
         </w:rPr>
-        <w:t>cancelled_by_user</w:t>
+        <w:t>sort_order</w:t>
+      </w:r>
+      <w:proofErr w:type="spellEnd"/>
+      <w:r>
+        <w:t xml:space="preserve">, </w:t>
+      </w:r>
+      <w:proofErr w:type="spellStart"/>
+      <w:r>
+        <w:t>i</w:t>
+      </w:r>
+      <w:proofErr w:type="spellEnd"/>
+      <w:r>
+        <w:t xml:space="preserve"> </w:t>
+      </w:r>
+      <w:proofErr w:type="spellStart"/>
+      <w:r>
+        <w:t>prikaz</w:t>
+      </w:r>
+      <w:proofErr w:type="spellEnd"/>
+      <w:r>
+        <w:t xml:space="preserve"> </w:t>
+      </w:r>
+      <w:proofErr w:type="spellStart"/>
+      <w:r>
+        <w:t>pojedinačne</w:t>
+      </w:r>
+      <w:proofErr w:type="spellEnd"/>
+      <w:r>
+        <w:t xml:space="preserve"> </w:t>
+      </w:r>
+      <w:proofErr w:type="spellStart"/>
+      <w:r>
+        <w:t>stranice</w:t>
+      </w:r>
+      <w:proofErr w:type="spellEnd"/>
+      <w:r>
+        <w:t xml:space="preserve"> po slug-u. HTML </w:t>
+      </w:r>
+      <w:proofErr w:type="spellStart"/>
+      <w:r>
+        <w:t>sadržaj</w:t>
+      </w:r>
+      <w:proofErr w:type="spellEnd"/>
+      <w:r>
+        <w:t xml:space="preserve"> se </w:t>
+      </w:r>
+      <w:proofErr w:type="spellStart"/>
+      <w:r>
+        <w:t>renderuje</w:t>
+      </w:r>
+      <w:proofErr w:type="spellEnd"/>
+      <w:r>
+        <w:t xml:space="preserve"> </w:t>
+      </w:r>
+      <w:proofErr w:type="spellStart"/>
+      <w:r>
+        <w:t>direktno</w:t>
       </w:r>
       <w:proofErr w:type="spellEnd"/>
       <w:r>
         <w:t>.</w:t>
-      </w:r>
-    </w:p>
-    <w:p>
-      <w:pPr>
-        <w:pStyle w:val="Heading2"/>
-      </w:pPr>
-      <w:r>
-        <w:t xml:space="preserve">6.5 CMS </w:t>
-      </w:r>
-      <w:proofErr w:type="spellStart"/>
-      <w:r>
-        <w:t>stranice</w:t>
-      </w:r>
-      <w:proofErr w:type="spellEnd"/>
-      <w:r>
-        <w:t xml:space="preserve"> (pages)</w:t>
       </w:r>
     </w:p>
     <w:p>
@@ -14866,102 +14574,64 @@
         </w:numPr>
         <w:spacing w:after="80" w:line="300" w:lineRule="auto"/>
       </w:pPr>
-      <w:proofErr w:type="spellStart"/>
       <w:r>
         <w:rPr>
           <w:b/>
           <w:bCs/>
         </w:rPr>
-        <w:t>Javne</w:t>
-      </w:r>
-      <w:proofErr w:type="spellEnd"/>
+        <w:t xml:space="preserve">Admin: </w:t>
+      </w:r>
+      <w:proofErr w:type="spellStart"/>
       <w:r>
         <w:rPr>
           <w:b/>
           <w:bCs/>
         </w:rPr>
-        <w:t xml:space="preserve"> </w:t>
-      </w:r>
-      <w:proofErr w:type="spellStart"/>
+        <w:t>lista</w:t>
+      </w:r>
+      <w:proofErr w:type="spellEnd"/>
       <w:r>
         <w:rPr>
           <w:b/>
           <w:bCs/>
         </w:rPr>
-        <w:t>stranice</w:t>
-      </w:r>
-      <w:proofErr w:type="spellEnd"/>
+        <w:t xml:space="preserve"> </w:t>
+      </w:r>
+      <w:proofErr w:type="spellStart"/>
       <w:r>
         <w:rPr>
           <w:b/>
           <w:bCs/>
         </w:rPr>
-        <w:t xml:space="preserve"> (bez </w:t>
-      </w:r>
-      <w:proofErr w:type="spellStart"/>
+        <w:t>svih</w:t>
+      </w:r>
+      <w:proofErr w:type="spellEnd"/>
       <w:r>
         <w:rPr>
           <w:b/>
           <w:bCs/>
         </w:rPr>
-        <w:t>prijave</w:t>
-      </w:r>
-      <w:proofErr w:type="spellEnd"/>
+        <w:t xml:space="preserve"> </w:t>
+      </w:r>
+      <w:proofErr w:type="spellStart"/>
       <w:r>
         <w:rPr>
           <w:b/>
           <w:bCs/>
         </w:rPr>
-        <w:t>)</w:t>
-      </w:r>
+        <w:t>stranica</w:t>
+      </w:r>
+      <w:proofErr w:type="spellEnd"/>
       <w:r>
         <w:t xml:space="preserve"> — </w:t>
       </w:r>
       <w:proofErr w:type="spellStart"/>
       <w:r>
-        <w:t>lista</w:t>
-      </w:r>
-      <w:proofErr w:type="spellEnd"/>
-      <w:r>
-        <w:t xml:space="preserve"> </w:t>
-      </w:r>
-      <w:proofErr w:type="spellStart"/>
-      <w:r>
-        <w:t>objavljenih</w:t>
-      </w:r>
-      <w:proofErr w:type="spellEnd"/>
-      <w:r>
-        <w:t xml:space="preserve"> </w:t>
-      </w:r>
-      <w:proofErr w:type="spellStart"/>
-      <w:r>
-        <w:t>stranica</w:t>
-      </w:r>
-      <w:proofErr w:type="spellEnd"/>
-      <w:r>
-        <w:t xml:space="preserve"> </w:t>
-      </w:r>
-      <w:proofErr w:type="spellStart"/>
-      <w:r>
-        <w:t>sortirana</w:t>
-      </w:r>
-      <w:proofErr w:type="spellEnd"/>
-      <w:r>
-        <w:t xml:space="preserve"> po </w:t>
-      </w:r>
-      <w:proofErr w:type="spellStart"/>
-      <w:r>
-        <w:rPr>
-          <w:rFonts w:ascii="Consolas" w:eastAsia="Consolas" w:hAnsi="Consolas" w:cs="Consolas"/>
-          <w:sz w:val="19"/>
-          <w:szCs w:val="19"/>
-          <w:shd w:val="clear" w:color="auto" w:fill="F1F5F9"/>
-        </w:rPr>
-        <w:t>sort_order</w:t>
-      </w:r>
-      <w:proofErr w:type="spellEnd"/>
-      <w:r>
-        <w:t xml:space="preserve">, </w:t>
+        <w:t>prikazuje</w:t>
+      </w:r>
+      <w:proofErr w:type="spellEnd"/>
+      <w:r>
+        <w:t xml:space="preserve"> </w:t>
       </w:r>
       <w:proofErr w:type="spellStart"/>
       <w:r>
@@ -14973,15 +14643,23 @@
       </w:r>
       <w:proofErr w:type="spellStart"/>
       <w:r>
-        <w:t>prikaz</w:t>
-      </w:r>
-      <w:proofErr w:type="spellEnd"/>
-      <w:r>
-        <w:t xml:space="preserve"> </w:t>
-      </w:r>
-      <w:proofErr w:type="spellStart"/>
-      <w:r>
-        <w:t>pojedinačne</w:t>
+        <w:t>objavljene</w:t>
+      </w:r>
+      <w:proofErr w:type="spellEnd"/>
+      <w:r>
+        <w:t xml:space="preserve"> </w:t>
+      </w:r>
+      <w:proofErr w:type="spellStart"/>
+      <w:r>
+        <w:t>i</w:t>
+      </w:r>
+      <w:proofErr w:type="spellEnd"/>
+      <w:r>
+        <w:t xml:space="preserve"> </w:t>
+      </w:r>
+      <w:proofErr w:type="spellStart"/>
+      <w:r>
+        <w:t>skrivene</w:t>
       </w:r>
       <w:proofErr w:type="spellEnd"/>
       <w:r>
@@ -14990,30 +14668,6 @@
       <w:proofErr w:type="spellStart"/>
       <w:r>
         <w:t>stranice</w:t>
-      </w:r>
-      <w:proofErr w:type="spellEnd"/>
-      <w:r>
-        <w:t xml:space="preserve"> po slug-u. HTML </w:t>
-      </w:r>
-      <w:proofErr w:type="spellStart"/>
-      <w:r>
-        <w:t>sadržaj</w:t>
-      </w:r>
-      <w:proofErr w:type="spellEnd"/>
-      <w:r>
-        <w:t xml:space="preserve"> se </w:t>
-      </w:r>
-      <w:proofErr w:type="spellStart"/>
-      <w:r>
-        <w:t>renderuje</w:t>
-      </w:r>
-      <w:proofErr w:type="spellEnd"/>
-      <w:r>
-        <w:t xml:space="preserve"> </w:t>
-      </w:r>
-      <w:proofErr w:type="spellStart"/>
-      <w:r>
-        <w:t>direktno</w:t>
       </w:r>
       <w:proofErr w:type="spellEnd"/>
       <w:r>
@@ -15042,7 +14696,7 @@
           <w:b/>
           <w:bCs/>
         </w:rPr>
-        <w:t>lista</w:t>
+        <w:t>kreiranje</w:t>
       </w:r>
       <w:proofErr w:type="spellEnd"/>
       <w:r>
@@ -15050,7 +14704,7 @@
           <w:b/>
           <w:bCs/>
         </w:rPr>
-        <w:t xml:space="preserve"> </w:t>
+        <w:t xml:space="preserve"> / </w:t>
       </w:r>
       <w:proofErr w:type="spellStart"/>
       <w:r>
@@ -15058,7 +14712,7 @@
           <w:b/>
           <w:bCs/>
         </w:rPr>
-        <w:t>svih</w:t>
+        <w:t>izmena</w:t>
       </w:r>
       <w:proofErr w:type="spellEnd"/>
       <w:r>
@@ -15074,7 +14728,7 @@
           <w:b/>
           <w:bCs/>
         </w:rPr>
-        <w:t>stranica</w:t>
+        <w:t>stranice</w:t>
       </w:r>
       <w:proofErr w:type="spellEnd"/>
       <w:r>
@@ -15082,7 +14736,74 @@
       </w:r>
       <w:proofErr w:type="spellStart"/>
       <w:r>
-        <w:t>prikazuje</w:t>
+        <w:t>unose</w:t>
+      </w:r>
+      <w:proofErr w:type="spellEnd"/>
+      <w:r>
+        <w:t xml:space="preserve"> se </w:t>
+      </w:r>
+      <w:proofErr w:type="spellStart"/>
+      <w:r>
+        <w:t>naslov</w:t>
+      </w:r>
+      <w:proofErr w:type="spellEnd"/>
+      <w:r>
+        <w:t xml:space="preserve">, slug (mora </w:t>
+      </w:r>
+      <w:proofErr w:type="spellStart"/>
+      <w:r>
+        <w:t>biti</w:t>
+      </w:r>
+      <w:proofErr w:type="spellEnd"/>
+      <w:r>
+        <w:t xml:space="preserve"> u </w:t>
+      </w:r>
+      <w:proofErr w:type="spellStart"/>
+      <w:r>
+        <w:t>formatu</w:t>
+      </w:r>
+      <w:proofErr w:type="spellEnd"/>
+      <w:r>
+        <w:t xml:space="preserve"> </w:t>
+      </w:r>
+      <w:r>
+        <w:rPr>
+          <w:rFonts w:ascii="Consolas" w:eastAsia="Consolas" w:hAnsi="Consolas" w:cs="Consolas"/>
+          <w:sz w:val="19"/>
+          <w:szCs w:val="19"/>
+          <w:shd w:val="clear" w:color="auto" w:fill="F1F5F9"/>
+        </w:rPr>
+        <w:t>mala-</w:t>
+      </w:r>
+      <w:proofErr w:type="spellStart"/>
+      <w:r>
+        <w:rPr>
+          <w:rFonts w:ascii="Consolas" w:eastAsia="Consolas" w:hAnsi="Consolas" w:cs="Consolas"/>
+          <w:sz w:val="19"/>
+          <w:szCs w:val="19"/>
+          <w:shd w:val="clear" w:color="auto" w:fill="F1F5F9"/>
+        </w:rPr>
+        <w:t>slova</w:t>
+      </w:r>
+      <w:proofErr w:type="spellEnd"/>
+      <w:r>
+        <w:rPr>
+          <w:rFonts w:ascii="Consolas" w:eastAsia="Consolas" w:hAnsi="Consolas" w:cs="Consolas"/>
+          <w:sz w:val="19"/>
+          <w:szCs w:val="19"/>
+          <w:shd w:val="clear" w:color="auto" w:fill="F1F5F9"/>
+        </w:rPr>
+        <w:t>-</w:t>
+      </w:r>
+      <w:proofErr w:type="spellStart"/>
+      <w:r>
+        <w:rPr>
+          <w:rFonts w:ascii="Consolas" w:eastAsia="Consolas" w:hAnsi="Consolas" w:cs="Consolas"/>
+          <w:sz w:val="19"/>
+          <w:szCs w:val="19"/>
+          <w:shd w:val="clear" w:color="auto" w:fill="F1F5F9"/>
+        </w:rPr>
+        <w:t>sa-crticom</w:t>
       </w:r>
       <w:proofErr w:type="spellEnd"/>
       <w:r>
@@ -15098,7 +14819,23 @@
       </w:r>
       <w:proofErr w:type="spellStart"/>
       <w:r>
-        <w:t>objavljene</w:t>
+        <w:t>jedinstven</w:t>
+      </w:r>
+      <w:proofErr w:type="spellEnd"/>
+      <w:r>
+        <w:t xml:space="preserve">), HTML </w:t>
+      </w:r>
+      <w:proofErr w:type="spellStart"/>
+      <w:r>
+        <w:t>sadržaj</w:t>
+      </w:r>
+      <w:proofErr w:type="spellEnd"/>
+      <w:r>
+        <w:t xml:space="preserve">, </w:t>
+      </w:r>
+      <w:proofErr w:type="spellStart"/>
+      <w:r>
+        <w:t>redosled</w:t>
       </w:r>
       <w:proofErr w:type="spellEnd"/>
       <w:r>
@@ -15110,19 +14847,11 @@
       </w:r>
       <w:proofErr w:type="spellEnd"/>
       <w:r>
-        <w:t xml:space="preserve"> </w:t>
-      </w:r>
-      <w:proofErr w:type="spellStart"/>
-      <w:r>
-        <w:t>skrivene</w:t>
-      </w:r>
-      <w:proofErr w:type="spellEnd"/>
-      <w:r>
-        <w:t xml:space="preserve"> </w:t>
-      </w:r>
-      <w:proofErr w:type="spellStart"/>
-      <w:r>
-        <w:t>stranice</w:t>
+        <w:t xml:space="preserve"> status </w:t>
+      </w:r>
+      <w:proofErr w:type="spellStart"/>
+      <w:r>
+        <w:t>objave</w:t>
       </w:r>
       <w:proofErr w:type="spellEnd"/>
       <w:r>
@@ -15151,7 +14880,7 @@
           <w:b/>
           <w:bCs/>
         </w:rPr>
-        <w:t>kreiranje</w:t>
+        <w:t>promena</w:t>
       </w:r>
       <w:proofErr w:type="spellEnd"/>
       <w:r>
@@ -15159,7 +14888,7 @@
           <w:b/>
           <w:bCs/>
         </w:rPr>
-        <w:t xml:space="preserve"> / </w:t>
+        <w:t xml:space="preserve"> </w:t>
       </w:r>
       <w:proofErr w:type="spellStart"/>
       <w:r>
@@ -15167,7 +14896,7 @@
           <w:b/>
           <w:bCs/>
         </w:rPr>
-        <w:t>izmena</w:t>
+        <w:t>statusa</w:t>
       </w:r>
       <w:proofErr w:type="spellEnd"/>
       <w:r>
@@ -15183,7 +14912,7 @@
           <w:b/>
           <w:bCs/>
         </w:rPr>
-        <w:t>stranice</w:t>
+        <w:t>objave</w:t>
       </w:r>
       <w:proofErr w:type="spellEnd"/>
       <w:r>
@@ -15191,7 +14920,31 @@
       </w:r>
       <w:proofErr w:type="spellStart"/>
       <w:r>
-        <w:t>unose</w:t>
+        <w:t>klikom</w:t>
+      </w:r>
+      <w:proofErr w:type="spellEnd"/>
+      <w:r>
+        <w:t xml:space="preserve"> </w:t>
+      </w:r>
+      <w:proofErr w:type="spellStart"/>
+      <w:r>
+        <w:t>na</w:t>
+      </w:r>
+      <w:proofErr w:type="spellEnd"/>
+      <w:r>
+        <w:t xml:space="preserve"> status badge u </w:t>
+      </w:r>
+      <w:proofErr w:type="spellStart"/>
+      <w:r>
+        <w:t>tabeli</w:t>
+      </w:r>
+      <w:proofErr w:type="spellEnd"/>
+      <w:r>
+        <w:t xml:space="preserve">, </w:t>
+      </w:r>
+      <w:proofErr w:type="spellStart"/>
+      <w:r>
+        <w:t>stranica</w:t>
       </w:r>
       <w:proofErr w:type="spellEnd"/>
       <w:r>
@@ -15199,114 +14952,47 @@
       </w:r>
       <w:proofErr w:type="spellStart"/>
       <w:r>
-        <w:t>naslov</w:t>
-      </w:r>
-      <w:proofErr w:type="spellEnd"/>
-      <w:r>
-        <w:t xml:space="preserve">, slug (mora </w:t>
-      </w:r>
-      <w:proofErr w:type="spellStart"/>
-      <w:r>
-        <w:t>biti</w:t>
-      </w:r>
-      <w:proofErr w:type="spellEnd"/>
-      <w:r>
-        <w:t xml:space="preserve"> u </w:t>
-      </w:r>
-      <w:proofErr w:type="spellStart"/>
-      <w:r>
-        <w:t>formatu</w:t>
-      </w:r>
-      <w:proofErr w:type="spellEnd"/>
-      <w:r>
-        <w:t xml:space="preserve"> </w:t>
-      </w:r>
-      <w:r>
-        <w:rPr>
-          <w:rFonts w:ascii="Consolas" w:eastAsia="Consolas" w:hAnsi="Consolas" w:cs="Consolas"/>
-          <w:sz w:val="19"/>
-          <w:szCs w:val="19"/>
-          <w:shd w:val="clear" w:color="auto" w:fill="F1F5F9"/>
-        </w:rPr>
-        <w:t>mala-</w:t>
-      </w:r>
-      <w:proofErr w:type="spellStart"/>
-      <w:r>
-        <w:rPr>
-          <w:rFonts w:ascii="Consolas" w:eastAsia="Consolas" w:hAnsi="Consolas" w:cs="Consolas"/>
-          <w:sz w:val="19"/>
-          <w:szCs w:val="19"/>
-          <w:shd w:val="clear" w:color="auto" w:fill="F1F5F9"/>
-        </w:rPr>
-        <w:t>slova</w:t>
-      </w:r>
-      <w:proofErr w:type="spellEnd"/>
-      <w:r>
-        <w:rPr>
-          <w:rFonts w:ascii="Consolas" w:eastAsia="Consolas" w:hAnsi="Consolas" w:cs="Consolas"/>
-          <w:sz w:val="19"/>
-          <w:szCs w:val="19"/>
-          <w:shd w:val="clear" w:color="auto" w:fill="F1F5F9"/>
-        </w:rPr>
-        <w:t>-</w:t>
-      </w:r>
-      <w:proofErr w:type="spellStart"/>
-      <w:r>
-        <w:rPr>
-          <w:rFonts w:ascii="Consolas" w:eastAsia="Consolas" w:hAnsi="Consolas" w:cs="Consolas"/>
-          <w:sz w:val="19"/>
-          <w:szCs w:val="19"/>
-          <w:shd w:val="clear" w:color="auto" w:fill="F1F5F9"/>
-        </w:rPr>
-        <w:t>sa-crticom</w:t>
-      </w:r>
-      <w:proofErr w:type="spellEnd"/>
-      <w:r>
-        <w:t xml:space="preserve"> </w:t>
-      </w:r>
-      <w:proofErr w:type="spellStart"/>
-      <w:r>
-        <w:t>i</w:t>
-      </w:r>
-      <w:proofErr w:type="spellEnd"/>
-      <w:r>
-        <w:t xml:space="preserve"> </w:t>
-      </w:r>
-      <w:proofErr w:type="spellStart"/>
-      <w:r>
-        <w:t>jedinstven</w:t>
-      </w:r>
-      <w:proofErr w:type="spellEnd"/>
-      <w:r>
-        <w:t xml:space="preserve">), HTML </w:t>
-      </w:r>
-      <w:proofErr w:type="spellStart"/>
-      <w:r>
-        <w:t>sadržaj</w:t>
-      </w:r>
-      <w:proofErr w:type="spellEnd"/>
-      <w:r>
-        <w:t xml:space="preserve">, </w:t>
-      </w:r>
-      <w:proofErr w:type="spellStart"/>
-      <w:r>
-        <w:t>redosled</w:t>
-      </w:r>
-      <w:proofErr w:type="spellEnd"/>
-      <w:r>
-        <w:t xml:space="preserve"> </w:t>
-      </w:r>
-      <w:proofErr w:type="spellStart"/>
-      <w:r>
-        <w:t>i</w:t>
-      </w:r>
-      <w:proofErr w:type="spellEnd"/>
-      <w:r>
-        <w:t xml:space="preserve"> status </w:t>
-      </w:r>
-      <w:proofErr w:type="spellStart"/>
-      <w:r>
-        <w:t>objave</w:t>
+        <w:t>trenutno</w:t>
+      </w:r>
+      <w:proofErr w:type="spellEnd"/>
+      <w:r>
+        <w:t xml:space="preserve"> </w:t>
+      </w:r>
+      <w:proofErr w:type="spellStart"/>
+      <w:r>
+        <w:t>objavljuje</w:t>
+      </w:r>
+      <w:proofErr w:type="spellEnd"/>
+      <w:r>
+        <w:t xml:space="preserve"> </w:t>
+      </w:r>
+      <w:proofErr w:type="spellStart"/>
+      <w:r>
+        <w:t>ili</w:t>
+      </w:r>
+      <w:proofErr w:type="spellEnd"/>
+      <w:r>
+        <w:t xml:space="preserve"> </w:t>
+      </w:r>
+      <w:proofErr w:type="spellStart"/>
+      <w:r>
+        <w:t>skriva</w:t>
+      </w:r>
+      <w:proofErr w:type="spellEnd"/>
+      <w:r>
+        <w:t xml:space="preserve"> bez </w:t>
+      </w:r>
+      <w:proofErr w:type="spellStart"/>
+      <w:r>
+        <w:t>otvaranja</w:t>
+      </w:r>
+      <w:proofErr w:type="spellEnd"/>
+      <w:r>
+        <w:t xml:space="preserve"> </w:t>
+      </w:r>
+      <w:proofErr w:type="spellStart"/>
+      <w:r>
+        <w:t>modala</w:t>
       </w:r>
       <w:proofErr w:type="spellEnd"/>
       <w:r>
@@ -15335,147 +15021,6 @@
           <w:b/>
           <w:bCs/>
         </w:rPr>
-        <w:t>promena</w:t>
-      </w:r>
-      <w:proofErr w:type="spellEnd"/>
-      <w:r>
-        <w:rPr>
-          <w:b/>
-          <w:bCs/>
-        </w:rPr>
-        <w:t xml:space="preserve"> </w:t>
-      </w:r>
-      <w:proofErr w:type="spellStart"/>
-      <w:r>
-        <w:rPr>
-          <w:b/>
-          <w:bCs/>
-        </w:rPr>
-        <w:t>statusa</w:t>
-      </w:r>
-      <w:proofErr w:type="spellEnd"/>
-      <w:r>
-        <w:rPr>
-          <w:b/>
-          <w:bCs/>
-        </w:rPr>
-        <w:t xml:space="preserve"> </w:t>
-      </w:r>
-      <w:proofErr w:type="spellStart"/>
-      <w:r>
-        <w:rPr>
-          <w:b/>
-          <w:bCs/>
-        </w:rPr>
-        <w:t>objave</w:t>
-      </w:r>
-      <w:proofErr w:type="spellEnd"/>
-      <w:r>
-        <w:t xml:space="preserve"> — </w:t>
-      </w:r>
-      <w:proofErr w:type="spellStart"/>
-      <w:r>
-        <w:t>klikom</w:t>
-      </w:r>
-      <w:proofErr w:type="spellEnd"/>
-      <w:r>
-        <w:t xml:space="preserve"> </w:t>
-      </w:r>
-      <w:proofErr w:type="spellStart"/>
-      <w:r>
-        <w:t>na</w:t>
-      </w:r>
-      <w:proofErr w:type="spellEnd"/>
-      <w:r>
-        <w:t xml:space="preserve"> status badge u </w:t>
-      </w:r>
-      <w:proofErr w:type="spellStart"/>
-      <w:r>
-        <w:t>tabeli</w:t>
-      </w:r>
-      <w:proofErr w:type="spellEnd"/>
-      <w:r>
-        <w:t xml:space="preserve">, </w:t>
-      </w:r>
-      <w:proofErr w:type="spellStart"/>
-      <w:r>
-        <w:t>stranica</w:t>
-      </w:r>
-      <w:proofErr w:type="spellEnd"/>
-      <w:r>
-        <w:t xml:space="preserve"> se </w:t>
-      </w:r>
-      <w:proofErr w:type="spellStart"/>
-      <w:r>
-        <w:t>trenutno</w:t>
-      </w:r>
-      <w:proofErr w:type="spellEnd"/>
-      <w:r>
-        <w:t xml:space="preserve"> </w:t>
-      </w:r>
-      <w:proofErr w:type="spellStart"/>
-      <w:r>
-        <w:t>objavljuje</w:t>
-      </w:r>
-      <w:proofErr w:type="spellEnd"/>
-      <w:r>
-        <w:t xml:space="preserve"> </w:t>
-      </w:r>
-      <w:proofErr w:type="spellStart"/>
-      <w:r>
-        <w:t>ili</w:t>
-      </w:r>
-      <w:proofErr w:type="spellEnd"/>
-      <w:r>
-        <w:t xml:space="preserve"> </w:t>
-      </w:r>
-      <w:proofErr w:type="spellStart"/>
-      <w:r>
-        <w:t>skriva</w:t>
-      </w:r>
-      <w:proofErr w:type="spellEnd"/>
-      <w:r>
-        <w:t xml:space="preserve"> bez </w:t>
-      </w:r>
-      <w:proofErr w:type="spellStart"/>
-      <w:r>
-        <w:t>otvaranja</w:t>
-      </w:r>
-      <w:proofErr w:type="spellEnd"/>
-      <w:r>
-        <w:t xml:space="preserve"> </w:t>
-      </w:r>
-      <w:proofErr w:type="spellStart"/>
-      <w:r>
-        <w:t>modala</w:t>
-      </w:r>
-      <w:proofErr w:type="spellEnd"/>
-      <w:r>
-        <w:t>.</w:t>
-      </w:r>
-    </w:p>
-    <w:p>
-      <w:pPr>
-        <w:pStyle w:val="ListParagraph"/>
-        <w:numPr>
-          <w:ilvl w:val="0"/>
-          <w:numId w:val="2"/>
-        </w:numPr>
-        <w:spacing w:after="80" w:line="300" w:lineRule="auto"/>
-      </w:pPr>
-      <w:r>
-        <w:rPr>
-          <w:b/>
-          <w:bCs/>
-        </w:rPr>
-        <w:t xml:space="preserve">Admin: </w:t>
-      </w:r>
-      <w:proofErr w:type="spellStart"/>
-      <w:r>
-        <w:rPr>
-          <w:b/>
-          <w:bCs/>
-        </w:rPr>
         <w:t>brisanje</w:t>
       </w:r>
       <w:proofErr w:type="spellEnd"/>
@@ -15653,7 +15198,6 @@
       <w:r>
         <w:t xml:space="preserve"> </w:t>
       </w:r>
-      <w:proofErr w:type="gramStart"/>
       <w:r>
         <w:rPr>
           <w:rFonts w:ascii="Consolas" w:eastAsia="Consolas" w:hAnsi="Consolas" w:cs="Consolas"/>
@@ -15661,29 +15205,8 @@
           <w:szCs w:val="19"/>
           <w:shd w:val="clear" w:color="auto" w:fill="F1F5F9"/>
         </w:rPr>
-        <w:t>{ "</w:t>
-      </w:r>
-      <w:proofErr w:type="gramEnd"/>
-      <w:r>
-        <w:rPr>
-          <w:rFonts w:ascii="Consolas" w:eastAsia="Consolas" w:hAnsi="Consolas" w:cs="Consolas"/>
-          <w:sz w:val="19"/>
-          <w:szCs w:val="19"/>
-          <w:shd w:val="clear" w:color="auto" w:fill="F1F5F9"/>
-        </w:rPr>
-        <w:t xml:space="preserve">message": </w:t>
-      </w:r>
-      <w:proofErr w:type="gramStart"/>
-      <w:r>
-        <w:rPr>
-          <w:rFonts w:ascii="Consolas" w:eastAsia="Consolas" w:hAnsi="Consolas" w:cs="Consolas"/>
-          <w:sz w:val="19"/>
-          <w:szCs w:val="19"/>
-          <w:shd w:val="clear" w:color="auto" w:fill="F1F5F9"/>
-        </w:rPr>
-        <w:t>"..." }</w:t>
-      </w:r>
-      <w:proofErr w:type="gramEnd"/>
+        <w:t>{ "message": "..." }</w:t>
+      </w:r>
       <w:r>
         <w:t xml:space="preserve"> </w:t>
       </w:r>
@@ -17471,27 +16994,7 @@
                 <w:sz w:val="19"/>
                 <w:szCs w:val="19"/>
               </w:rPr>
-              <w:t>/</w:t>
-            </w:r>
-            <w:proofErr w:type="gramStart"/>
-            <w:r>
-              <w:rPr>
-                <w:rFonts w:ascii="Consolas" w:eastAsia="Consolas" w:hAnsi="Consolas" w:cs="Consolas"/>
-                <w:color w:val="1E293B"/>
-                <w:sz w:val="19"/>
-                <w:szCs w:val="19"/>
-              </w:rPr>
-              <w:t>admin</w:t>
-            </w:r>
-            <w:proofErr w:type="gramEnd"/>
-            <w:r>
-              <w:rPr>
-                <w:rFonts w:ascii="Consolas" w:eastAsia="Consolas" w:hAnsi="Consolas" w:cs="Consolas"/>
-                <w:color w:val="1E293B"/>
-                <w:sz w:val="19"/>
-                <w:szCs w:val="19"/>
-              </w:rPr>
-              <w:t>/users/:id</w:t>
+              <w:t>/admin/users/:id</w:t>
             </w:r>
           </w:p>
         </w:tc>
@@ -17751,19 +17254,8 @@
                 <w:sz w:val="19"/>
                 <w:szCs w:val="19"/>
               </w:rPr>
-              <w:t>/</w:t>
-            </w:r>
-            <w:proofErr w:type="gramStart"/>
-            <w:r>
-              <w:rPr>
-                <w:rFonts w:ascii="Consolas" w:eastAsia="Consolas" w:hAnsi="Consolas" w:cs="Consolas"/>
-                <w:color w:val="1E293B"/>
-                <w:sz w:val="19"/>
-                <w:szCs w:val="19"/>
-              </w:rPr>
-              <w:t>sessions</w:t>
-            </w:r>
-            <w:proofErr w:type="gramEnd"/>
+              <w:t>/sessions</w:t>
+            </w:r>
           </w:p>
         </w:tc>
         <w:tc>
@@ -17890,16 +17382,7 @@
                 <w:sz w:val="20"/>
                 <w:szCs w:val="20"/>
               </w:rPr>
-              <w:t>. Query</w:t>
-            </w:r>
-            <w:proofErr w:type="gramStart"/>
-            <w:r>
-              <w:rPr>
-                <w:color w:val="475569"/>
-                <w:sz w:val="20"/>
-                <w:szCs w:val="20"/>
-              </w:rPr>
-              <w:t xml:space="preserve">: </w:t>
+              <w:t xml:space="preserve">. Query: </w:t>
             </w:r>
             <w:r>
               <w:rPr>
@@ -17909,18 +17392,7 @@
                 <w:szCs w:val="18"/>
                 <w:shd w:val="clear" w:color="auto" w:fill="F1F5F9"/>
               </w:rPr>
-              <w:t>?from</w:t>
-            </w:r>
-            <w:proofErr w:type="gramEnd"/>
-            <w:r>
-              <w:rPr>
-                <w:rFonts w:ascii="Consolas" w:eastAsia="Consolas" w:hAnsi="Consolas" w:cs="Consolas"/>
-                <w:color w:val="1E293B"/>
-                <w:sz w:val="18"/>
-                <w:szCs w:val="18"/>
-                <w:shd w:val="clear" w:color="auto" w:fill="F1F5F9"/>
-              </w:rPr>
-              <w:t>=</w:t>
+              <w:t>?from=</w:t>
             </w:r>
             <w:proofErr w:type="spellStart"/>
             <w:r>
@@ -18649,27 +18121,7 @@
                 <w:sz w:val="19"/>
                 <w:szCs w:val="19"/>
               </w:rPr>
-              <w:t>/</w:t>
-            </w:r>
-            <w:proofErr w:type="gramStart"/>
-            <w:r>
-              <w:rPr>
-                <w:rFonts w:ascii="Consolas" w:eastAsia="Consolas" w:hAnsi="Consolas" w:cs="Consolas"/>
-                <w:color w:val="1E293B"/>
-                <w:sz w:val="19"/>
-                <w:szCs w:val="19"/>
-              </w:rPr>
-              <w:t>admin</w:t>
-            </w:r>
-            <w:proofErr w:type="gramEnd"/>
-            <w:r>
-              <w:rPr>
-                <w:rFonts w:ascii="Consolas" w:eastAsia="Consolas" w:hAnsi="Consolas" w:cs="Consolas"/>
-                <w:color w:val="1E293B"/>
-                <w:sz w:val="19"/>
-                <w:szCs w:val="19"/>
-              </w:rPr>
-              <w:t>/sessions/:id</w:t>
+              <w:t>/admin/sessions/:id</w:t>
             </w:r>
           </w:p>
         </w:tc>
@@ -18922,47 +18374,7 @@
                 <w:sz w:val="19"/>
                 <w:szCs w:val="19"/>
               </w:rPr>
-              <w:t>/</w:t>
-            </w:r>
-            <w:proofErr w:type="gramStart"/>
-            <w:r>
-              <w:rPr>
-                <w:rFonts w:ascii="Consolas" w:eastAsia="Consolas" w:hAnsi="Consolas" w:cs="Consolas"/>
-                <w:color w:val="1E293B"/>
-                <w:sz w:val="19"/>
-                <w:szCs w:val="19"/>
-              </w:rPr>
-              <w:t>admin</w:t>
-            </w:r>
-            <w:proofErr w:type="gramEnd"/>
-            <w:r>
-              <w:rPr>
-                <w:rFonts w:ascii="Consolas" w:eastAsia="Consolas" w:hAnsi="Consolas" w:cs="Consolas"/>
-                <w:color w:val="1E293B"/>
-                <w:sz w:val="19"/>
-                <w:szCs w:val="19"/>
-              </w:rPr>
-              <w:t>/</w:t>
-            </w:r>
-            <w:proofErr w:type="gramStart"/>
-            <w:r>
-              <w:rPr>
-                <w:rFonts w:ascii="Consolas" w:eastAsia="Consolas" w:hAnsi="Consolas" w:cs="Consolas"/>
-                <w:color w:val="1E293B"/>
-                <w:sz w:val="19"/>
-                <w:szCs w:val="19"/>
-              </w:rPr>
-              <w:t>sessions/:</w:t>
-            </w:r>
-            <w:proofErr w:type="gramEnd"/>
-            <w:r>
-              <w:rPr>
-                <w:rFonts w:ascii="Consolas" w:eastAsia="Consolas" w:hAnsi="Consolas" w:cs="Consolas"/>
-                <w:color w:val="1E293B"/>
-                <w:sz w:val="19"/>
-                <w:szCs w:val="19"/>
-              </w:rPr>
-              <w:t>id/cancel</w:t>
+              <w:t>/admin/sessions/:id/cancel</w:t>
             </w:r>
           </w:p>
         </w:tc>
@@ -19205,27 +18617,7 @@
                 <w:sz w:val="19"/>
                 <w:szCs w:val="19"/>
               </w:rPr>
-              <w:t>/</w:t>
-            </w:r>
-            <w:proofErr w:type="gramStart"/>
-            <w:r>
-              <w:rPr>
-                <w:rFonts w:ascii="Consolas" w:eastAsia="Consolas" w:hAnsi="Consolas" w:cs="Consolas"/>
-                <w:color w:val="1E293B"/>
-                <w:sz w:val="19"/>
-                <w:szCs w:val="19"/>
-              </w:rPr>
-              <w:t>admin</w:t>
-            </w:r>
-            <w:proofErr w:type="gramEnd"/>
-            <w:r>
-              <w:rPr>
-                <w:rFonts w:ascii="Consolas" w:eastAsia="Consolas" w:hAnsi="Consolas" w:cs="Consolas"/>
-                <w:color w:val="1E293B"/>
-                <w:sz w:val="19"/>
-                <w:szCs w:val="19"/>
-              </w:rPr>
-              <w:t>/sessions/:id</w:t>
+              <w:t>/admin/sessions/:id</w:t>
             </w:r>
           </w:p>
         </w:tc>
@@ -19450,27 +18842,7 @@
                 <w:sz w:val="19"/>
                 <w:szCs w:val="19"/>
               </w:rPr>
-              <w:t>/</w:t>
-            </w:r>
-            <w:proofErr w:type="gramStart"/>
-            <w:r>
-              <w:rPr>
-                <w:rFonts w:ascii="Consolas" w:eastAsia="Consolas" w:hAnsi="Consolas" w:cs="Consolas"/>
-                <w:color w:val="1E293B"/>
-                <w:sz w:val="19"/>
-                <w:szCs w:val="19"/>
-              </w:rPr>
-              <w:t>admin</w:t>
-            </w:r>
-            <w:proofErr w:type="gramEnd"/>
-            <w:r>
-              <w:rPr>
-                <w:rFonts w:ascii="Consolas" w:eastAsia="Consolas" w:hAnsi="Consolas" w:cs="Consolas"/>
-                <w:color w:val="1E293B"/>
-                <w:sz w:val="19"/>
-                <w:szCs w:val="19"/>
-              </w:rPr>
-              <w:t>/sessions/:id/reservations</w:t>
+              <w:t>/admin/sessions/:id/reservations</w:t>
             </w:r>
           </w:p>
         </w:tc>
@@ -19760,19 +19132,8 @@
                 <w:sz w:val="19"/>
                 <w:szCs w:val="19"/>
               </w:rPr>
-              <w:t>/</w:t>
-            </w:r>
-            <w:proofErr w:type="gramStart"/>
-            <w:r>
-              <w:rPr>
-                <w:rFonts w:ascii="Consolas" w:eastAsia="Consolas" w:hAnsi="Consolas" w:cs="Consolas"/>
-                <w:color w:val="1E293B"/>
-                <w:sz w:val="19"/>
-                <w:szCs w:val="19"/>
-              </w:rPr>
-              <w:t>reservations</w:t>
-            </w:r>
-            <w:proofErr w:type="gramEnd"/>
+              <w:t>/reservations</w:t>
+            </w:r>
           </w:p>
         </w:tc>
         <w:tc>
@@ -20636,19 +19997,8 @@
                 <w:sz w:val="19"/>
                 <w:szCs w:val="19"/>
               </w:rPr>
-              <w:t>/</w:t>
-            </w:r>
-            <w:proofErr w:type="gramStart"/>
-            <w:r>
-              <w:rPr>
-                <w:rFonts w:ascii="Consolas" w:eastAsia="Consolas" w:hAnsi="Consolas" w:cs="Consolas"/>
-                <w:color w:val="1E293B"/>
-                <w:sz w:val="19"/>
-                <w:szCs w:val="19"/>
-              </w:rPr>
-              <w:t>pages</w:t>
-            </w:r>
-            <w:proofErr w:type="gramEnd"/>
+              <w:t>/pages</w:t>
+            </w:r>
           </w:p>
         </w:tc>
         <w:tc>
@@ -20880,19 +20230,8 @@
                 <w:sz w:val="19"/>
                 <w:szCs w:val="19"/>
               </w:rPr>
-              <w:t>/pages</w:t>
-            </w:r>
-            <w:proofErr w:type="gramStart"/>
-            <w:r>
-              <w:rPr>
-                <w:rFonts w:ascii="Consolas" w:eastAsia="Consolas" w:hAnsi="Consolas" w:cs="Consolas"/>
-                <w:color w:val="1E293B"/>
-                <w:sz w:val="19"/>
-                <w:szCs w:val="19"/>
-              </w:rPr>
-              <w:t>/:slug</w:t>
-            </w:r>
-            <w:proofErr w:type="gramEnd"/>
+              <w:t>/pages/:slug</w:t>
+            </w:r>
           </w:p>
         </w:tc>
         <w:tc>
@@ -21508,27 +20847,7 @@
                 <w:sz w:val="19"/>
                 <w:szCs w:val="19"/>
               </w:rPr>
-              <w:t>/</w:t>
-            </w:r>
-            <w:proofErr w:type="gramStart"/>
-            <w:r>
-              <w:rPr>
-                <w:rFonts w:ascii="Consolas" w:eastAsia="Consolas" w:hAnsi="Consolas" w:cs="Consolas"/>
-                <w:color w:val="1E293B"/>
-                <w:sz w:val="19"/>
-                <w:szCs w:val="19"/>
-              </w:rPr>
-              <w:t>admin</w:t>
-            </w:r>
-            <w:proofErr w:type="gramEnd"/>
-            <w:r>
-              <w:rPr>
-                <w:rFonts w:ascii="Consolas" w:eastAsia="Consolas" w:hAnsi="Consolas" w:cs="Consolas"/>
-                <w:color w:val="1E293B"/>
-                <w:sz w:val="19"/>
-                <w:szCs w:val="19"/>
-              </w:rPr>
-              <w:t>/pages/:id</w:t>
+              <w:t>/admin/pages/:id</w:t>
             </w:r>
           </w:p>
         </w:tc>
@@ -21727,27 +21046,7 @@
                 <w:sz w:val="19"/>
                 <w:szCs w:val="19"/>
               </w:rPr>
-              <w:t>/</w:t>
-            </w:r>
-            <w:proofErr w:type="gramStart"/>
-            <w:r>
-              <w:rPr>
-                <w:rFonts w:ascii="Consolas" w:eastAsia="Consolas" w:hAnsi="Consolas" w:cs="Consolas"/>
-                <w:color w:val="1E293B"/>
-                <w:sz w:val="19"/>
-                <w:szCs w:val="19"/>
-              </w:rPr>
-              <w:t>admin</w:t>
-            </w:r>
-            <w:proofErr w:type="gramEnd"/>
-            <w:r>
-              <w:rPr>
-                <w:rFonts w:ascii="Consolas" w:eastAsia="Consolas" w:hAnsi="Consolas" w:cs="Consolas"/>
-                <w:color w:val="1E293B"/>
-                <w:sz w:val="19"/>
-                <w:szCs w:val="19"/>
-              </w:rPr>
-              <w:t>/pages/:id</w:t>
+              <w:t>/admin/pages/:id</w:t>
             </w:r>
           </w:p>
         </w:tc>
@@ -23362,7 +22661,6 @@
               <w:t xml:space="preserve"> prepared statements (</w:t>
             </w:r>
             <w:proofErr w:type="spellStart"/>
-            <w:proofErr w:type="gramStart"/>
             <w:r>
               <w:rPr>
                 <w:rFonts w:ascii="Consolas" w:eastAsia="Consolas" w:hAnsi="Consolas" w:cs="Consolas"/>
@@ -23373,7 +22671,6 @@
               <w:t>pool.execute</w:t>
             </w:r>
             <w:proofErr w:type="spellEnd"/>
-            <w:proofErr w:type="gramEnd"/>
             <w:r>
               <w:rPr>
                 <w:rFonts w:ascii="Consolas" w:eastAsia="Consolas" w:hAnsi="Consolas" w:cs="Consolas"/>
@@ -23381,27 +22678,7 @@
                 <w:szCs w:val="19"/>
                 <w:shd w:val="clear" w:color="auto" w:fill="F1F5F9"/>
               </w:rPr>
-              <w:t xml:space="preserve">('... WHERE id </w:t>
-            </w:r>
-            <w:proofErr w:type="gramStart"/>
-            <w:r>
-              <w:rPr>
-                <w:rFonts w:ascii="Consolas" w:eastAsia="Consolas" w:hAnsi="Consolas" w:cs="Consolas"/>
-                <w:sz w:val="19"/>
-                <w:szCs w:val="19"/>
-                <w:shd w:val="clear" w:color="auto" w:fill="F1F5F9"/>
-              </w:rPr>
-              <w:t>= ?</w:t>
-            </w:r>
-            <w:proofErr w:type="gramEnd"/>
-            <w:r>
-              <w:rPr>
-                <w:rFonts w:ascii="Consolas" w:eastAsia="Consolas" w:hAnsi="Consolas" w:cs="Consolas"/>
-                <w:sz w:val="19"/>
-                <w:szCs w:val="19"/>
-                <w:shd w:val="clear" w:color="auto" w:fill="F1F5F9"/>
-              </w:rPr>
-              <w:t>', [id])</w:t>
+              <w:t>('... WHERE id = ?', [id])</w:t>
             </w:r>
             <w:r>
               <w:t xml:space="preserve">). </w:t>
@@ -24361,7 +23638,7 @@
       </w:r>
       <w:proofErr w:type="spellStart"/>
       <w:r>
-        <w:t>provjera</w:t>
+        <w:t>provera</w:t>
       </w:r>
       <w:proofErr w:type="spellEnd"/>
       <w:r>
@@ -24803,9 +24080,179 @@
                 <w:szCs w:val="19"/>
                 <w:shd w:val="clear" w:color="auto" w:fill="F1F5F9"/>
               </w:rPr>
-              <w:t>/</w:t>
-            </w:r>
-            <w:proofErr w:type="gramStart"/>
+              <w:t>/register</w:t>
+            </w:r>
+          </w:p>
+        </w:tc>
+        <w:tc>
+          <w:tcPr>
+            <w:tcW w:w="1600" w:type="dxa"/>
+            <w:tcBorders>
+              <w:top w:val="single" w:sz="4" w:space="0" w:color="CCCCCC"/>
+              <w:left w:val="single" w:sz="4" w:space="0" w:color="CCCCCC"/>
+              <w:bottom w:val="single" w:sz="4" w:space="0" w:color="CCCCCC"/>
+              <w:right w:val="single" w:sz="4" w:space="0" w:color="CCCCCC"/>
+            </w:tcBorders>
+            <w:shd w:val="clear" w:color="auto" w:fill="F8FAFC"/>
+            <w:tcMar>
+              <w:top w:w="100" w:type="dxa"/>
+              <w:left w:w="140" w:type="dxa"/>
+              <w:bottom w:w="100" w:type="dxa"/>
+              <w:right w:w="140" w:type="dxa"/>
+            </w:tcMar>
+          </w:tcPr>
+          <w:p>
+            <w:proofErr w:type="spellStart"/>
+            <w:r>
+              <w:rPr>
+                <w:color w:val="1A1A1A"/>
+                <w:sz w:val="20"/>
+                <w:szCs w:val="20"/>
+              </w:rPr>
+              <w:t>Javno</w:t>
+            </w:r>
+            <w:proofErr w:type="spellEnd"/>
+          </w:p>
+        </w:tc>
+        <w:tc>
+          <w:tcPr>
+            <w:tcW w:w="5360" w:type="dxa"/>
+            <w:tcBorders>
+              <w:top w:val="single" w:sz="4" w:space="0" w:color="CCCCCC"/>
+              <w:left w:val="single" w:sz="4" w:space="0" w:color="CCCCCC"/>
+              <w:bottom w:val="single" w:sz="4" w:space="0" w:color="CCCCCC"/>
+              <w:right w:val="single" w:sz="4" w:space="0" w:color="CCCCCC"/>
+            </w:tcBorders>
+            <w:shd w:val="clear" w:color="auto" w:fill="F8FAFC"/>
+            <w:tcMar>
+              <w:top w:w="100" w:type="dxa"/>
+              <w:left w:w="140" w:type="dxa"/>
+              <w:bottom w:w="100" w:type="dxa"/>
+              <w:right w:w="140" w:type="dxa"/>
+            </w:tcMar>
+          </w:tcPr>
+          <w:p>
+            <w:proofErr w:type="spellStart"/>
+            <w:r>
+              <w:rPr>
+                <w:color w:val="1A1A1A"/>
+                <w:sz w:val="20"/>
+                <w:szCs w:val="20"/>
+              </w:rPr>
+              <w:t>Registracija</w:t>
+            </w:r>
+            <w:proofErr w:type="spellEnd"/>
+            <w:r>
+              <w:rPr>
+                <w:color w:val="1A1A1A"/>
+                <w:sz w:val="20"/>
+                <w:szCs w:val="20"/>
+              </w:rPr>
+              <w:t xml:space="preserve"> </w:t>
+            </w:r>
+            <w:proofErr w:type="spellStart"/>
+            <w:r>
+              <w:rPr>
+                <w:color w:val="1A1A1A"/>
+                <w:sz w:val="20"/>
+                <w:szCs w:val="20"/>
+              </w:rPr>
+              <w:t>novog</w:t>
+            </w:r>
+            <w:proofErr w:type="spellEnd"/>
+            <w:r>
+              <w:rPr>
+                <w:color w:val="1A1A1A"/>
+                <w:sz w:val="20"/>
+                <w:szCs w:val="20"/>
+              </w:rPr>
+              <w:t xml:space="preserve"> </w:t>
+            </w:r>
+            <w:proofErr w:type="spellStart"/>
+            <w:r>
+              <w:rPr>
+                <w:color w:val="1A1A1A"/>
+                <w:sz w:val="20"/>
+                <w:szCs w:val="20"/>
+              </w:rPr>
+              <w:t>naloga</w:t>
+            </w:r>
+            <w:proofErr w:type="spellEnd"/>
+            <w:r>
+              <w:rPr>
+                <w:color w:val="1A1A1A"/>
+                <w:sz w:val="20"/>
+                <w:szCs w:val="20"/>
+              </w:rPr>
+              <w:t xml:space="preserve"> </w:t>
+            </w:r>
+            <w:proofErr w:type="spellStart"/>
+            <w:r>
+              <w:rPr>
+                <w:color w:val="1A1A1A"/>
+                <w:sz w:val="20"/>
+                <w:szCs w:val="20"/>
+              </w:rPr>
+              <w:t>sa</w:t>
+            </w:r>
+            <w:proofErr w:type="spellEnd"/>
+            <w:r>
+              <w:rPr>
+                <w:color w:val="1A1A1A"/>
+                <w:sz w:val="20"/>
+                <w:szCs w:val="20"/>
+              </w:rPr>
+              <w:t xml:space="preserve"> </w:t>
+            </w:r>
+            <w:proofErr w:type="spellStart"/>
+            <w:r>
+              <w:rPr>
+                <w:color w:val="1A1A1A"/>
+                <w:sz w:val="20"/>
+                <w:szCs w:val="20"/>
+              </w:rPr>
+              <w:t>validacijom</w:t>
+            </w:r>
+            <w:proofErr w:type="spellEnd"/>
+            <w:r>
+              <w:rPr>
+                <w:color w:val="1A1A1A"/>
+                <w:sz w:val="20"/>
+                <w:szCs w:val="20"/>
+              </w:rPr>
+              <w:t xml:space="preserve"> </w:t>
+            </w:r>
+            <w:proofErr w:type="spellStart"/>
+            <w:r>
+              <w:rPr>
+                <w:color w:val="1A1A1A"/>
+                <w:sz w:val="20"/>
+                <w:szCs w:val="20"/>
+              </w:rPr>
+              <w:t>forme</w:t>
+            </w:r>
+            <w:proofErr w:type="spellEnd"/>
+          </w:p>
+        </w:tc>
+      </w:tr>
+      <w:tr>
+        <w:tc>
+          <w:tcPr>
+            <w:tcW w:w="2400" w:type="dxa"/>
+            <w:tcBorders>
+              <w:top w:val="single" w:sz="4" w:space="0" w:color="CCCCCC"/>
+              <w:left w:val="single" w:sz="4" w:space="0" w:color="CCCCCC"/>
+              <w:bottom w:val="single" w:sz="4" w:space="0" w:color="CCCCCC"/>
+              <w:right w:val="single" w:sz="4" w:space="0" w:color="CCCCCC"/>
+            </w:tcBorders>
+            <w:tcMar>
+              <w:top w:w="100" w:type="dxa"/>
+              <w:left w:w="140" w:type="dxa"/>
+              <w:bottom w:w="100" w:type="dxa"/>
+              <w:right w:w="140" w:type="dxa"/>
+            </w:tcMar>
+          </w:tcPr>
+          <w:p>
             <w:r>
               <w:rPr>
                 <w:rFonts w:ascii="Consolas" w:eastAsia="Consolas" w:hAnsi="Consolas" w:cs="Consolas"/>
@@ -24813,9 +24260,8 @@
                 <w:szCs w:val="19"/>
                 <w:shd w:val="clear" w:color="auto" w:fill="F1F5F9"/>
               </w:rPr>
-              <w:t>register</w:t>
-            </w:r>
-            <w:proofErr w:type="gramEnd"/>
+              <w:t>/login</w:t>
+            </w:r>
           </w:p>
         </w:tc>
         <w:tc>
@@ -24827,7 +24273,6 @@
               <w:bottom w:val="single" w:sz="4" w:space="0" w:color="CCCCCC"/>
               <w:right w:val="single" w:sz="4" w:space="0" w:color="CCCCCC"/>
             </w:tcBorders>
-            <w:shd w:val="clear" w:color="auto" w:fill="F8FAFC"/>
             <w:tcMar>
               <w:top w:w="100" w:type="dxa"/>
               <w:left w:w="140" w:type="dxa"/>
@@ -24857,7 +24302,6 @@
               <w:bottom w:val="single" w:sz="4" w:space="0" w:color="CCCCCC"/>
               <w:right w:val="single" w:sz="4" w:space="0" w:color="CCCCCC"/>
             </w:tcBorders>
-            <w:shd w:val="clear" w:color="auto" w:fill="F8FAFC"/>
             <w:tcMar>
               <w:top w:w="100" w:type="dxa"/>
               <w:left w:w="140" w:type="dxa"/>
@@ -24873,97 +24317,43 @@
                 <w:sz w:val="20"/>
                 <w:szCs w:val="20"/>
               </w:rPr>
-              <w:t>Registracija</w:t>
-            </w:r>
-            <w:proofErr w:type="spellEnd"/>
-            <w:r>
-              <w:rPr>
-                <w:color w:val="1A1A1A"/>
-                <w:sz w:val="20"/>
-                <w:szCs w:val="20"/>
-              </w:rPr>
-              <w:t xml:space="preserve"> </w:t>
-            </w:r>
-            <w:proofErr w:type="spellStart"/>
-            <w:r>
-              <w:rPr>
-                <w:color w:val="1A1A1A"/>
-                <w:sz w:val="20"/>
-                <w:szCs w:val="20"/>
-              </w:rPr>
-              <w:t>novog</w:t>
-            </w:r>
-            <w:proofErr w:type="spellEnd"/>
-            <w:r>
-              <w:rPr>
-                <w:color w:val="1A1A1A"/>
-                <w:sz w:val="20"/>
-                <w:szCs w:val="20"/>
-              </w:rPr>
-              <w:t xml:space="preserve"> </w:t>
-            </w:r>
-            <w:proofErr w:type="spellStart"/>
-            <w:r>
-              <w:rPr>
-                <w:color w:val="1A1A1A"/>
-                <w:sz w:val="20"/>
-                <w:szCs w:val="20"/>
-              </w:rPr>
-              <w:t>naloga</w:t>
-            </w:r>
-            <w:proofErr w:type="spellEnd"/>
-            <w:r>
-              <w:rPr>
-                <w:color w:val="1A1A1A"/>
-                <w:sz w:val="20"/>
-                <w:szCs w:val="20"/>
-              </w:rPr>
-              <w:t xml:space="preserve"> </w:t>
-            </w:r>
-            <w:proofErr w:type="spellStart"/>
-            <w:r>
-              <w:rPr>
-                <w:color w:val="1A1A1A"/>
-                <w:sz w:val="20"/>
-                <w:szCs w:val="20"/>
-              </w:rPr>
-              <w:t>sa</w:t>
-            </w:r>
-            <w:proofErr w:type="spellEnd"/>
-            <w:r>
-              <w:rPr>
-                <w:color w:val="1A1A1A"/>
-                <w:sz w:val="20"/>
-                <w:szCs w:val="20"/>
-              </w:rPr>
-              <w:t xml:space="preserve"> </w:t>
-            </w:r>
-            <w:proofErr w:type="spellStart"/>
-            <w:r>
-              <w:rPr>
-                <w:color w:val="1A1A1A"/>
-                <w:sz w:val="20"/>
-                <w:szCs w:val="20"/>
-              </w:rPr>
-              <w:t>validacijom</w:t>
-            </w:r>
-            <w:proofErr w:type="spellEnd"/>
-            <w:r>
-              <w:rPr>
-                <w:color w:val="1A1A1A"/>
-                <w:sz w:val="20"/>
-                <w:szCs w:val="20"/>
-              </w:rPr>
-              <w:t xml:space="preserve"> </w:t>
-            </w:r>
-            <w:proofErr w:type="spellStart"/>
-            <w:r>
-              <w:rPr>
-                <w:color w:val="1A1A1A"/>
-                <w:sz w:val="20"/>
-                <w:szCs w:val="20"/>
-              </w:rPr>
-              <w:t>forme</w:t>
+              <w:t>Prijava</w:t>
+            </w:r>
+            <w:proofErr w:type="spellEnd"/>
+            <w:r>
+              <w:rPr>
+                <w:color w:val="1A1A1A"/>
+                <w:sz w:val="20"/>
+                <w:szCs w:val="20"/>
+              </w:rPr>
+              <w:t xml:space="preserve">, </w:t>
+            </w:r>
+            <w:proofErr w:type="spellStart"/>
+            <w:r>
+              <w:rPr>
+                <w:color w:val="1A1A1A"/>
+                <w:sz w:val="20"/>
+                <w:szCs w:val="20"/>
+              </w:rPr>
+              <w:t>čuva</w:t>
+            </w:r>
+            <w:proofErr w:type="spellEnd"/>
+            <w:r>
+              <w:rPr>
+                <w:color w:val="1A1A1A"/>
+                <w:sz w:val="20"/>
+                <w:szCs w:val="20"/>
+              </w:rPr>
+              <w:t xml:space="preserve"> refresh token u </w:t>
+            </w:r>
+            <w:proofErr w:type="spellStart"/>
+            <w:r>
+              <w:rPr>
+                <w:color w:val="1A1A1A"/>
+                <w:sz w:val="20"/>
+                <w:szCs w:val="20"/>
+              </w:rPr>
+              <w:t>localStorage</w:t>
             </w:r>
             <w:proofErr w:type="spellEnd"/>
           </w:p>
@@ -24979,6 +24369,7 @@
               <w:bottom w:val="single" w:sz="4" w:space="0" w:color="CCCCCC"/>
               <w:right w:val="single" w:sz="4" w:space="0" w:color="CCCCCC"/>
             </w:tcBorders>
+            <w:shd w:val="clear" w:color="auto" w:fill="F8FAFC"/>
             <w:tcMar>
               <w:top w:w="100" w:type="dxa"/>
               <w:left w:w="140" w:type="dxa"/>
@@ -24996,7 +24387,7 @@
               </w:rPr>
               <w:t>/</w:t>
             </w:r>
-            <w:proofErr w:type="gramStart"/>
+            <w:proofErr w:type="spellStart"/>
             <w:r>
               <w:rPr>
                 <w:rFonts w:ascii="Consolas" w:eastAsia="Consolas" w:hAnsi="Consolas" w:cs="Consolas"/>
@@ -25004,9 +24395,9 @@
                 <w:szCs w:val="19"/>
                 <w:shd w:val="clear" w:color="auto" w:fill="F1F5F9"/>
               </w:rPr>
-              <w:t>login</w:t>
-            </w:r>
-            <w:proofErr w:type="gramEnd"/>
+              <w:t>stranice</w:t>
+            </w:r>
+            <w:proofErr w:type="spellEnd"/>
           </w:p>
         </w:tc>
         <w:tc>
@@ -25018,6 +24409,7 @@
               <w:bottom w:val="single" w:sz="4" w:space="0" w:color="CCCCCC"/>
               <w:right w:val="single" w:sz="4" w:space="0" w:color="CCCCCC"/>
             </w:tcBorders>
+            <w:shd w:val="clear" w:color="auto" w:fill="F8FAFC"/>
             <w:tcMar>
               <w:top w:w="100" w:type="dxa"/>
               <w:left w:w="140" w:type="dxa"/>
@@ -25047,6 +24439,7 @@
               <w:bottom w:val="single" w:sz="4" w:space="0" w:color="CCCCCC"/>
               <w:right w:val="single" w:sz="4" w:space="0" w:color="CCCCCC"/>
             </w:tcBorders>
+            <w:shd w:val="clear" w:color="auto" w:fill="F8FAFC"/>
             <w:tcMar>
               <w:top w:w="100" w:type="dxa"/>
               <w:left w:w="140" w:type="dxa"/>
@@ -25055,50 +24448,58 @@
             </w:tcMar>
           </w:tcPr>
           <w:p>
-            <w:proofErr w:type="spellStart"/>
-            <w:r>
-              <w:rPr>
-                <w:color w:val="1A1A1A"/>
-                <w:sz w:val="20"/>
-                <w:szCs w:val="20"/>
-              </w:rPr>
-              <w:t>Prijava</w:t>
-            </w:r>
-            <w:proofErr w:type="spellEnd"/>
-            <w:r>
-              <w:rPr>
-                <w:color w:val="1A1A1A"/>
-                <w:sz w:val="20"/>
-                <w:szCs w:val="20"/>
-              </w:rPr>
-              <w:t xml:space="preserve">, </w:t>
-            </w:r>
-            <w:proofErr w:type="spellStart"/>
-            <w:r>
-              <w:rPr>
-                <w:color w:val="1A1A1A"/>
-                <w:sz w:val="20"/>
-                <w:szCs w:val="20"/>
-              </w:rPr>
-              <w:t>čuva</w:t>
-            </w:r>
-            <w:proofErr w:type="spellEnd"/>
-            <w:r>
-              <w:rPr>
-                <w:color w:val="1A1A1A"/>
-                <w:sz w:val="20"/>
-                <w:szCs w:val="20"/>
-              </w:rPr>
-              <w:t xml:space="preserve"> refresh token u </w:t>
-            </w:r>
-            <w:proofErr w:type="spellStart"/>
-            <w:r>
-              <w:rPr>
-                <w:color w:val="1A1A1A"/>
-                <w:sz w:val="20"/>
-                <w:szCs w:val="20"/>
-              </w:rPr>
-              <w:t>localStorage</w:t>
+            <w:r>
+              <w:rPr>
+                <w:color w:val="1A1A1A"/>
+                <w:sz w:val="20"/>
+                <w:szCs w:val="20"/>
+              </w:rPr>
+              <w:t xml:space="preserve">Lista </w:t>
+            </w:r>
+            <w:proofErr w:type="spellStart"/>
+            <w:r>
+              <w:rPr>
+                <w:color w:val="1A1A1A"/>
+                <w:sz w:val="20"/>
+                <w:szCs w:val="20"/>
+              </w:rPr>
+              <w:t>svih</w:t>
+            </w:r>
+            <w:proofErr w:type="spellEnd"/>
+            <w:r>
+              <w:rPr>
+                <w:color w:val="1A1A1A"/>
+                <w:sz w:val="20"/>
+                <w:szCs w:val="20"/>
+              </w:rPr>
+              <w:t xml:space="preserve"> </w:t>
+            </w:r>
+            <w:proofErr w:type="spellStart"/>
+            <w:r>
+              <w:rPr>
+                <w:color w:val="1A1A1A"/>
+                <w:sz w:val="20"/>
+                <w:szCs w:val="20"/>
+              </w:rPr>
+              <w:t>objavljenih</w:t>
+            </w:r>
+            <w:proofErr w:type="spellEnd"/>
+            <w:r>
+              <w:rPr>
+                <w:color w:val="1A1A1A"/>
+                <w:sz w:val="20"/>
+                <w:szCs w:val="20"/>
+              </w:rPr>
+              <w:t xml:space="preserve"> CMS </w:t>
+            </w:r>
+            <w:proofErr w:type="spellStart"/>
+            <w:r>
+              <w:rPr>
+                <w:color w:val="1A1A1A"/>
+                <w:sz w:val="20"/>
+                <w:szCs w:val="20"/>
+              </w:rPr>
+              <w:t>stranica</w:t>
             </w:r>
             <w:proofErr w:type="spellEnd"/>
           </w:p>
@@ -25114,7 +24515,6 @@
               <w:bottom w:val="single" w:sz="4" w:space="0" w:color="CCCCCC"/>
               <w:right w:val="single" w:sz="4" w:space="0" w:color="CCCCCC"/>
             </w:tcBorders>
-            <w:shd w:val="clear" w:color="auto" w:fill="F8FAFC"/>
             <w:tcMar>
               <w:top w:w="100" w:type="dxa"/>
               <w:left w:w="140" w:type="dxa"/>
@@ -25133,7 +24533,6 @@
               <w:t>/</w:t>
             </w:r>
             <w:proofErr w:type="spellStart"/>
-            <w:proofErr w:type="gramStart"/>
             <w:r>
               <w:rPr>
                 <w:rFonts w:ascii="Consolas" w:eastAsia="Consolas" w:hAnsi="Consolas" w:cs="Consolas"/>
@@ -25144,7 +24543,15 @@
               <w:t>stranice</w:t>
             </w:r>
             <w:proofErr w:type="spellEnd"/>
-            <w:proofErr w:type="gramEnd"/>
+            <w:r>
+              <w:rPr>
+                <w:rFonts w:ascii="Consolas" w:eastAsia="Consolas" w:hAnsi="Consolas" w:cs="Consolas"/>
+                <w:sz w:val="19"/>
+                <w:szCs w:val="19"/>
+                <w:shd w:val="clear" w:color="auto" w:fill="F1F5F9"/>
+              </w:rPr>
+              <w:t>/:slug</w:t>
+            </w:r>
           </w:p>
         </w:tc>
         <w:tc>
@@ -25156,7 +24563,6 @@
               <w:bottom w:val="single" w:sz="4" w:space="0" w:color="CCCCCC"/>
               <w:right w:val="single" w:sz="4" w:space="0" w:color="CCCCCC"/>
             </w:tcBorders>
-            <w:shd w:val="clear" w:color="auto" w:fill="F8FAFC"/>
             <w:tcMar>
               <w:top w:w="100" w:type="dxa"/>
               <w:left w:w="140" w:type="dxa"/>
@@ -25186,7 +24592,6 @@
               <w:bottom w:val="single" w:sz="4" w:space="0" w:color="CCCCCC"/>
               <w:right w:val="single" w:sz="4" w:space="0" w:color="CCCCCC"/>
             </w:tcBorders>
-            <w:shd w:val="clear" w:color="auto" w:fill="F8FAFC"/>
             <w:tcMar>
               <w:top w:w="100" w:type="dxa"/>
               <w:left w:w="140" w:type="dxa"/>
@@ -25195,22 +24600,14 @@
             </w:tcMar>
           </w:tcPr>
           <w:p>
-            <w:r>
-              <w:rPr>
-                <w:color w:val="1A1A1A"/>
-                <w:sz w:val="20"/>
-                <w:szCs w:val="20"/>
-              </w:rPr>
-              <w:t xml:space="preserve">Lista </w:t>
-            </w:r>
-            <w:proofErr w:type="spellStart"/>
-            <w:r>
-              <w:rPr>
-                <w:color w:val="1A1A1A"/>
-                <w:sz w:val="20"/>
-                <w:szCs w:val="20"/>
-              </w:rPr>
-              <w:t>svih</w:t>
+            <w:proofErr w:type="spellStart"/>
+            <w:r>
+              <w:rPr>
+                <w:color w:val="1A1A1A"/>
+                <w:sz w:val="20"/>
+                <w:szCs w:val="20"/>
+              </w:rPr>
+              <w:t>Prikaz</w:t>
             </w:r>
             <w:proofErr w:type="spellEnd"/>
             <w:r>
@@ -25228,7 +24625,7 @@
                 <w:sz w:val="20"/>
                 <w:szCs w:val="20"/>
               </w:rPr>
-              <w:t>objavljenih</w:t>
+              <w:t>sadržaja</w:t>
             </w:r>
             <w:proofErr w:type="spellEnd"/>
             <w:r>
@@ -25246,9 +24643,35 @@
                 <w:sz w:val="20"/>
                 <w:szCs w:val="20"/>
               </w:rPr>
-              <w:t>stranica</w:t>
-            </w:r>
-            <w:proofErr w:type="spellEnd"/>
+              <w:t>stranice</w:t>
+            </w:r>
+            <w:proofErr w:type="spellEnd"/>
+            <w:r>
+              <w:rPr>
+                <w:color w:val="1A1A1A"/>
+                <w:sz w:val="20"/>
+                <w:szCs w:val="20"/>
+              </w:rPr>
+              <w:t xml:space="preserve">, </w:t>
+            </w:r>
+            <w:proofErr w:type="spellStart"/>
+            <w:r>
+              <w:rPr>
+                <w:color w:val="1A1A1A"/>
+                <w:sz w:val="20"/>
+                <w:szCs w:val="20"/>
+              </w:rPr>
+              <w:t>renderuje</w:t>
+            </w:r>
+            <w:proofErr w:type="spellEnd"/>
+            <w:r>
+              <w:rPr>
+                <w:color w:val="1A1A1A"/>
+                <w:sz w:val="20"/>
+                <w:szCs w:val="20"/>
+              </w:rPr>
+              <w:t xml:space="preserve"> HTML</w:t>
+            </w:r>
           </w:p>
         </w:tc>
       </w:tr>
@@ -25262,6 +24685,7 @@
               <w:bottom w:val="single" w:sz="4" w:space="0" w:color="CCCCCC"/>
               <w:right w:val="single" w:sz="4" w:space="0" w:color="CCCCCC"/>
             </w:tcBorders>
+            <w:shd w:val="clear" w:color="auto" w:fill="F8FAFC"/>
             <w:tcMar>
               <w:top w:w="100" w:type="dxa"/>
               <w:left w:w="140" w:type="dxa"/>
@@ -25277,9 +24701,205 @@
                 <w:szCs w:val="19"/>
                 <w:shd w:val="clear" w:color="auto" w:fill="F1F5F9"/>
               </w:rPr>
-              <w:t>/</w:t>
-            </w:r>
-            <w:proofErr w:type="spellStart"/>
+              <w:t>/sessions</w:t>
+            </w:r>
+          </w:p>
+        </w:tc>
+        <w:tc>
+          <w:tcPr>
+            <w:tcW w:w="1600" w:type="dxa"/>
+            <w:tcBorders>
+              <w:top w:val="single" w:sz="4" w:space="0" w:color="CCCCCC"/>
+              <w:left w:val="single" w:sz="4" w:space="0" w:color="CCCCCC"/>
+              <w:bottom w:val="single" w:sz="4" w:space="0" w:color="CCCCCC"/>
+              <w:right w:val="single" w:sz="4" w:space="0" w:color="CCCCCC"/>
+            </w:tcBorders>
+            <w:shd w:val="clear" w:color="auto" w:fill="F8FAFC"/>
+            <w:tcMar>
+              <w:top w:w="100" w:type="dxa"/>
+              <w:left w:w="140" w:type="dxa"/>
+              <w:bottom w:w="100" w:type="dxa"/>
+              <w:right w:w="140" w:type="dxa"/>
+            </w:tcMar>
+          </w:tcPr>
+          <w:p>
+            <w:proofErr w:type="spellStart"/>
+            <w:r>
+              <w:rPr>
+                <w:color w:val="1A1A1A"/>
+                <w:sz w:val="20"/>
+                <w:szCs w:val="20"/>
+              </w:rPr>
+              <w:t>Korisnik</w:t>
+            </w:r>
+            <w:proofErr w:type="spellEnd"/>
+          </w:p>
+        </w:tc>
+        <w:tc>
+          <w:tcPr>
+            <w:tcW w:w="5360" w:type="dxa"/>
+            <w:tcBorders>
+              <w:top w:val="single" w:sz="4" w:space="0" w:color="CCCCCC"/>
+              <w:left w:val="single" w:sz="4" w:space="0" w:color="CCCCCC"/>
+              <w:bottom w:val="single" w:sz="4" w:space="0" w:color="CCCCCC"/>
+              <w:right w:val="single" w:sz="4" w:space="0" w:color="CCCCCC"/>
+            </w:tcBorders>
+            <w:shd w:val="clear" w:color="auto" w:fill="F8FAFC"/>
+            <w:tcMar>
+              <w:top w:w="100" w:type="dxa"/>
+              <w:left w:w="140" w:type="dxa"/>
+              <w:bottom w:w="100" w:type="dxa"/>
+              <w:right w:w="140" w:type="dxa"/>
+            </w:tcMar>
+          </w:tcPr>
+          <w:p>
+            <w:r>
+              <w:rPr>
+                <w:color w:val="1A1A1A"/>
+                <w:sz w:val="20"/>
+                <w:szCs w:val="20"/>
+              </w:rPr>
+              <w:t xml:space="preserve">Lista </w:t>
+            </w:r>
+            <w:proofErr w:type="spellStart"/>
+            <w:r>
+              <w:rPr>
+                <w:color w:val="1A1A1A"/>
+                <w:sz w:val="20"/>
+                <w:szCs w:val="20"/>
+              </w:rPr>
+              <w:t>slobodnih</w:t>
+            </w:r>
+            <w:proofErr w:type="spellEnd"/>
+            <w:r>
+              <w:rPr>
+                <w:color w:val="1A1A1A"/>
+                <w:sz w:val="20"/>
+                <w:szCs w:val="20"/>
+              </w:rPr>
+              <w:t xml:space="preserve"> termina </w:t>
+            </w:r>
+            <w:proofErr w:type="spellStart"/>
+            <w:r>
+              <w:rPr>
+                <w:color w:val="1A1A1A"/>
+                <w:sz w:val="20"/>
+                <w:szCs w:val="20"/>
+              </w:rPr>
+              <w:t>sa</w:t>
+            </w:r>
+            <w:proofErr w:type="spellEnd"/>
+            <w:r>
+              <w:rPr>
+                <w:color w:val="1A1A1A"/>
+                <w:sz w:val="20"/>
+                <w:szCs w:val="20"/>
+              </w:rPr>
+              <w:t xml:space="preserve"> </w:t>
+            </w:r>
+            <w:proofErr w:type="spellStart"/>
+            <w:r>
+              <w:rPr>
+                <w:color w:val="1A1A1A"/>
+                <w:sz w:val="20"/>
+                <w:szCs w:val="20"/>
+              </w:rPr>
+              <w:t>filterom</w:t>
+            </w:r>
+            <w:proofErr w:type="spellEnd"/>
+            <w:r>
+              <w:rPr>
+                <w:color w:val="1A1A1A"/>
+                <w:sz w:val="20"/>
+                <w:szCs w:val="20"/>
+              </w:rPr>
+              <w:t xml:space="preserve"> po </w:t>
+            </w:r>
+            <w:proofErr w:type="spellStart"/>
+            <w:r>
+              <w:rPr>
+                <w:color w:val="1A1A1A"/>
+                <w:sz w:val="20"/>
+                <w:szCs w:val="20"/>
+              </w:rPr>
+              <w:t>datumu</w:t>
+            </w:r>
+            <w:proofErr w:type="spellEnd"/>
+            <w:r>
+              <w:rPr>
+                <w:color w:val="1A1A1A"/>
+                <w:sz w:val="20"/>
+                <w:szCs w:val="20"/>
+              </w:rPr>
+              <w:t xml:space="preserve"> </w:t>
+            </w:r>
+            <w:proofErr w:type="spellStart"/>
+            <w:r>
+              <w:rPr>
+                <w:color w:val="1A1A1A"/>
+                <w:sz w:val="20"/>
+                <w:szCs w:val="20"/>
+              </w:rPr>
+              <w:t>i</w:t>
+            </w:r>
+            <w:proofErr w:type="spellEnd"/>
+            <w:r>
+              <w:rPr>
+                <w:color w:val="1A1A1A"/>
+                <w:sz w:val="20"/>
+                <w:szCs w:val="20"/>
+              </w:rPr>
+              <w:t xml:space="preserve"> progress </w:t>
+            </w:r>
+            <w:proofErr w:type="spellStart"/>
+            <w:r>
+              <w:rPr>
+                <w:color w:val="1A1A1A"/>
+                <w:sz w:val="20"/>
+                <w:szCs w:val="20"/>
+              </w:rPr>
+              <w:t>barom</w:t>
+            </w:r>
+            <w:proofErr w:type="spellEnd"/>
+            <w:r>
+              <w:rPr>
+                <w:color w:val="1A1A1A"/>
+                <w:sz w:val="20"/>
+                <w:szCs w:val="20"/>
+              </w:rPr>
+              <w:t xml:space="preserve"> </w:t>
+            </w:r>
+            <w:proofErr w:type="spellStart"/>
+            <w:r>
+              <w:rPr>
+                <w:color w:val="1A1A1A"/>
+                <w:sz w:val="20"/>
+                <w:szCs w:val="20"/>
+              </w:rPr>
+              <w:t>kapaciteta</w:t>
+            </w:r>
+            <w:proofErr w:type="spellEnd"/>
+          </w:p>
+        </w:tc>
+      </w:tr>
+      <w:tr>
+        <w:tc>
+          <w:tcPr>
+            <w:tcW w:w="2400" w:type="dxa"/>
+            <w:tcBorders>
+              <w:top w:val="single" w:sz="4" w:space="0" w:color="CCCCCC"/>
+              <w:left w:val="single" w:sz="4" w:space="0" w:color="CCCCCC"/>
+              <w:bottom w:val="single" w:sz="4" w:space="0" w:color="CCCCCC"/>
+              <w:right w:val="single" w:sz="4" w:space="0" w:color="CCCCCC"/>
+            </w:tcBorders>
+            <w:tcMar>
+              <w:top w:w="100" w:type="dxa"/>
+              <w:left w:w="140" w:type="dxa"/>
+              <w:bottom w:w="100" w:type="dxa"/>
+              <w:right w:w="140" w:type="dxa"/>
+            </w:tcMar>
+          </w:tcPr>
+          <w:p>
             <w:r>
               <w:rPr>
                 <w:rFonts w:ascii="Consolas" w:eastAsia="Consolas" w:hAnsi="Consolas" w:cs="Consolas"/>
@@ -25287,10 +24907,178 @@
                 <w:szCs w:val="19"/>
                 <w:shd w:val="clear" w:color="auto" w:fill="F1F5F9"/>
               </w:rPr>
-              <w:t>stranice</w:t>
-            </w:r>
-            <w:proofErr w:type="spellEnd"/>
-            <w:proofErr w:type="gramStart"/>
+              <w:t>/my-reservations</w:t>
+            </w:r>
+          </w:p>
+        </w:tc>
+        <w:tc>
+          <w:tcPr>
+            <w:tcW w:w="1600" w:type="dxa"/>
+            <w:tcBorders>
+              <w:top w:val="single" w:sz="4" w:space="0" w:color="CCCCCC"/>
+              <w:left w:val="single" w:sz="4" w:space="0" w:color="CCCCCC"/>
+              <w:bottom w:val="single" w:sz="4" w:space="0" w:color="CCCCCC"/>
+              <w:right w:val="single" w:sz="4" w:space="0" w:color="CCCCCC"/>
+            </w:tcBorders>
+            <w:tcMar>
+              <w:top w:w="100" w:type="dxa"/>
+              <w:left w:w="140" w:type="dxa"/>
+              <w:bottom w:w="100" w:type="dxa"/>
+              <w:right w:w="140" w:type="dxa"/>
+            </w:tcMar>
+          </w:tcPr>
+          <w:p>
+            <w:proofErr w:type="spellStart"/>
+            <w:r>
+              <w:rPr>
+                <w:color w:val="1A1A1A"/>
+                <w:sz w:val="20"/>
+                <w:szCs w:val="20"/>
+              </w:rPr>
+              <w:t>Korisnik</w:t>
+            </w:r>
+            <w:proofErr w:type="spellEnd"/>
+          </w:p>
+        </w:tc>
+        <w:tc>
+          <w:tcPr>
+            <w:tcW w:w="5360" w:type="dxa"/>
+            <w:tcBorders>
+              <w:top w:val="single" w:sz="4" w:space="0" w:color="CCCCCC"/>
+              <w:left w:val="single" w:sz="4" w:space="0" w:color="CCCCCC"/>
+              <w:bottom w:val="single" w:sz="4" w:space="0" w:color="CCCCCC"/>
+              <w:right w:val="single" w:sz="4" w:space="0" w:color="CCCCCC"/>
+            </w:tcBorders>
+            <w:tcMar>
+              <w:top w:w="100" w:type="dxa"/>
+              <w:left w:w="140" w:type="dxa"/>
+              <w:bottom w:w="100" w:type="dxa"/>
+              <w:right w:w="140" w:type="dxa"/>
+            </w:tcMar>
+          </w:tcPr>
+          <w:p>
+            <w:proofErr w:type="spellStart"/>
+            <w:r>
+              <w:rPr>
+                <w:color w:val="1A1A1A"/>
+                <w:sz w:val="20"/>
+                <w:szCs w:val="20"/>
+              </w:rPr>
+              <w:t>Pregled</w:t>
+            </w:r>
+            <w:proofErr w:type="spellEnd"/>
+            <w:r>
+              <w:rPr>
+                <w:color w:val="1A1A1A"/>
+                <w:sz w:val="20"/>
+                <w:szCs w:val="20"/>
+              </w:rPr>
+              <w:t xml:space="preserve"> </w:t>
+            </w:r>
+            <w:proofErr w:type="spellStart"/>
+            <w:r>
+              <w:rPr>
+                <w:color w:val="1A1A1A"/>
+                <w:sz w:val="20"/>
+                <w:szCs w:val="20"/>
+              </w:rPr>
+              <w:t>svih</w:t>
+            </w:r>
+            <w:proofErr w:type="spellEnd"/>
+            <w:r>
+              <w:rPr>
+                <w:color w:val="1A1A1A"/>
+                <w:sz w:val="20"/>
+                <w:szCs w:val="20"/>
+              </w:rPr>
+              <w:t xml:space="preserve"> </w:t>
+            </w:r>
+            <w:proofErr w:type="spellStart"/>
+            <w:r>
+              <w:rPr>
+                <w:color w:val="1A1A1A"/>
+                <w:sz w:val="20"/>
+                <w:szCs w:val="20"/>
+              </w:rPr>
+              <w:t>rezervacija</w:t>
+            </w:r>
+            <w:proofErr w:type="spellEnd"/>
+            <w:r>
+              <w:rPr>
+                <w:color w:val="1A1A1A"/>
+                <w:sz w:val="20"/>
+                <w:szCs w:val="20"/>
+              </w:rPr>
+              <w:t xml:space="preserve"> (</w:t>
+            </w:r>
+            <w:proofErr w:type="spellStart"/>
+            <w:r>
+              <w:rPr>
+                <w:color w:val="1A1A1A"/>
+                <w:sz w:val="20"/>
+                <w:szCs w:val="20"/>
+              </w:rPr>
+              <w:t>aktivne</w:t>
+            </w:r>
+            <w:proofErr w:type="spellEnd"/>
+            <w:r>
+              <w:rPr>
+                <w:color w:val="1A1A1A"/>
+                <w:sz w:val="20"/>
+                <w:szCs w:val="20"/>
+              </w:rPr>
+              <w:t xml:space="preserve"> / </w:t>
+            </w:r>
+            <w:proofErr w:type="spellStart"/>
+            <w:r>
+              <w:rPr>
+                <w:color w:val="1A1A1A"/>
+                <w:sz w:val="20"/>
+                <w:szCs w:val="20"/>
+              </w:rPr>
+              <w:t>otkazane</w:t>
+            </w:r>
+            <w:proofErr w:type="spellEnd"/>
+            <w:r>
+              <w:rPr>
+                <w:color w:val="1A1A1A"/>
+                <w:sz w:val="20"/>
+                <w:szCs w:val="20"/>
+              </w:rPr>
+              <w:t xml:space="preserve">), </w:t>
+            </w:r>
+            <w:proofErr w:type="spellStart"/>
+            <w:r>
+              <w:rPr>
+                <w:color w:val="1A1A1A"/>
+                <w:sz w:val="20"/>
+                <w:szCs w:val="20"/>
+              </w:rPr>
+              <w:t>otkazivanje</w:t>
+            </w:r>
+            <w:proofErr w:type="spellEnd"/>
+          </w:p>
+        </w:tc>
+      </w:tr>
+      <w:tr>
+        <w:tc>
+          <w:tcPr>
+            <w:tcW w:w="2400" w:type="dxa"/>
+            <w:tcBorders>
+              <w:top w:val="single" w:sz="4" w:space="0" w:color="CCCCCC"/>
+              <w:left w:val="single" w:sz="4" w:space="0" w:color="CCCCCC"/>
+              <w:bottom w:val="single" w:sz="4" w:space="0" w:color="CCCCCC"/>
+              <w:right w:val="single" w:sz="4" w:space="0" w:color="CCCCCC"/>
+            </w:tcBorders>
+            <w:shd w:val="clear" w:color="auto" w:fill="F8FAFC"/>
+            <w:tcMar>
+              <w:top w:w="100" w:type="dxa"/>
+              <w:left w:w="140" w:type="dxa"/>
+              <w:bottom w:w="100" w:type="dxa"/>
+              <w:right w:w="140" w:type="dxa"/>
+            </w:tcMar>
+          </w:tcPr>
+          <w:p>
             <w:r>
               <w:rPr>
                 <w:rFonts w:ascii="Consolas" w:eastAsia="Consolas" w:hAnsi="Consolas" w:cs="Consolas"/>
@@ -25298,587 +25086,8 @@
                 <w:szCs w:val="19"/>
                 <w:shd w:val="clear" w:color="auto" w:fill="F1F5F9"/>
               </w:rPr>
-              <w:t>/:slug</w:t>
-            </w:r>
-            <w:proofErr w:type="gramEnd"/>
-          </w:p>
-        </w:tc>
-        <w:tc>
-          <w:tcPr>
-            <w:tcW w:w="1600" w:type="dxa"/>
-            <w:tcBorders>
-              <w:top w:val="single" w:sz="4" w:space="0" w:color="CCCCCC"/>
-              <w:left w:val="single" w:sz="4" w:space="0" w:color="CCCCCC"/>
-              <w:bottom w:val="single" w:sz="4" w:space="0" w:color="CCCCCC"/>
-              <w:right w:val="single" w:sz="4" w:space="0" w:color="CCCCCC"/>
-            </w:tcBorders>
-            <w:tcMar>
-              <w:top w:w="100" w:type="dxa"/>
-              <w:left w:w="140" w:type="dxa"/>
-              <w:bottom w:w="100" w:type="dxa"/>
-              <w:right w:w="140" w:type="dxa"/>
-            </w:tcMar>
-          </w:tcPr>
-          <w:p>
-            <w:proofErr w:type="spellStart"/>
-            <w:r>
-              <w:rPr>
-                <w:color w:val="1A1A1A"/>
-                <w:sz w:val="20"/>
-                <w:szCs w:val="20"/>
-              </w:rPr>
-              <w:t>Javno</w:t>
-            </w:r>
-            <w:proofErr w:type="spellEnd"/>
-          </w:p>
-        </w:tc>
-        <w:tc>
-          <w:tcPr>
-            <w:tcW w:w="5360" w:type="dxa"/>
-            <w:tcBorders>
-              <w:top w:val="single" w:sz="4" w:space="0" w:color="CCCCCC"/>
-              <w:left w:val="single" w:sz="4" w:space="0" w:color="CCCCCC"/>
-              <w:bottom w:val="single" w:sz="4" w:space="0" w:color="CCCCCC"/>
-              <w:right w:val="single" w:sz="4" w:space="0" w:color="CCCCCC"/>
-            </w:tcBorders>
-            <w:tcMar>
-              <w:top w:w="100" w:type="dxa"/>
-              <w:left w:w="140" w:type="dxa"/>
-              <w:bottom w:w="100" w:type="dxa"/>
-              <w:right w:w="140" w:type="dxa"/>
-            </w:tcMar>
-          </w:tcPr>
-          <w:p>
-            <w:proofErr w:type="spellStart"/>
-            <w:r>
-              <w:rPr>
-                <w:color w:val="1A1A1A"/>
-                <w:sz w:val="20"/>
-                <w:szCs w:val="20"/>
-              </w:rPr>
-              <w:t>Prikaz</w:t>
-            </w:r>
-            <w:proofErr w:type="spellEnd"/>
-            <w:r>
-              <w:rPr>
-                <w:color w:val="1A1A1A"/>
-                <w:sz w:val="20"/>
-                <w:szCs w:val="20"/>
-              </w:rPr>
-              <w:t xml:space="preserve"> </w:t>
-            </w:r>
-            <w:proofErr w:type="spellStart"/>
-            <w:r>
-              <w:rPr>
-                <w:color w:val="1A1A1A"/>
-                <w:sz w:val="20"/>
-                <w:szCs w:val="20"/>
-              </w:rPr>
-              <w:t>sadržaja</w:t>
-            </w:r>
-            <w:proofErr w:type="spellEnd"/>
-            <w:r>
-              <w:rPr>
-                <w:color w:val="1A1A1A"/>
-                <w:sz w:val="20"/>
-                <w:szCs w:val="20"/>
-              </w:rPr>
-              <w:t xml:space="preserve"> CMS </w:t>
-            </w:r>
-            <w:proofErr w:type="spellStart"/>
-            <w:r>
-              <w:rPr>
-                <w:color w:val="1A1A1A"/>
-                <w:sz w:val="20"/>
-                <w:szCs w:val="20"/>
-              </w:rPr>
-              <w:t>stranice</w:t>
-            </w:r>
-            <w:proofErr w:type="spellEnd"/>
-            <w:r>
-              <w:rPr>
-                <w:color w:val="1A1A1A"/>
-                <w:sz w:val="20"/>
-                <w:szCs w:val="20"/>
-              </w:rPr>
-              <w:t xml:space="preserve">, </w:t>
-            </w:r>
-            <w:proofErr w:type="spellStart"/>
-            <w:r>
-              <w:rPr>
-                <w:color w:val="1A1A1A"/>
-                <w:sz w:val="20"/>
-                <w:szCs w:val="20"/>
-              </w:rPr>
-              <w:t>renderuje</w:t>
-            </w:r>
-            <w:proofErr w:type="spellEnd"/>
-            <w:r>
-              <w:rPr>
-                <w:color w:val="1A1A1A"/>
-                <w:sz w:val="20"/>
-                <w:szCs w:val="20"/>
-              </w:rPr>
-              <w:t xml:space="preserve"> HTML</w:t>
-            </w:r>
-          </w:p>
-        </w:tc>
-      </w:tr>
-      <w:tr>
-        <w:tc>
-          <w:tcPr>
-            <w:tcW w:w="2400" w:type="dxa"/>
-            <w:tcBorders>
-              <w:top w:val="single" w:sz="4" w:space="0" w:color="CCCCCC"/>
-              <w:left w:val="single" w:sz="4" w:space="0" w:color="CCCCCC"/>
-              <w:bottom w:val="single" w:sz="4" w:space="0" w:color="CCCCCC"/>
-              <w:right w:val="single" w:sz="4" w:space="0" w:color="CCCCCC"/>
-            </w:tcBorders>
-            <w:shd w:val="clear" w:color="auto" w:fill="F8FAFC"/>
-            <w:tcMar>
-              <w:top w:w="100" w:type="dxa"/>
-              <w:left w:w="140" w:type="dxa"/>
-              <w:bottom w:w="100" w:type="dxa"/>
-              <w:right w:w="140" w:type="dxa"/>
-            </w:tcMar>
-          </w:tcPr>
-          <w:p>
-            <w:r>
-              <w:rPr>
-                <w:rFonts w:ascii="Consolas" w:eastAsia="Consolas" w:hAnsi="Consolas" w:cs="Consolas"/>
-                <w:sz w:val="19"/>
-                <w:szCs w:val="19"/>
-                <w:shd w:val="clear" w:color="auto" w:fill="F1F5F9"/>
-              </w:rPr>
-              <w:t>/</w:t>
-            </w:r>
-            <w:proofErr w:type="gramStart"/>
-            <w:r>
-              <w:rPr>
-                <w:rFonts w:ascii="Consolas" w:eastAsia="Consolas" w:hAnsi="Consolas" w:cs="Consolas"/>
-                <w:sz w:val="19"/>
-                <w:szCs w:val="19"/>
-                <w:shd w:val="clear" w:color="auto" w:fill="F1F5F9"/>
-              </w:rPr>
-              <w:t>sessions</w:t>
-            </w:r>
-            <w:proofErr w:type="gramEnd"/>
-          </w:p>
-        </w:tc>
-        <w:tc>
-          <w:tcPr>
-            <w:tcW w:w="1600" w:type="dxa"/>
-            <w:tcBorders>
-              <w:top w:val="single" w:sz="4" w:space="0" w:color="CCCCCC"/>
-              <w:left w:val="single" w:sz="4" w:space="0" w:color="CCCCCC"/>
-              <w:bottom w:val="single" w:sz="4" w:space="0" w:color="CCCCCC"/>
-              <w:right w:val="single" w:sz="4" w:space="0" w:color="CCCCCC"/>
-            </w:tcBorders>
-            <w:shd w:val="clear" w:color="auto" w:fill="F8FAFC"/>
-            <w:tcMar>
-              <w:top w:w="100" w:type="dxa"/>
-              <w:left w:w="140" w:type="dxa"/>
-              <w:bottom w:w="100" w:type="dxa"/>
-              <w:right w:w="140" w:type="dxa"/>
-            </w:tcMar>
-          </w:tcPr>
-          <w:p>
-            <w:proofErr w:type="spellStart"/>
-            <w:r>
-              <w:rPr>
-                <w:color w:val="1A1A1A"/>
-                <w:sz w:val="20"/>
-                <w:szCs w:val="20"/>
-              </w:rPr>
-              <w:t>Korisnik</w:t>
-            </w:r>
-            <w:proofErr w:type="spellEnd"/>
-          </w:p>
-        </w:tc>
-        <w:tc>
-          <w:tcPr>
-            <w:tcW w:w="5360" w:type="dxa"/>
-            <w:tcBorders>
-              <w:top w:val="single" w:sz="4" w:space="0" w:color="CCCCCC"/>
-              <w:left w:val="single" w:sz="4" w:space="0" w:color="CCCCCC"/>
-              <w:bottom w:val="single" w:sz="4" w:space="0" w:color="CCCCCC"/>
-              <w:right w:val="single" w:sz="4" w:space="0" w:color="CCCCCC"/>
-            </w:tcBorders>
-            <w:shd w:val="clear" w:color="auto" w:fill="F8FAFC"/>
-            <w:tcMar>
-              <w:top w:w="100" w:type="dxa"/>
-              <w:left w:w="140" w:type="dxa"/>
-              <w:bottom w:w="100" w:type="dxa"/>
-              <w:right w:w="140" w:type="dxa"/>
-            </w:tcMar>
-          </w:tcPr>
-          <w:p>
-            <w:r>
-              <w:rPr>
-                <w:color w:val="1A1A1A"/>
-                <w:sz w:val="20"/>
-                <w:szCs w:val="20"/>
-              </w:rPr>
-              <w:t xml:space="preserve">Lista </w:t>
-            </w:r>
-            <w:proofErr w:type="spellStart"/>
-            <w:r>
-              <w:rPr>
-                <w:color w:val="1A1A1A"/>
-                <w:sz w:val="20"/>
-                <w:szCs w:val="20"/>
-              </w:rPr>
-              <w:t>slobodnih</w:t>
-            </w:r>
-            <w:proofErr w:type="spellEnd"/>
-            <w:r>
-              <w:rPr>
-                <w:color w:val="1A1A1A"/>
-                <w:sz w:val="20"/>
-                <w:szCs w:val="20"/>
-              </w:rPr>
-              <w:t xml:space="preserve"> termina </w:t>
-            </w:r>
-            <w:proofErr w:type="spellStart"/>
-            <w:r>
-              <w:rPr>
-                <w:color w:val="1A1A1A"/>
-                <w:sz w:val="20"/>
-                <w:szCs w:val="20"/>
-              </w:rPr>
-              <w:t>sa</w:t>
-            </w:r>
-            <w:proofErr w:type="spellEnd"/>
-            <w:r>
-              <w:rPr>
-                <w:color w:val="1A1A1A"/>
-                <w:sz w:val="20"/>
-                <w:szCs w:val="20"/>
-              </w:rPr>
-              <w:t xml:space="preserve"> </w:t>
-            </w:r>
-            <w:proofErr w:type="spellStart"/>
-            <w:r>
-              <w:rPr>
-                <w:color w:val="1A1A1A"/>
-                <w:sz w:val="20"/>
-                <w:szCs w:val="20"/>
-              </w:rPr>
-              <w:t>filterom</w:t>
-            </w:r>
-            <w:proofErr w:type="spellEnd"/>
-            <w:r>
-              <w:rPr>
-                <w:color w:val="1A1A1A"/>
-                <w:sz w:val="20"/>
-                <w:szCs w:val="20"/>
-              </w:rPr>
-              <w:t xml:space="preserve"> po </w:t>
-            </w:r>
-            <w:proofErr w:type="spellStart"/>
-            <w:r>
-              <w:rPr>
-                <w:color w:val="1A1A1A"/>
-                <w:sz w:val="20"/>
-                <w:szCs w:val="20"/>
-              </w:rPr>
-              <w:t>datumu</w:t>
-            </w:r>
-            <w:proofErr w:type="spellEnd"/>
-            <w:r>
-              <w:rPr>
-                <w:color w:val="1A1A1A"/>
-                <w:sz w:val="20"/>
-                <w:szCs w:val="20"/>
-              </w:rPr>
-              <w:t xml:space="preserve"> </w:t>
-            </w:r>
-            <w:proofErr w:type="spellStart"/>
-            <w:r>
-              <w:rPr>
-                <w:color w:val="1A1A1A"/>
-                <w:sz w:val="20"/>
-                <w:szCs w:val="20"/>
-              </w:rPr>
-              <w:t>i</w:t>
-            </w:r>
-            <w:proofErr w:type="spellEnd"/>
-            <w:r>
-              <w:rPr>
-                <w:color w:val="1A1A1A"/>
-                <w:sz w:val="20"/>
-                <w:szCs w:val="20"/>
-              </w:rPr>
-              <w:t xml:space="preserve"> progress </w:t>
-            </w:r>
-            <w:proofErr w:type="spellStart"/>
-            <w:r>
-              <w:rPr>
-                <w:color w:val="1A1A1A"/>
-                <w:sz w:val="20"/>
-                <w:szCs w:val="20"/>
-              </w:rPr>
-              <w:t>barom</w:t>
-            </w:r>
-            <w:proofErr w:type="spellEnd"/>
-            <w:r>
-              <w:rPr>
-                <w:color w:val="1A1A1A"/>
-                <w:sz w:val="20"/>
-                <w:szCs w:val="20"/>
-              </w:rPr>
-              <w:t xml:space="preserve"> </w:t>
-            </w:r>
-            <w:proofErr w:type="spellStart"/>
-            <w:r>
-              <w:rPr>
-                <w:color w:val="1A1A1A"/>
-                <w:sz w:val="20"/>
-                <w:szCs w:val="20"/>
-              </w:rPr>
-              <w:t>kapaciteta</w:t>
-            </w:r>
-            <w:proofErr w:type="spellEnd"/>
-          </w:p>
-        </w:tc>
-      </w:tr>
-      <w:tr>
-        <w:tc>
-          <w:tcPr>
-            <w:tcW w:w="2400" w:type="dxa"/>
-            <w:tcBorders>
-              <w:top w:val="single" w:sz="4" w:space="0" w:color="CCCCCC"/>
-              <w:left w:val="single" w:sz="4" w:space="0" w:color="CCCCCC"/>
-              <w:bottom w:val="single" w:sz="4" w:space="0" w:color="CCCCCC"/>
-              <w:right w:val="single" w:sz="4" w:space="0" w:color="CCCCCC"/>
-            </w:tcBorders>
-            <w:tcMar>
-              <w:top w:w="100" w:type="dxa"/>
-              <w:left w:w="140" w:type="dxa"/>
-              <w:bottom w:w="100" w:type="dxa"/>
-              <w:right w:w="140" w:type="dxa"/>
-            </w:tcMar>
-          </w:tcPr>
-          <w:p>
-            <w:r>
-              <w:rPr>
-                <w:rFonts w:ascii="Consolas" w:eastAsia="Consolas" w:hAnsi="Consolas" w:cs="Consolas"/>
-                <w:sz w:val="19"/>
-                <w:szCs w:val="19"/>
-                <w:shd w:val="clear" w:color="auto" w:fill="F1F5F9"/>
-              </w:rPr>
-              <w:t>/</w:t>
-            </w:r>
-            <w:proofErr w:type="gramStart"/>
-            <w:r>
-              <w:rPr>
-                <w:rFonts w:ascii="Consolas" w:eastAsia="Consolas" w:hAnsi="Consolas" w:cs="Consolas"/>
-                <w:sz w:val="19"/>
-                <w:szCs w:val="19"/>
-                <w:shd w:val="clear" w:color="auto" w:fill="F1F5F9"/>
-              </w:rPr>
-              <w:t>my</w:t>
-            </w:r>
-            <w:proofErr w:type="gramEnd"/>
-            <w:r>
-              <w:rPr>
-                <w:rFonts w:ascii="Consolas" w:eastAsia="Consolas" w:hAnsi="Consolas" w:cs="Consolas"/>
-                <w:sz w:val="19"/>
-                <w:szCs w:val="19"/>
-                <w:shd w:val="clear" w:color="auto" w:fill="F1F5F9"/>
-              </w:rPr>
-              <w:t>-reservations</w:t>
-            </w:r>
-          </w:p>
-        </w:tc>
-        <w:tc>
-          <w:tcPr>
-            <w:tcW w:w="1600" w:type="dxa"/>
-            <w:tcBorders>
-              <w:top w:val="single" w:sz="4" w:space="0" w:color="CCCCCC"/>
-              <w:left w:val="single" w:sz="4" w:space="0" w:color="CCCCCC"/>
-              <w:bottom w:val="single" w:sz="4" w:space="0" w:color="CCCCCC"/>
-              <w:right w:val="single" w:sz="4" w:space="0" w:color="CCCCCC"/>
-            </w:tcBorders>
-            <w:tcMar>
-              <w:top w:w="100" w:type="dxa"/>
-              <w:left w:w="140" w:type="dxa"/>
-              <w:bottom w:w="100" w:type="dxa"/>
-              <w:right w:w="140" w:type="dxa"/>
-            </w:tcMar>
-          </w:tcPr>
-          <w:p>
-            <w:proofErr w:type="spellStart"/>
-            <w:r>
-              <w:rPr>
-                <w:color w:val="1A1A1A"/>
-                <w:sz w:val="20"/>
-                <w:szCs w:val="20"/>
-              </w:rPr>
-              <w:t>Korisnik</w:t>
-            </w:r>
-            <w:proofErr w:type="spellEnd"/>
-          </w:p>
-        </w:tc>
-        <w:tc>
-          <w:tcPr>
-            <w:tcW w:w="5360" w:type="dxa"/>
-            <w:tcBorders>
-              <w:top w:val="single" w:sz="4" w:space="0" w:color="CCCCCC"/>
-              <w:left w:val="single" w:sz="4" w:space="0" w:color="CCCCCC"/>
-              <w:bottom w:val="single" w:sz="4" w:space="0" w:color="CCCCCC"/>
-              <w:right w:val="single" w:sz="4" w:space="0" w:color="CCCCCC"/>
-            </w:tcBorders>
-            <w:tcMar>
-              <w:top w:w="100" w:type="dxa"/>
-              <w:left w:w="140" w:type="dxa"/>
-              <w:bottom w:w="100" w:type="dxa"/>
-              <w:right w:w="140" w:type="dxa"/>
-            </w:tcMar>
-          </w:tcPr>
-          <w:p>
-            <w:proofErr w:type="spellStart"/>
-            <w:r>
-              <w:rPr>
-                <w:color w:val="1A1A1A"/>
-                <w:sz w:val="20"/>
-                <w:szCs w:val="20"/>
-              </w:rPr>
-              <w:t>Pregled</w:t>
-            </w:r>
-            <w:proofErr w:type="spellEnd"/>
-            <w:r>
-              <w:rPr>
-                <w:color w:val="1A1A1A"/>
-                <w:sz w:val="20"/>
-                <w:szCs w:val="20"/>
-              </w:rPr>
-              <w:t xml:space="preserve"> </w:t>
-            </w:r>
-            <w:proofErr w:type="spellStart"/>
-            <w:r>
-              <w:rPr>
-                <w:color w:val="1A1A1A"/>
-                <w:sz w:val="20"/>
-                <w:szCs w:val="20"/>
-              </w:rPr>
-              <w:t>svih</w:t>
-            </w:r>
-            <w:proofErr w:type="spellEnd"/>
-            <w:r>
-              <w:rPr>
-                <w:color w:val="1A1A1A"/>
-                <w:sz w:val="20"/>
-                <w:szCs w:val="20"/>
-              </w:rPr>
-              <w:t xml:space="preserve"> </w:t>
-            </w:r>
-            <w:proofErr w:type="spellStart"/>
-            <w:r>
-              <w:rPr>
-                <w:color w:val="1A1A1A"/>
-                <w:sz w:val="20"/>
-                <w:szCs w:val="20"/>
-              </w:rPr>
-              <w:t>rezervacija</w:t>
-            </w:r>
-            <w:proofErr w:type="spellEnd"/>
-            <w:r>
-              <w:rPr>
-                <w:color w:val="1A1A1A"/>
-                <w:sz w:val="20"/>
-                <w:szCs w:val="20"/>
-              </w:rPr>
-              <w:t xml:space="preserve"> (</w:t>
-            </w:r>
-            <w:proofErr w:type="spellStart"/>
-            <w:r>
-              <w:rPr>
-                <w:color w:val="1A1A1A"/>
-                <w:sz w:val="20"/>
-                <w:szCs w:val="20"/>
-              </w:rPr>
-              <w:t>aktivne</w:t>
-            </w:r>
-            <w:proofErr w:type="spellEnd"/>
-            <w:r>
-              <w:rPr>
-                <w:color w:val="1A1A1A"/>
-                <w:sz w:val="20"/>
-                <w:szCs w:val="20"/>
-              </w:rPr>
-              <w:t xml:space="preserve"> / </w:t>
-            </w:r>
-            <w:proofErr w:type="spellStart"/>
-            <w:r>
-              <w:rPr>
-                <w:color w:val="1A1A1A"/>
-                <w:sz w:val="20"/>
-                <w:szCs w:val="20"/>
-              </w:rPr>
-              <w:t>otkazane</w:t>
-            </w:r>
-            <w:proofErr w:type="spellEnd"/>
-            <w:r>
-              <w:rPr>
-                <w:color w:val="1A1A1A"/>
-                <w:sz w:val="20"/>
-                <w:szCs w:val="20"/>
-              </w:rPr>
-              <w:t xml:space="preserve">), </w:t>
-            </w:r>
-            <w:proofErr w:type="spellStart"/>
-            <w:r>
-              <w:rPr>
-                <w:color w:val="1A1A1A"/>
-                <w:sz w:val="20"/>
-                <w:szCs w:val="20"/>
-              </w:rPr>
-              <w:t>otkazivanje</w:t>
-            </w:r>
-            <w:proofErr w:type="spellEnd"/>
-          </w:p>
-        </w:tc>
-      </w:tr>
-      <w:tr>
-        <w:tc>
-          <w:tcPr>
-            <w:tcW w:w="2400" w:type="dxa"/>
-            <w:tcBorders>
-              <w:top w:val="single" w:sz="4" w:space="0" w:color="CCCCCC"/>
-              <w:left w:val="single" w:sz="4" w:space="0" w:color="CCCCCC"/>
-              <w:bottom w:val="single" w:sz="4" w:space="0" w:color="CCCCCC"/>
-              <w:right w:val="single" w:sz="4" w:space="0" w:color="CCCCCC"/>
-            </w:tcBorders>
-            <w:shd w:val="clear" w:color="auto" w:fill="F8FAFC"/>
-            <w:tcMar>
-              <w:top w:w="100" w:type="dxa"/>
-              <w:left w:w="140" w:type="dxa"/>
-              <w:bottom w:w="100" w:type="dxa"/>
-              <w:right w:w="140" w:type="dxa"/>
-            </w:tcMar>
-          </w:tcPr>
-          <w:p>
-            <w:r>
-              <w:rPr>
-                <w:rFonts w:ascii="Consolas" w:eastAsia="Consolas" w:hAnsi="Consolas" w:cs="Consolas"/>
-                <w:sz w:val="19"/>
-                <w:szCs w:val="19"/>
-                <w:shd w:val="clear" w:color="auto" w:fill="F1F5F9"/>
-              </w:rPr>
-              <w:t>/</w:t>
-            </w:r>
-            <w:proofErr w:type="gramStart"/>
-            <w:r>
-              <w:rPr>
-                <w:rFonts w:ascii="Consolas" w:eastAsia="Consolas" w:hAnsi="Consolas" w:cs="Consolas"/>
-                <w:sz w:val="19"/>
-                <w:szCs w:val="19"/>
-                <w:shd w:val="clear" w:color="auto" w:fill="F1F5F9"/>
-              </w:rPr>
-              <w:t>profile</w:t>
-            </w:r>
-            <w:proofErr w:type="gramEnd"/>
+              <w:t>/profile</w:t>
+            </w:r>
           </w:p>
         </w:tc>
         <w:tc>
@@ -27662,9 +26871,69 @@
                 <w:szCs w:val="19"/>
                 <w:shd w:val="clear" w:color="auto" w:fill="F1F5F9"/>
               </w:rPr>
-              <w:t>/^\</w:t>
-            </w:r>
-            <w:proofErr w:type="gramStart"/>
+              <w:t>/^\+?[0-9]+$/</w:t>
+            </w:r>
+            <w:r>
+              <w:t xml:space="preserve">, min 6, max 20 </w:t>
+            </w:r>
+            <w:proofErr w:type="spellStart"/>
+            <w:r>
+              <w:t>znakova</w:t>
+            </w:r>
+            <w:proofErr w:type="spellEnd"/>
+          </w:p>
+        </w:tc>
+      </w:tr>
+      <w:tr>
+        <w:tc>
+          <w:tcPr>
+            <w:tcW w:w="2800" w:type="dxa"/>
+            <w:tcBorders>
+              <w:top w:val="single" w:sz="4" w:space="0" w:color="CCCCCC"/>
+              <w:left w:val="single" w:sz="4" w:space="0" w:color="CCCCCC"/>
+              <w:bottom w:val="single" w:sz="4" w:space="0" w:color="CCCCCC"/>
+              <w:right w:val="single" w:sz="4" w:space="0" w:color="CCCCCC"/>
+            </w:tcBorders>
+            <w:shd w:val="clear" w:color="auto" w:fill="F8FAFC"/>
+            <w:tcMar>
+              <w:top w:w="100" w:type="dxa"/>
+              <w:left w:w="140" w:type="dxa"/>
+              <w:bottom w:w="100" w:type="dxa"/>
+              <w:right w:w="140" w:type="dxa"/>
+            </w:tcMar>
+          </w:tcPr>
+          <w:p>
+            <w:r>
+              <w:rPr>
+                <w:color w:val="1A1A1A"/>
+                <w:sz w:val="20"/>
+                <w:szCs w:val="20"/>
+              </w:rPr>
+              <w:t>Datum termina</w:t>
+            </w:r>
+          </w:p>
+        </w:tc>
+        <w:tc>
+          <w:tcPr>
+            <w:tcW w:w="6560" w:type="dxa"/>
+            <w:tcBorders>
+              <w:top w:val="single" w:sz="4" w:space="0" w:color="CCCCCC"/>
+              <w:left w:val="single" w:sz="4" w:space="0" w:color="CCCCCC"/>
+              <w:bottom w:val="single" w:sz="4" w:space="0" w:color="CCCCCC"/>
+              <w:right w:val="single" w:sz="4" w:space="0" w:color="CCCCCC"/>
+            </w:tcBorders>
+            <w:shd w:val="clear" w:color="auto" w:fill="F8FAFC"/>
+            <w:tcMar>
+              <w:top w:w="100" w:type="dxa"/>
+              <w:left w:w="140" w:type="dxa"/>
+              <w:bottom w:w="100" w:type="dxa"/>
+              <w:right w:w="140" w:type="dxa"/>
+            </w:tcMar>
+          </w:tcPr>
+          <w:p>
+            <w:r>
+              <w:t xml:space="preserve">Format </w:t>
+            </w:r>
             <w:r>
               <w:rPr>
                 <w:rFonts w:ascii="Consolas" w:eastAsia="Consolas" w:hAnsi="Consolas" w:cs="Consolas"/>
@@ -27672,9 +26941,102 @@
                 <w:szCs w:val="19"/>
                 <w:shd w:val="clear" w:color="auto" w:fill="F1F5F9"/>
               </w:rPr>
-              <w:t>+?[</w:t>
-            </w:r>
-            <w:proofErr w:type="gramEnd"/>
+              <w:t>YYYY-MM-DD</w:t>
+            </w:r>
+            <w:r>
+              <w:t xml:space="preserve">, ne </w:t>
+            </w:r>
+            <w:proofErr w:type="spellStart"/>
+            <w:r>
+              <w:t>sme</w:t>
+            </w:r>
+            <w:proofErr w:type="spellEnd"/>
+            <w:r>
+              <w:t xml:space="preserve"> </w:t>
+            </w:r>
+            <w:proofErr w:type="spellStart"/>
+            <w:r>
+              <w:t>biti</w:t>
+            </w:r>
+            <w:proofErr w:type="spellEnd"/>
+            <w:r>
+              <w:t xml:space="preserve"> u </w:t>
+            </w:r>
+            <w:proofErr w:type="spellStart"/>
+            <w:r>
+              <w:t>prošlosti</w:t>
+            </w:r>
+            <w:proofErr w:type="spellEnd"/>
+            <w:r>
+              <w:t xml:space="preserve"> (</w:t>
+            </w:r>
+            <w:proofErr w:type="spellStart"/>
+            <w:r>
+              <w:t>provera</w:t>
+            </w:r>
+            <w:proofErr w:type="spellEnd"/>
+            <w:r>
+              <w:t xml:space="preserve"> u </w:t>
+            </w:r>
+            <w:proofErr w:type="spellStart"/>
+            <w:r>
+              <w:t>servisu</w:t>
+            </w:r>
+            <w:proofErr w:type="spellEnd"/>
+            <w:r>
+              <w:t>)</w:t>
+            </w:r>
+          </w:p>
+        </w:tc>
+      </w:tr>
+      <w:tr>
+        <w:tc>
+          <w:tcPr>
+            <w:tcW w:w="2800" w:type="dxa"/>
+            <w:tcBorders>
+              <w:top w:val="single" w:sz="4" w:space="0" w:color="CCCCCC"/>
+              <w:left w:val="single" w:sz="4" w:space="0" w:color="CCCCCC"/>
+              <w:bottom w:val="single" w:sz="4" w:space="0" w:color="CCCCCC"/>
+              <w:right w:val="single" w:sz="4" w:space="0" w:color="CCCCCC"/>
+            </w:tcBorders>
+            <w:tcMar>
+              <w:top w:w="100" w:type="dxa"/>
+              <w:left w:w="140" w:type="dxa"/>
+              <w:bottom w:w="100" w:type="dxa"/>
+              <w:right w:w="140" w:type="dxa"/>
+            </w:tcMar>
+          </w:tcPr>
+          <w:p>
+            <w:r>
+              <w:rPr>
+                <w:color w:val="1A1A1A"/>
+                <w:sz w:val="20"/>
+                <w:szCs w:val="20"/>
+              </w:rPr>
+              <w:t>Vreme termina</w:t>
+            </w:r>
+          </w:p>
+        </w:tc>
+        <w:tc>
+          <w:tcPr>
+            <w:tcW w:w="6560" w:type="dxa"/>
+            <w:tcBorders>
+              <w:top w:val="single" w:sz="4" w:space="0" w:color="CCCCCC"/>
+              <w:left w:val="single" w:sz="4" w:space="0" w:color="CCCCCC"/>
+              <w:bottom w:val="single" w:sz="4" w:space="0" w:color="CCCCCC"/>
+              <w:right w:val="single" w:sz="4" w:space="0" w:color="CCCCCC"/>
+            </w:tcBorders>
+            <w:tcMar>
+              <w:top w:w="100" w:type="dxa"/>
+              <w:left w:w="140" w:type="dxa"/>
+              <w:bottom w:w="100" w:type="dxa"/>
+              <w:right w:w="140" w:type="dxa"/>
+            </w:tcMar>
+          </w:tcPr>
+          <w:p>
+            <w:r>
+              <w:t xml:space="preserve">Format </w:t>
+            </w:r>
             <w:r>
               <w:rPr>
                 <w:rFonts w:ascii="Consolas" w:eastAsia="Consolas" w:hAnsi="Consolas" w:cs="Consolas"/>
@@ -27682,9 +27044,12 @@
                 <w:szCs w:val="19"/>
                 <w:shd w:val="clear" w:color="auto" w:fill="F1F5F9"/>
               </w:rPr>
-              <w:t>0-</w:t>
-            </w:r>
-            <w:proofErr w:type="gramStart"/>
+              <w:t>HH:MM</w:t>
+            </w:r>
+            <w:r>
+              <w:t xml:space="preserve">, </w:t>
+            </w:r>
+            <w:proofErr w:type="spellStart"/>
             <w:r>
               <w:rPr>
                 <w:rFonts w:ascii="Consolas" w:eastAsia="Consolas" w:hAnsi="Consolas" w:cs="Consolas"/>
@@ -27692,9 +27057,9 @@
                 <w:szCs w:val="19"/>
                 <w:shd w:val="clear" w:color="auto" w:fill="F1F5F9"/>
               </w:rPr>
-              <w:t>9]+</w:t>
-            </w:r>
-            <w:proofErr w:type="gramEnd"/>
+              <w:t>end_time</w:t>
+            </w:r>
+            <w:proofErr w:type="spellEnd"/>
             <w:r>
               <w:rPr>
                 <w:rFonts w:ascii="Consolas" w:eastAsia="Consolas" w:hAnsi="Consolas" w:cs="Consolas"/>
@@ -27702,16 +27067,30 @@
                 <w:szCs w:val="19"/>
                 <w:shd w:val="clear" w:color="auto" w:fill="F1F5F9"/>
               </w:rPr>
-              <w:t>$/</w:t>
-            </w:r>
-            <w:r>
-              <w:t xml:space="preserve">, min 6, max 20 </w:t>
-            </w:r>
-            <w:proofErr w:type="spellStart"/>
-            <w:r>
-              <w:t>znakova</w:t>
-            </w:r>
-            <w:proofErr w:type="spellEnd"/>
+              <w:t xml:space="preserve"> &gt; </w:t>
+            </w:r>
+            <w:proofErr w:type="spellStart"/>
+            <w:r>
+              <w:rPr>
+                <w:rFonts w:ascii="Consolas" w:eastAsia="Consolas" w:hAnsi="Consolas" w:cs="Consolas"/>
+                <w:sz w:val="19"/>
+                <w:szCs w:val="19"/>
+                <w:shd w:val="clear" w:color="auto" w:fill="F1F5F9"/>
+              </w:rPr>
+              <w:t>start_time</w:t>
+            </w:r>
+            <w:proofErr w:type="spellEnd"/>
+            <w:r>
+              <w:t xml:space="preserve"> (frontend Zod refinement + DB </w:t>
+            </w:r>
+            <w:proofErr w:type="spellStart"/>
+            <w:r>
+              <w:t>okidač</w:t>
+            </w:r>
+            <w:proofErr w:type="spellEnd"/>
+            <w:r>
+              <w:t>)</w:t>
+            </w:r>
           </w:p>
         </w:tc>
       </w:tr>
@@ -27734,14 +27113,16 @@
             </w:tcMar>
           </w:tcPr>
           <w:p>
-            <w:r>
-              <w:rPr>
-                <w:color w:val="1A1A1A"/>
-                <w:sz w:val="20"/>
-                <w:szCs w:val="20"/>
-              </w:rPr>
-              <w:t>Datum termina</w:t>
-            </w:r>
+            <w:proofErr w:type="spellStart"/>
+            <w:r>
+              <w:rPr>
+                <w:color w:val="1A1A1A"/>
+                <w:sz w:val="20"/>
+                <w:szCs w:val="20"/>
+              </w:rPr>
+              <w:t>Kapacitet</w:t>
+            </w:r>
+            <w:proofErr w:type="spellEnd"/>
           </w:p>
         </w:tc>
         <w:tc>
@@ -27762,8 +27143,102 @@
             </w:tcMar>
           </w:tcPr>
           <w:p>
-            <w:r>
-              <w:t xml:space="preserve">Format </w:t>
+            <w:proofErr w:type="spellStart"/>
+            <w:r>
+              <w:rPr>
+                <w:color w:val="1A1A1A"/>
+                <w:sz w:val="20"/>
+                <w:szCs w:val="20"/>
+              </w:rPr>
+              <w:t>Pozitivan</w:t>
+            </w:r>
+            <w:proofErr w:type="spellEnd"/>
+            <w:r>
+              <w:rPr>
+                <w:color w:val="1A1A1A"/>
+                <w:sz w:val="20"/>
+                <w:szCs w:val="20"/>
+              </w:rPr>
+              <w:t xml:space="preserve"> </w:t>
+            </w:r>
+            <w:proofErr w:type="spellStart"/>
+            <w:r>
+              <w:rPr>
+                <w:color w:val="1A1A1A"/>
+                <w:sz w:val="20"/>
+                <w:szCs w:val="20"/>
+              </w:rPr>
+              <w:t>ceo</w:t>
+            </w:r>
+            <w:proofErr w:type="spellEnd"/>
+            <w:r>
+              <w:rPr>
+                <w:color w:val="1A1A1A"/>
+                <w:sz w:val="20"/>
+                <w:szCs w:val="20"/>
+              </w:rPr>
+              <w:t xml:space="preserve"> </w:t>
+            </w:r>
+            <w:proofErr w:type="spellStart"/>
+            <w:r>
+              <w:rPr>
+                <w:color w:val="1A1A1A"/>
+                <w:sz w:val="20"/>
+                <w:szCs w:val="20"/>
+              </w:rPr>
+              <w:t>broj</w:t>
+            </w:r>
+            <w:proofErr w:type="spellEnd"/>
+          </w:p>
+        </w:tc>
+      </w:tr>
+      <w:tr>
+        <w:tc>
+          <w:tcPr>
+            <w:tcW w:w="2800" w:type="dxa"/>
+            <w:tcBorders>
+              <w:top w:val="single" w:sz="4" w:space="0" w:color="CCCCCC"/>
+              <w:left w:val="single" w:sz="4" w:space="0" w:color="CCCCCC"/>
+              <w:bottom w:val="single" w:sz="4" w:space="0" w:color="CCCCCC"/>
+              <w:right w:val="single" w:sz="4" w:space="0" w:color="CCCCCC"/>
+            </w:tcBorders>
+            <w:tcMar>
+              <w:top w:w="100" w:type="dxa"/>
+              <w:left w:w="140" w:type="dxa"/>
+              <w:bottom w:w="100" w:type="dxa"/>
+              <w:right w:w="140" w:type="dxa"/>
+            </w:tcMar>
+          </w:tcPr>
+          <w:p>
+            <w:r>
+              <w:rPr>
+                <w:color w:val="1A1A1A"/>
+                <w:sz w:val="20"/>
+                <w:szCs w:val="20"/>
+              </w:rPr>
+              <w:t>Page slug</w:t>
+            </w:r>
+          </w:p>
+        </w:tc>
+        <w:tc>
+          <w:tcPr>
+            <w:tcW w:w="6560" w:type="dxa"/>
+            <w:tcBorders>
+              <w:top w:val="single" w:sz="4" w:space="0" w:color="CCCCCC"/>
+              <w:left w:val="single" w:sz="4" w:space="0" w:color="CCCCCC"/>
+              <w:bottom w:val="single" w:sz="4" w:space="0" w:color="CCCCCC"/>
+              <w:right w:val="single" w:sz="4" w:space="0" w:color="CCCCCC"/>
+            </w:tcBorders>
+            <w:tcMar>
+              <w:top w:w="100" w:type="dxa"/>
+              <w:left w:w="140" w:type="dxa"/>
+              <w:bottom w:w="100" w:type="dxa"/>
+              <w:right w:w="140" w:type="dxa"/>
+            </w:tcMar>
+          </w:tcPr>
+          <w:p>
+            <w:r>
+              <w:t xml:space="preserve">Regex </w:t>
             </w:r>
             <w:r>
               <w:rPr>
@@ -27772,353 +27247,7 @@
                 <w:szCs w:val="19"/>
                 <w:shd w:val="clear" w:color="auto" w:fill="F1F5F9"/>
               </w:rPr>
-              <w:t>YYYY-MM-DD</w:t>
-            </w:r>
-            <w:r>
-              <w:t xml:space="preserve">, ne </w:t>
-            </w:r>
-            <w:proofErr w:type="spellStart"/>
-            <w:r>
-              <w:t>sme</w:t>
-            </w:r>
-            <w:proofErr w:type="spellEnd"/>
-            <w:r>
-              <w:t xml:space="preserve"> </w:t>
-            </w:r>
-            <w:proofErr w:type="spellStart"/>
-            <w:r>
-              <w:t>biti</w:t>
-            </w:r>
-            <w:proofErr w:type="spellEnd"/>
-            <w:r>
-              <w:t xml:space="preserve"> u </w:t>
-            </w:r>
-            <w:proofErr w:type="spellStart"/>
-            <w:r>
-              <w:t>prošlosti</w:t>
-            </w:r>
-            <w:proofErr w:type="spellEnd"/>
-            <w:r>
-              <w:t xml:space="preserve"> (</w:t>
-            </w:r>
-            <w:proofErr w:type="spellStart"/>
-            <w:r>
-              <w:t>provera</w:t>
-            </w:r>
-            <w:proofErr w:type="spellEnd"/>
-            <w:r>
-              <w:t xml:space="preserve"> u </w:t>
-            </w:r>
-            <w:proofErr w:type="spellStart"/>
-            <w:r>
-              <w:t>servisu</w:t>
-            </w:r>
-            <w:proofErr w:type="spellEnd"/>
-            <w:r>
-              <w:t>)</w:t>
-            </w:r>
-          </w:p>
-        </w:tc>
-      </w:tr>
-      <w:tr>
-        <w:tc>
-          <w:tcPr>
-            <w:tcW w:w="2800" w:type="dxa"/>
-            <w:tcBorders>
-              <w:top w:val="single" w:sz="4" w:space="0" w:color="CCCCCC"/>
-              <w:left w:val="single" w:sz="4" w:space="0" w:color="CCCCCC"/>
-              <w:bottom w:val="single" w:sz="4" w:space="0" w:color="CCCCCC"/>
-              <w:right w:val="single" w:sz="4" w:space="0" w:color="CCCCCC"/>
-            </w:tcBorders>
-            <w:tcMar>
-              <w:top w:w="100" w:type="dxa"/>
-              <w:left w:w="140" w:type="dxa"/>
-              <w:bottom w:w="100" w:type="dxa"/>
-              <w:right w:w="140" w:type="dxa"/>
-            </w:tcMar>
-          </w:tcPr>
-          <w:p>
-            <w:r>
-              <w:rPr>
-                <w:color w:val="1A1A1A"/>
-                <w:sz w:val="20"/>
-                <w:szCs w:val="20"/>
-              </w:rPr>
-              <w:t>Vreme termina</w:t>
-            </w:r>
-          </w:p>
-        </w:tc>
-        <w:tc>
-          <w:tcPr>
-            <w:tcW w:w="6560" w:type="dxa"/>
-            <w:tcBorders>
-              <w:top w:val="single" w:sz="4" w:space="0" w:color="CCCCCC"/>
-              <w:left w:val="single" w:sz="4" w:space="0" w:color="CCCCCC"/>
-              <w:bottom w:val="single" w:sz="4" w:space="0" w:color="CCCCCC"/>
-              <w:right w:val="single" w:sz="4" w:space="0" w:color="CCCCCC"/>
-            </w:tcBorders>
-            <w:tcMar>
-              <w:top w:w="100" w:type="dxa"/>
-              <w:left w:w="140" w:type="dxa"/>
-              <w:bottom w:w="100" w:type="dxa"/>
-              <w:right w:w="140" w:type="dxa"/>
-            </w:tcMar>
-          </w:tcPr>
-          <w:p>
-            <w:r>
-              <w:t xml:space="preserve">Format </w:t>
-            </w:r>
-            <w:r>
-              <w:rPr>
-                <w:rFonts w:ascii="Consolas" w:eastAsia="Consolas" w:hAnsi="Consolas" w:cs="Consolas"/>
-                <w:sz w:val="19"/>
-                <w:szCs w:val="19"/>
-                <w:shd w:val="clear" w:color="auto" w:fill="F1F5F9"/>
-              </w:rPr>
-              <w:t>HH:MM</w:t>
-            </w:r>
-            <w:r>
-              <w:t xml:space="preserve">, </w:t>
-            </w:r>
-            <w:proofErr w:type="spellStart"/>
-            <w:r>
-              <w:rPr>
-                <w:rFonts w:ascii="Consolas" w:eastAsia="Consolas" w:hAnsi="Consolas" w:cs="Consolas"/>
-                <w:sz w:val="19"/>
-                <w:szCs w:val="19"/>
-                <w:shd w:val="clear" w:color="auto" w:fill="F1F5F9"/>
-              </w:rPr>
-              <w:t>end_time</w:t>
-            </w:r>
-            <w:proofErr w:type="spellEnd"/>
-            <w:r>
-              <w:rPr>
-                <w:rFonts w:ascii="Consolas" w:eastAsia="Consolas" w:hAnsi="Consolas" w:cs="Consolas"/>
-                <w:sz w:val="19"/>
-                <w:szCs w:val="19"/>
-                <w:shd w:val="clear" w:color="auto" w:fill="F1F5F9"/>
-              </w:rPr>
-              <w:t xml:space="preserve"> &gt; </w:t>
-            </w:r>
-            <w:proofErr w:type="spellStart"/>
-            <w:r>
-              <w:rPr>
-                <w:rFonts w:ascii="Consolas" w:eastAsia="Consolas" w:hAnsi="Consolas" w:cs="Consolas"/>
-                <w:sz w:val="19"/>
-                <w:szCs w:val="19"/>
-                <w:shd w:val="clear" w:color="auto" w:fill="F1F5F9"/>
-              </w:rPr>
-              <w:t>start_time</w:t>
-            </w:r>
-            <w:proofErr w:type="spellEnd"/>
-            <w:r>
-              <w:t xml:space="preserve"> (frontend Zod refinement + DB </w:t>
-            </w:r>
-            <w:proofErr w:type="spellStart"/>
-            <w:r>
-              <w:t>okidač</w:t>
-            </w:r>
-            <w:proofErr w:type="spellEnd"/>
-            <w:r>
-              <w:t>)</w:t>
-            </w:r>
-          </w:p>
-        </w:tc>
-      </w:tr>
-      <w:tr>
-        <w:tc>
-          <w:tcPr>
-            <w:tcW w:w="2800" w:type="dxa"/>
-            <w:tcBorders>
-              <w:top w:val="single" w:sz="4" w:space="0" w:color="CCCCCC"/>
-              <w:left w:val="single" w:sz="4" w:space="0" w:color="CCCCCC"/>
-              <w:bottom w:val="single" w:sz="4" w:space="0" w:color="CCCCCC"/>
-              <w:right w:val="single" w:sz="4" w:space="0" w:color="CCCCCC"/>
-            </w:tcBorders>
-            <w:shd w:val="clear" w:color="auto" w:fill="F8FAFC"/>
-            <w:tcMar>
-              <w:top w:w="100" w:type="dxa"/>
-              <w:left w:w="140" w:type="dxa"/>
-              <w:bottom w:w="100" w:type="dxa"/>
-              <w:right w:w="140" w:type="dxa"/>
-            </w:tcMar>
-          </w:tcPr>
-          <w:p>
-            <w:proofErr w:type="spellStart"/>
-            <w:r>
-              <w:rPr>
-                <w:color w:val="1A1A1A"/>
-                <w:sz w:val="20"/>
-                <w:szCs w:val="20"/>
-              </w:rPr>
-              <w:t>Kapacitet</w:t>
-            </w:r>
-            <w:proofErr w:type="spellEnd"/>
-          </w:p>
-        </w:tc>
-        <w:tc>
-          <w:tcPr>
-            <w:tcW w:w="6560" w:type="dxa"/>
-            <w:tcBorders>
-              <w:top w:val="single" w:sz="4" w:space="0" w:color="CCCCCC"/>
-              <w:left w:val="single" w:sz="4" w:space="0" w:color="CCCCCC"/>
-              <w:bottom w:val="single" w:sz="4" w:space="0" w:color="CCCCCC"/>
-              <w:right w:val="single" w:sz="4" w:space="0" w:color="CCCCCC"/>
-            </w:tcBorders>
-            <w:shd w:val="clear" w:color="auto" w:fill="F8FAFC"/>
-            <w:tcMar>
-              <w:top w:w="100" w:type="dxa"/>
-              <w:left w:w="140" w:type="dxa"/>
-              <w:bottom w:w="100" w:type="dxa"/>
-              <w:right w:w="140" w:type="dxa"/>
-            </w:tcMar>
-          </w:tcPr>
-          <w:p>
-            <w:proofErr w:type="spellStart"/>
-            <w:r>
-              <w:rPr>
-                <w:color w:val="1A1A1A"/>
-                <w:sz w:val="20"/>
-                <w:szCs w:val="20"/>
-              </w:rPr>
-              <w:t>Pozitivan</w:t>
-            </w:r>
-            <w:proofErr w:type="spellEnd"/>
-            <w:r>
-              <w:rPr>
-                <w:color w:val="1A1A1A"/>
-                <w:sz w:val="20"/>
-                <w:szCs w:val="20"/>
-              </w:rPr>
-              <w:t xml:space="preserve"> </w:t>
-            </w:r>
-            <w:proofErr w:type="spellStart"/>
-            <w:r>
-              <w:rPr>
-                <w:color w:val="1A1A1A"/>
-                <w:sz w:val="20"/>
-                <w:szCs w:val="20"/>
-              </w:rPr>
-              <w:t>ceo</w:t>
-            </w:r>
-            <w:proofErr w:type="spellEnd"/>
-            <w:r>
-              <w:rPr>
-                <w:color w:val="1A1A1A"/>
-                <w:sz w:val="20"/>
-                <w:szCs w:val="20"/>
-              </w:rPr>
-              <w:t xml:space="preserve"> </w:t>
-            </w:r>
-            <w:proofErr w:type="spellStart"/>
-            <w:r>
-              <w:rPr>
-                <w:color w:val="1A1A1A"/>
-                <w:sz w:val="20"/>
-                <w:szCs w:val="20"/>
-              </w:rPr>
-              <w:t>broj</w:t>
-            </w:r>
-            <w:proofErr w:type="spellEnd"/>
-          </w:p>
-        </w:tc>
-      </w:tr>
-      <w:tr>
-        <w:tc>
-          <w:tcPr>
-            <w:tcW w:w="2800" w:type="dxa"/>
-            <w:tcBorders>
-              <w:top w:val="single" w:sz="4" w:space="0" w:color="CCCCCC"/>
-              <w:left w:val="single" w:sz="4" w:space="0" w:color="CCCCCC"/>
-              <w:bottom w:val="single" w:sz="4" w:space="0" w:color="CCCCCC"/>
-              <w:right w:val="single" w:sz="4" w:space="0" w:color="CCCCCC"/>
-            </w:tcBorders>
-            <w:tcMar>
-              <w:top w:w="100" w:type="dxa"/>
-              <w:left w:w="140" w:type="dxa"/>
-              <w:bottom w:w="100" w:type="dxa"/>
-              <w:right w:w="140" w:type="dxa"/>
-            </w:tcMar>
-          </w:tcPr>
-          <w:p>
-            <w:r>
-              <w:rPr>
-                <w:color w:val="1A1A1A"/>
-                <w:sz w:val="20"/>
-                <w:szCs w:val="20"/>
-              </w:rPr>
-              <w:t>Page slug</w:t>
-            </w:r>
-          </w:p>
-        </w:tc>
-        <w:tc>
-          <w:tcPr>
-            <w:tcW w:w="6560" w:type="dxa"/>
-            <w:tcBorders>
-              <w:top w:val="single" w:sz="4" w:space="0" w:color="CCCCCC"/>
-              <w:left w:val="single" w:sz="4" w:space="0" w:color="CCCCCC"/>
-              <w:bottom w:val="single" w:sz="4" w:space="0" w:color="CCCCCC"/>
-              <w:right w:val="single" w:sz="4" w:space="0" w:color="CCCCCC"/>
-            </w:tcBorders>
-            <w:tcMar>
-              <w:top w:w="100" w:type="dxa"/>
-              <w:left w:w="140" w:type="dxa"/>
-              <w:bottom w:w="100" w:type="dxa"/>
-              <w:right w:w="140" w:type="dxa"/>
-            </w:tcMar>
-          </w:tcPr>
-          <w:p>
-            <w:r>
-              <w:t xml:space="preserve">Regex </w:t>
-            </w:r>
-            <w:r>
-              <w:rPr>
-                <w:rFonts w:ascii="Consolas" w:eastAsia="Consolas" w:hAnsi="Consolas" w:cs="Consolas"/>
-                <w:sz w:val="19"/>
-                <w:szCs w:val="19"/>
-                <w:shd w:val="clear" w:color="auto" w:fill="F1F5F9"/>
-              </w:rPr>
-              <w:t>/^[a-z0-</w:t>
-            </w:r>
-            <w:proofErr w:type="gramStart"/>
-            <w:r>
-              <w:rPr>
-                <w:rFonts w:ascii="Consolas" w:eastAsia="Consolas" w:hAnsi="Consolas" w:cs="Consolas"/>
-                <w:sz w:val="19"/>
-                <w:szCs w:val="19"/>
-                <w:shd w:val="clear" w:color="auto" w:fill="F1F5F9"/>
-              </w:rPr>
-              <w:t>9]+(?:</w:t>
-            </w:r>
-            <w:proofErr w:type="gramEnd"/>
-            <w:r>
-              <w:rPr>
-                <w:rFonts w:ascii="Consolas" w:eastAsia="Consolas" w:hAnsi="Consolas" w:cs="Consolas"/>
-                <w:sz w:val="19"/>
-                <w:szCs w:val="19"/>
-                <w:shd w:val="clear" w:color="auto" w:fill="F1F5F9"/>
-              </w:rPr>
-              <w:t>-[a-z0-</w:t>
-            </w:r>
-            <w:proofErr w:type="gramStart"/>
-            <w:r>
-              <w:rPr>
-                <w:rFonts w:ascii="Consolas" w:eastAsia="Consolas" w:hAnsi="Consolas" w:cs="Consolas"/>
-                <w:sz w:val="19"/>
-                <w:szCs w:val="19"/>
-                <w:shd w:val="clear" w:color="auto" w:fill="F1F5F9"/>
-              </w:rPr>
-              <w:t>9]+</w:t>
-            </w:r>
-            <w:proofErr w:type="gramEnd"/>
-            <w:r>
-              <w:rPr>
-                <w:rFonts w:ascii="Consolas" w:eastAsia="Consolas" w:hAnsi="Consolas" w:cs="Consolas"/>
-                <w:sz w:val="19"/>
-                <w:szCs w:val="19"/>
-                <w:shd w:val="clear" w:color="auto" w:fill="F1F5F9"/>
-              </w:rPr>
-              <w:t>)*$/</w:t>
+              <w:t>/^[a-z0-9]+(?:-[a-z0-9]+)*$/</w:t>
             </w:r>
             <w:r>
               <w:t xml:space="preserve">, max 80 </w:t>
